--- a/ADG/14장/14장_Broker모니터링과검증명령.docx
+++ b/ADG/14장/14장_Broker모니터링과검증명령.docx
@@ -16,7 +16,35 @@
           <w:rFonts w:ascii="맑은 고딕" w:hAnsi="맑은 고딕" w:eastAsia="맑은 고딕"/>
           <w:sz w:val="21"/>
         </w:rPr>
-        <w:t>13장에서 구성을 Broker에 넘겼다. `SHOW CONFIGURATION`이 `SUCCESS`를 보여 주고 두 지연이 0이면 안심하게 된다.</w:t>
+        <w:t xml:space="preserve">13장에서 구성을 Broker에 넘겼다. </w:t>
+      </w:r>
+      <w:r>
+        <w:rPr>
+          <w:rFonts w:ascii="Consolas" w:hAnsi="Consolas" w:eastAsia="맑은 고딕"/>
+          <w:sz w:val="21"/>
+        </w:rPr>
+        <w:t xml:space="preserve">SHOW CONFIGURATION</w:t>
+      </w:r>
+      <w:r>
+        <w:rPr>
+          <w:rFonts w:ascii="맑은 고딕" w:hAnsi="맑은 고딕" w:eastAsia="맑은 고딕"/>
+          <w:sz w:val="21"/>
+        </w:rPr>
+        <w:t xml:space="preserve">이 </w:t>
+      </w:r>
+      <w:r>
+        <w:rPr>
+          <w:rFonts w:ascii="Consolas" w:hAnsi="Consolas" w:eastAsia="맑은 고딕"/>
+          <w:sz w:val="21"/>
+        </w:rPr>
+        <w:t xml:space="preserve">SUCCESS</w:t>
+      </w:r>
+      <w:r>
+        <w:rPr>
+          <w:rFonts w:ascii="맑은 고딕" w:hAnsi="맑은 고딕" w:eastAsia="맑은 고딕"/>
+          <w:sz w:val="21"/>
+        </w:rPr>
+        <w:t xml:space="preserve">를 보여 주고 두 지연이 0이면 안심하게 된다.</w:t>
       </w:r>
     </w:p>
     <w:p>
@@ -25,7 +53,54 @@
           <w:rFonts w:ascii="맑은 고딕" w:hAnsi="맑은 고딕" w:eastAsia="맑은 고딕"/>
           <w:sz w:val="21"/>
         </w:rPr>
-        <w:t>그런데 그 화면이 "괜찮다"고 말하는 범위는 생각보다 좁다. **전송을 완전히 꺼 놓고도 `SHOW CONFIGURATION`은 `SUCCESS`였다.** Broker의 관점에서 그것은 우리가 의도한 상태였기 때문이다.</w:t>
+        <w:t xml:space="preserve">그런데 그 화면이 "괜찮다"고 말하는 범위는 생각보다 좁다. </w:t>
+      </w:r>
+      <w:r>
+        <w:rPr>
+          <w:rFonts w:ascii="맑은 고딕" w:hAnsi="맑은 고딕" w:eastAsia="맑은 고딕"/>
+          <w:b/>
+          <w:sz w:val="21"/>
+        </w:rPr>
+        <w:t xml:space="preserve">전송을 완전히 꺼 놓고도 </w:t>
+      </w:r>
+      <w:r>
+        <w:rPr>
+          <w:rFonts w:ascii="Consolas" w:hAnsi="Consolas" w:eastAsia="맑은 고딕"/>
+          <w:b/>
+          <w:sz w:val="21"/>
+        </w:rPr>
+        <w:t xml:space="preserve">SHOW CONFIGURATION</w:t>
+      </w:r>
+      <w:r>
+        <w:rPr>
+          <w:rFonts w:ascii="맑은 고딕" w:hAnsi="맑은 고딕" w:eastAsia="맑은 고딕"/>
+          <w:b/>
+          <w:sz w:val="21"/>
+        </w:rPr>
+        <w:t xml:space="preserve">은 </w:t>
+      </w:r>
+      <w:r>
+        <w:rPr>
+          <w:rFonts w:ascii="Consolas" w:hAnsi="Consolas" w:eastAsia="맑은 고딕"/>
+          <w:b/>
+          <w:sz w:val="21"/>
+        </w:rPr>
+        <w:t xml:space="preserve">SUCCESS</w:t>
+      </w:r>
+      <w:r>
+        <w:rPr>
+          <w:rFonts w:ascii="맑은 고딕" w:hAnsi="맑은 고딕" w:eastAsia="맑은 고딕"/>
+          <w:b/>
+          <w:sz w:val="21"/>
+        </w:rPr>
+        <w:t xml:space="preserve">였다.</w:t>
+      </w:r>
+      <w:r>
+        <w:rPr>
+          <w:rFonts w:ascii="맑은 고딕" w:hAnsi="맑은 고딕" w:eastAsia="맑은 고딕"/>
+          <w:sz w:val="21"/>
+        </w:rPr>
+        <w:t xml:space="preserve"> Broker의 관점에서 그것은 우리가 의도한 상태였기 때문이다.</w:t>
       </w:r>
     </w:p>
     <w:p>
@@ -34,7 +109,121 @@
           <w:rFonts w:ascii="맑은 고딕" w:hAnsi="맑은 고딕" w:eastAsia="맑은 고딕"/>
           <w:sz w:val="21"/>
         </w:rPr>
-        <w:t>그 빈틈을 메우는 것이 **`VALIDATE DATABASE`**다. `SHOW`가 "지금 정상인가"를 묻는다면 `VALIDATE`는 **"지금 역할을 바꿀 수 있는가"**를 묻는다. 같은 상황에서 `SHOW`는 `SUCCESS`, `VALIDATE`는 `Ready for Switchover: No`였다.</w:t>
+        <w:t xml:space="preserve">그 빈틈을 메우는 것이 </w:t>
+      </w:r>
+      <w:r>
+        <w:rPr>
+          <w:rFonts w:ascii="Consolas" w:hAnsi="Consolas" w:eastAsia="맑은 고딕"/>
+          <w:b/>
+          <w:sz w:val="21"/>
+        </w:rPr>
+        <w:t xml:space="preserve">VALIDATE DATABASE</w:t>
+      </w:r>
+      <w:r>
+        <w:rPr>
+          <w:rFonts w:ascii="맑은 고딕" w:hAnsi="맑은 고딕" w:eastAsia="맑은 고딕"/>
+          <w:sz w:val="21"/>
+        </w:rPr>
+        <w:t xml:space="preserve">다. </w:t>
+      </w:r>
+      <w:r>
+        <w:rPr>
+          <w:rFonts w:ascii="Consolas" w:hAnsi="Consolas" w:eastAsia="맑은 고딕"/>
+          <w:sz w:val="21"/>
+        </w:rPr>
+        <w:t xml:space="preserve">SHOW</w:t>
+      </w:r>
+      <w:r>
+        <w:rPr>
+          <w:rFonts w:ascii="맑은 고딕" w:hAnsi="맑은 고딕" w:eastAsia="맑은 고딕"/>
+          <w:sz w:val="21"/>
+        </w:rPr>
+        <w:t xml:space="preserve">가 "지금 정상인가"를 묻는다면 </w:t>
+      </w:r>
+      <w:r>
+        <w:rPr>
+          <w:rFonts w:ascii="Consolas" w:hAnsi="Consolas" w:eastAsia="맑은 고딕"/>
+          <w:sz w:val="21"/>
+        </w:rPr>
+        <w:t xml:space="preserve">VALIDATE</w:t>
+      </w:r>
+      <w:r>
+        <w:rPr>
+          <w:rFonts w:ascii="맑은 고딕" w:hAnsi="맑은 고딕" w:eastAsia="맑은 고딕"/>
+          <w:sz w:val="21"/>
+        </w:rPr>
+        <w:t xml:space="preserve">는 </w:t>
+      </w:r>
+      <w:r>
+        <w:rPr>
+          <w:rFonts w:ascii="맑은 고딕" w:hAnsi="맑은 고딕" w:eastAsia="맑은 고딕"/>
+          <w:b/>
+          <w:sz w:val="21"/>
+        </w:rPr>
+        <w:t xml:space="preserve">"지금 역할을 바꿀 수 있는가"</w:t>
+      </w:r>
+      <w:r>
+        <w:rPr>
+          <w:rFonts w:ascii="맑은 고딕" w:hAnsi="맑은 고딕" w:eastAsia="맑은 고딕"/>
+          <w:sz w:val="21"/>
+        </w:rPr>
+        <w:t xml:space="preserve">를 묻는다. 같은 상황에서 </w:t>
+      </w:r>
+      <w:r>
+        <w:rPr>
+          <w:rFonts w:ascii="Consolas" w:hAnsi="Consolas" w:eastAsia="맑은 고딕"/>
+          <w:sz w:val="21"/>
+        </w:rPr>
+        <w:t xml:space="preserve">SHOW</w:t>
+      </w:r>
+      <w:r>
+        <w:rPr>
+          <w:rFonts w:ascii="맑은 고딕" w:hAnsi="맑은 고딕" w:eastAsia="맑은 고딕"/>
+          <w:sz w:val="21"/>
+        </w:rPr>
+        <w:t xml:space="preserve">는 </w:t>
+      </w:r>
+      <w:r>
+        <w:rPr>
+          <w:rFonts w:ascii="Consolas" w:hAnsi="Consolas" w:eastAsia="맑은 고딕"/>
+          <w:sz w:val="21"/>
+        </w:rPr>
+        <w:t xml:space="preserve">SUCCESS</w:t>
+      </w:r>
+      <w:r>
+        <w:rPr>
+          <w:rFonts w:ascii="맑은 고딕" w:hAnsi="맑은 고딕" w:eastAsia="맑은 고딕"/>
+          <w:sz w:val="21"/>
+        </w:rPr>
+        <w:t xml:space="preserve">, </w:t>
+      </w:r>
+      <w:r>
+        <w:rPr>
+          <w:rFonts w:ascii="Consolas" w:hAnsi="Consolas" w:eastAsia="맑은 고딕"/>
+          <w:sz w:val="21"/>
+        </w:rPr>
+        <w:t xml:space="preserve">VALIDATE</w:t>
+      </w:r>
+      <w:r>
+        <w:rPr>
+          <w:rFonts w:ascii="맑은 고딕" w:hAnsi="맑은 고딕" w:eastAsia="맑은 고딕"/>
+          <w:sz w:val="21"/>
+        </w:rPr>
+        <w:t xml:space="preserve">는 </w:t>
+      </w:r>
+      <w:r>
+        <w:rPr>
+          <w:rFonts w:ascii="Consolas" w:hAnsi="Consolas" w:eastAsia="맑은 고딕"/>
+          <w:sz w:val="21"/>
+        </w:rPr>
+        <w:t xml:space="preserve">Ready for Switchover: No</w:t>
+      </w:r>
+      <w:r>
+        <w:rPr>
+          <w:rFonts w:ascii="맑은 고딕" w:hAnsi="맑은 고딕" w:eastAsia="맑은 고딕"/>
+          <w:sz w:val="21"/>
+        </w:rPr>
+        <w:t xml:space="preserve">였다.</w:t>
       </w:r>
     </w:p>
     <w:p>
@@ -52,7 +241,22 @@
           <w:rFonts w:ascii="맑은 고딕" w:hAnsi="맑은 고딕" w:eastAsia="맑은 고딕"/>
           <w:sz w:val="21"/>
         </w:rPr>
-        <w:t>마지막으로 **Fast-Start Failover**를 다룬다. 자동 장애 조치는 16장에서 실제로 수행하지만, 그 전제와 상태 표시를 여기서 먼저 읽어 둔다. 켜는 것만으로도 구성 화면이 어떻게 달라지는지 확인한다.</w:t>
+        <w:t xml:space="preserve">마지막으로 </w:t>
+      </w:r>
+      <w:r>
+        <w:rPr>
+          <w:rFonts w:ascii="맑은 고딕" w:hAnsi="맑은 고딕" w:eastAsia="맑은 고딕"/>
+          <w:b/>
+          <w:sz w:val="21"/>
+        </w:rPr>
+        <w:t xml:space="preserve">Fast-Start Failover</w:t>
+      </w:r>
+      <w:r>
+        <w:rPr>
+          <w:rFonts w:ascii="맑은 고딕" w:hAnsi="맑은 고딕" w:eastAsia="맑은 고딕"/>
+          <w:sz w:val="21"/>
+        </w:rPr>
+        <w:t xml:space="preserve">를 다룬다. 자동 장애 조치는 16장에서 실제로 수행하지만, 그 전제와 상태 표시를 여기서 먼저 읽어 둔다. 켜는 것만으로도 구성 화면이 어떻게 달라지는지 확인한다.</w:t>
       </w:r>
     </w:p>
     <w:p>
@@ -78,10 +282,31 @@
       </w:pPr>
       <w:r>
         <w:rPr>
-          <w:rFonts w:ascii="맑은 고딕" w:hAnsi="맑은 고딕" w:eastAsia="맑은 고딕"/>
-          <w:sz w:val="21"/>
-        </w:rPr>
-        <w:t>`SHOW`와 `VALIDATE`가 서로 다른 질문에 답한다는 것을 사례로 설명한다.</w:t>
+          <w:rFonts w:ascii="Consolas" w:hAnsi="Consolas" w:eastAsia="맑은 고딕"/>
+          <w:sz w:val="21"/>
+        </w:rPr>
+        <w:t xml:space="preserve">SHOW</w:t>
+      </w:r>
+      <w:r>
+        <w:rPr>
+          <w:rFonts w:ascii="맑은 고딕" w:hAnsi="맑은 고딕" w:eastAsia="맑은 고딕"/>
+          <w:sz w:val="21"/>
+        </w:rPr>
+        <w:t xml:space="preserve">와 </w:t>
+      </w:r>
+      <w:r>
+        <w:rPr>
+          <w:rFonts w:ascii="Consolas" w:hAnsi="Consolas" w:eastAsia="맑은 고딕"/>
+          <w:sz w:val="21"/>
+        </w:rPr>
+        <w:t xml:space="preserve">VALIDATE</w:t>
+      </w:r>
+      <w:r>
+        <w:rPr>
+          <w:rFonts w:ascii="맑은 고딕" w:hAnsi="맑은 고딕" w:eastAsia="맑은 고딕"/>
+          <w:sz w:val="21"/>
+        </w:rPr>
+        <w:t xml:space="preserve">가 서로 다른 질문에 답한다는 것을 사례로 설명한다.</w:t>
       </w:r>
     </w:p>
     <w:p>
@@ -90,10 +315,17 @@
       </w:pPr>
       <w:r>
         <w:rPr>
-          <w:rFonts w:ascii="맑은 고딕" w:hAnsi="맑은 고딕" w:eastAsia="맑은 고딕"/>
-          <w:sz w:val="21"/>
-        </w:rPr>
-        <w:t>`VALIDATE DATABASE`의 출력 항목을 읽고 무엇을 점검했는지 안다.</w:t>
+          <w:rFonts w:ascii="Consolas" w:hAnsi="Consolas" w:eastAsia="맑은 고딕"/>
+          <w:sz w:val="21"/>
+        </w:rPr>
+        <w:t xml:space="preserve">VALIDATE DATABASE</w:t>
+      </w:r>
+      <w:r>
+        <w:rPr>
+          <w:rFonts w:ascii="맑은 고딕" w:hAnsi="맑은 고딕" w:eastAsia="맑은 고딕"/>
+          <w:sz w:val="21"/>
+        </w:rPr>
+        <w:t xml:space="preserve">의 출력 항목을 읽고 무엇을 점검했는지 안다.</w:t>
       </w:r>
     </w:p>
     <w:p>
@@ -126,10 +358,17 @@
       </w:pPr>
       <w:r>
         <w:rPr>
-          <w:rFonts w:ascii="맑은 고딕" w:hAnsi="맑은 고딕" w:eastAsia="맑은 고딕"/>
-          <w:sz w:val="21"/>
-        </w:rPr>
-        <w:t>`DelayMins`가 무엇을 바꾸고 그것이 왜 전환을 막는지 설명한다.</w:t>
+          <w:rFonts w:ascii="Consolas" w:hAnsi="Consolas" w:eastAsia="맑은 고딕"/>
+          <w:sz w:val="21"/>
+        </w:rPr>
+        <w:t xml:space="preserve">DelayMins</w:t>
+      </w:r>
+      <w:r>
+        <w:rPr>
+          <w:rFonts w:ascii="맑은 고딕" w:hAnsi="맑은 고딕" w:eastAsia="맑은 고딕"/>
+          <w:sz w:val="21"/>
+        </w:rPr>
+        <w:t xml:space="preserve">가 무엇을 바꾸고 그것이 왜 전환을 막는지 설명한다.</w:t>
       </w:r>
     </w:p>
     <w:p>
@@ -141,7 +380,21 @@
           <w:rFonts w:ascii="맑은 고딕" w:hAnsi="맑은 고딕" w:eastAsia="맑은 고딕"/>
           <w:sz w:val="21"/>
         </w:rPr>
-        <w:t>Broker의 정보와 `V$` 뷰를 대조해 진단한다.</w:t>
+        <w:t xml:space="preserve">Broker의 정보와 </w:t>
+      </w:r>
+      <w:r>
+        <w:rPr>
+          <w:rFonts w:ascii="Consolas" w:hAnsi="Consolas" w:eastAsia="맑은 고딕"/>
+          <w:sz w:val="21"/>
+        </w:rPr>
+        <w:t xml:space="preserve">V$</w:t>
+      </w:r>
+      <w:r>
+        <w:rPr>
+          <w:rFonts w:ascii="맑은 고딕" w:hAnsi="맑은 고딕" w:eastAsia="맑은 고딕"/>
+          <w:sz w:val="21"/>
+        </w:rPr>
+        <w:t xml:space="preserve"> 뷰를 대조해 진단한다.</w:t>
       </w:r>
     </w:p>
     <w:p>
@@ -550,10 +803,10 @@
           <w:p>
             <w:r>
               <w:rPr>
-                <w:rFonts w:ascii="맑은 고딕" w:hAnsi="맑은 고딕" w:eastAsia="맑은 고딕"/>
-                <w:sz w:val="19"/>
-              </w:rPr>
-              <w:t>`Ready for Switchover`</w:t>
+                <w:rFonts w:ascii="Consolas" w:hAnsi="Consolas" w:eastAsia="맑은 고딕"/>
+                <w:sz w:val="19"/>
+              </w:rPr>
+              <w:t xml:space="preserve">Ready for Switchover</w:t>
             </w:r>
           </w:p>
         </w:tc>
@@ -565,9 +818,17 @@
             <w:r>
               <w:rPr>
                 <w:rFonts w:ascii="맑은 고딕" w:hAnsi="맑은 고딕" w:eastAsia="맑은 고딕"/>
-                <w:sz w:val="19"/>
-              </w:rPr>
-              <w:t>**계획된 전환**이 지금 가능한가</w:t>
+                <w:b/>
+                <w:sz w:val="19"/>
+              </w:rPr>
+              <w:t xml:space="preserve">계획된 전환</w:t>
+            </w:r>
+            <w:r>
+              <w:rPr>
+                <w:rFonts w:ascii="맑은 고딕" w:hAnsi="맑은 고딕" w:eastAsia="맑은 고딕"/>
+                <w:sz w:val="19"/>
+              </w:rPr>
+              <w:t xml:space="preserve">이 지금 가능한가</w:t>
             </w:r>
           </w:p>
         </w:tc>
@@ -580,10 +841,10 @@
           <w:p>
             <w:r>
               <w:rPr>
-                <w:rFonts w:ascii="맑은 고딕" w:hAnsi="맑은 고딕" w:eastAsia="맑은 고딕"/>
-                <w:sz w:val="19"/>
-              </w:rPr>
-              <w:t>`Ready for Failover`</w:t>
+                <w:rFonts w:ascii="Consolas" w:hAnsi="Consolas" w:eastAsia="맑은 고딕"/>
+                <w:sz w:val="19"/>
+              </w:rPr>
+              <w:t xml:space="preserve">Ready for Failover</w:t>
             </w:r>
           </w:p>
         </w:tc>
@@ -595,9 +856,31 @@
             <w:r>
               <w:rPr>
                 <w:rFonts w:ascii="맑은 고딕" w:hAnsi="맑은 고딕" w:eastAsia="맑은 고딕"/>
-                <w:sz w:val="19"/>
-              </w:rPr>
-              <w:t>**비계획 전환**이 지금 가능한가. `(Primary Running)`은 Primary가 살아 있다는 뜻</w:t>
+                <w:b/>
+                <w:sz w:val="19"/>
+              </w:rPr>
+              <w:t xml:space="preserve">비계획 전환</w:t>
+            </w:r>
+            <w:r>
+              <w:rPr>
+                <w:rFonts w:ascii="맑은 고딕" w:hAnsi="맑은 고딕" w:eastAsia="맑은 고딕"/>
+                <w:sz w:val="19"/>
+              </w:rPr>
+              <w:t xml:space="preserve">이 지금 가능한가. </w:t>
+            </w:r>
+            <w:r>
+              <w:rPr>
+                <w:rFonts w:ascii="Consolas" w:hAnsi="Consolas" w:eastAsia="맑은 고딕"/>
+                <w:sz w:val="19"/>
+              </w:rPr>
+              <w:t xml:space="preserve">(Primary Running)</w:t>
+            </w:r>
+            <w:r>
+              <w:rPr>
+                <w:rFonts w:ascii="맑은 고딕" w:hAnsi="맑은 고딕" w:eastAsia="맑은 고딕"/>
+                <w:sz w:val="19"/>
+              </w:rPr>
+              <w:t xml:space="preserve">은 Primary가 살아 있다는 뜻</w:t>
             </w:r>
           </w:p>
         </w:tc>
@@ -610,10 +893,10 @@
           <w:p>
             <w:r>
               <w:rPr>
-                <w:rFonts w:ascii="맑은 고딕" w:hAnsi="맑은 고딕" w:eastAsia="맑은 고딕"/>
-                <w:sz w:val="19"/>
-              </w:rPr>
-              <w:t>`Flashback Database Status`</w:t>
+                <w:rFonts w:ascii="Consolas" w:hAnsi="Consolas" w:eastAsia="맑은 고딕"/>
+                <w:sz w:val="19"/>
+              </w:rPr>
+              <w:t xml:space="preserve">Flashback Database Status</w:t>
             </w:r>
           </w:p>
         </w:tc>
@@ -640,10 +923,10 @@
           <w:p>
             <w:r>
               <w:rPr>
-                <w:rFonts w:ascii="맑은 고딕" w:hAnsi="맑은 고딕" w:eastAsia="맑은 고딕"/>
-                <w:sz w:val="19"/>
-              </w:rPr>
-              <w:t>`Managed by Clusterware`</w:t>
+                <w:rFonts w:ascii="Consolas" w:hAnsi="Consolas" w:eastAsia="맑은 고딕"/>
+                <w:sz w:val="19"/>
+              </w:rPr>
+              <w:t xml:space="preserve">Managed by Clusterware</w:t>
             </w:r>
           </w:p>
         </w:tc>
@@ -670,10 +953,10 @@
           <w:p>
             <w:r>
               <w:rPr>
-                <w:rFonts w:ascii="맑은 고딕" w:hAnsi="맑은 고딕" w:eastAsia="맑은 고딕"/>
-                <w:sz w:val="19"/>
-              </w:rPr>
-              <w:t>`static connect identifier`</w:t>
+                <w:rFonts w:ascii="Consolas" w:hAnsi="Consolas" w:eastAsia="맑은 고딕"/>
+                <w:sz w:val="19"/>
+              </w:rPr>
+              <w:t xml:space="preserve">static connect identifier</w:t>
             </w:r>
           </w:p>
         </w:tc>
@@ -687,7 +970,29 @@
                 <w:rFonts w:ascii="맑은 고딕" w:hAnsi="맑은 고딕" w:eastAsia="맑은 고딕"/>
                 <w:sz w:val="19"/>
               </w:rPr>
-              <w:t>13장에서 다룬 `_DGMGRL` 접속 문자열을 **실제로 시험해 본다**</w:t>
+              <w:t xml:space="preserve">13장에서 다룬 </w:t>
+            </w:r>
+            <w:r>
+              <w:rPr>
+                <w:rFonts w:ascii="Consolas" w:hAnsi="Consolas" w:eastAsia="맑은 고딕"/>
+                <w:sz w:val="19"/>
+              </w:rPr>
+              <w:t xml:space="preserve">_DGMGRL</w:t>
+            </w:r>
+            <w:r>
+              <w:rPr>
+                <w:rFonts w:ascii="맑은 고딕" w:hAnsi="맑은 고딕" w:eastAsia="맑은 고딕"/>
+                <w:sz w:val="19"/>
+              </w:rPr>
+              <w:t xml:space="preserve"> 접속 문자열을 </w:t>
+            </w:r>
+            <w:r>
+              <w:rPr>
+                <w:rFonts w:ascii="맑은 고딕" w:hAnsi="맑은 고딕" w:eastAsia="맑은 고딕"/>
+                <w:b/>
+                <w:sz w:val="19"/>
+              </w:rPr>
+              <w:t xml:space="preserve">실제로 시험해 본다</w:t>
             </w:r>
           </w:p>
         </w:tc>
@@ -700,10 +1005,10 @@
           <w:p>
             <w:r>
               <w:rPr>
-                <w:rFonts w:ascii="맑은 고딕" w:hAnsi="맑은 고딕" w:eastAsia="맑은 고딕"/>
-                <w:sz w:val="19"/>
-              </w:rPr>
-              <w:t>`Log Files Cleared`</w:t>
+                <w:rFonts w:ascii="Consolas" w:hAnsi="Consolas" w:eastAsia="맑은 고딕"/>
+                <w:sz w:val="19"/>
+              </w:rPr>
+              <w:t xml:space="preserve">Log Files Cleared</w:t>
             </w:r>
           </w:p>
         </w:tc>
@@ -730,16 +1035,66 @@
           <w:rFonts w:ascii="맑은 고딕" w:hAnsi="맑은 고딕" w:eastAsia="맑은 고딕"/>
           <w:sz w:val="21"/>
         </w:rPr>
-        <w:t>마지막에서 두 번째 항목이 인상적이다. Broker가 정적 등록을 **선언만 확인하는 것이 아니라 실제로 접속해 본다.** 13장에서 "정적 등록이 없으면 역할 전환이 중간에 멈춘다"고 했는데, `VALIDATE`는 그것을 미리 시험한다.</w:t>
+        <w:t xml:space="preserve">마지막에서 두 번째 항목이 인상적이다. Broker가 정적 등록을 </w:t>
+      </w:r>
+      <w:r>
+        <w:rPr>
+          <w:rFonts w:ascii="맑은 고딕" w:hAnsi="맑은 고딕" w:eastAsia="맑은 고딕"/>
+          <w:b/>
+          <w:sz w:val="21"/>
+        </w:rPr>
+        <w:t xml:space="preserve">선언만 확인하는 것이 아니라 실제로 접속해 본다.</w:t>
+      </w:r>
+      <w:r>
+        <w:rPr>
+          <w:rFonts w:ascii="맑은 고딕" w:hAnsi="맑은 고딕" w:eastAsia="맑은 고딕"/>
+          <w:sz w:val="21"/>
+        </w:rPr>
+        <w:t xml:space="preserve"> 13장에서 "정적 등록이 없으면 역할 전환이 중간에 멈춘다"고 했는데, </w:t>
+      </w:r>
+      <w:r>
+        <w:rPr>
+          <w:rFonts w:ascii="Consolas" w:hAnsi="Consolas" w:eastAsia="맑은 고딕"/>
+          <w:sz w:val="21"/>
+        </w:rPr>
+        <w:t xml:space="preserve">VALIDATE</w:t>
+      </w:r>
+      <w:r>
+        <w:rPr>
+          <w:rFonts w:ascii="맑은 고딕" w:hAnsi="맑은 고딕" w:eastAsia="맑은 고딕"/>
+          <w:sz w:val="21"/>
+        </w:rPr>
+        <w:t xml:space="preserve">는 그것을 미리 시험한다.</w:t>
       </w:r>
     </w:p>
     <w:p>
       <w:r>
         <w:rPr>
-          <w:rFonts w:ascii="맑은 고딕" w:hAnsi="맑은 고딕" w:eastAsia="맑은 고딕"/>
-          <w:sz w:val="21"/>
-        </w:rPr>
-        <w:t>`Log Files Cleared`의 `boston Online Redo Log Files: Not Cleared`는 경고가 아니다. Standby의 온라인 리두는 아직 쓰이지 않았을 뿐이며, 전환되면 그때 정리된다.</w:t>
+          <w:rFonts w:ascii="Consolas" w:hAnsi="Consolas" w:eastAsia="맑은 고딕"/>
+          <w:sz w:val="21"/>
+        </w:rPr>
+        <w:t xml:space="preserve">Log Files Cleared</w:t>
+      </w:r>
+      <w:r>
+        <w:rPr>
+          <w:rFonts w:ascii="맑은 고딕" w:hAnsi="맑은 고딕" w:eastAsia="맑은 고딕"/>
+          <w:sz w:val="21"/>
+        </w:rPr>
+        <w:t xml:space="preserve">의 </w:t>
+      </w:r>
+      <w:r>
+        <w:rPr>
+          <w:rFonts w:ascii="Consolas" w:hAnsi="Consolas" w:eastAsia="맑은 고딕"/>
+          <w:sz w:val="21"/>
+        </w:rPr>
+        <w:t xml:space="preserve">boston Online Redo Log Files: Not Cleared</w:t>
+      </w:r>
+      <w:r>
+        <w:rPr>
+          <w:rFonts w:ascii="맑은 고딕" w:hAnsi="맑은 고딕" w:eastAsia="맑은 고딕"/>
+          <w:sz w:val="21"/>
+        </w:rPr>
+        <w:t xml:space="preserve">는 경고가 아니다. Standby의 온라인 리두는 아직 쓰이지 않았을 뿐이며, 전환되면 그때 정리된다.</w:t>
       </w:r>
     </w:p>
     <w:p>
@@ -1167,9 +1522,33 @@
       <w:r>
         <w:rPr>
           <w:rFonts w:ascii="맑은 고딕" w:hAnsi="맑은 고딕" w:eastAsia="맑은 고딕"/>
-          <w:sz w:val="21"/>
-        </w:rPr>
-        <w:t>**둘 다 `SUCCESS`다.** 지연도 0이다. 전송을 완전히 끊어 놓았는데 아무 신호가 없다.</w:t>
+          <w:b/>
+          <w:sz w:val="21"/>
+        </w:rPr>
+        <w:t xml:space="preserve">둘 다 </w:t>
+      </w:r>
+      <w:r>
+        <w:rPr>
+          <w:rFonts w:ascii="Consolas" w:hAnsi="Consolas" w:eastAsia="맑은 고딕"/>
+          <w:b/>
+          <w:sz w:val="21"/>
+        </w:rPr>
+        <w:t xml:space="preserve">SUCCESS</w:t>
+      </w:r>
+      <w:r>
+        <w:rPr>
+          <w:rFonts w:ascii="맑은 고딕" w:hAnsi="맑은 고딕" w:eastAsia="맑은 고딕"/>
+          <w:b/>
+          <w:sz w:val="21"/>
+        </w:rPr>
+        <w:t xml:space="preserve">다.</w:t>
+      </w:r>
+      <w:r>
+        <w:rPr>
+          <w:rFonts w:ascii="맑은 고딕" w:hAnsi="맑은 고딕" w:eastAsia="맑은 고딕"/>
+          <w:sz w:val="21"/>
+        </w:rPr>
+        <w:t xml:space="preserve"> 지연도 0이다. 전송을 완전히 끊어 놓았는데 아무 신호가 없다.</w:t>
       </w:r>
     </w:p>
     <w:p>
@@ -1178,7 +1557,50 @@
           <w:rFonts w:ascii="맑은 고딕" w:hAnsi="맑은 고딕" w:eastAsia="맑은 고딕"/>
           <w:sz w:val="21"/>
         </w:rPr>
-        <w:t>이유가 있다. 13장에서 배운 `Intended State` 개념이 여기서도 작동한다. `LogShipping=OFF`는 우리가 Broker에게 지시한 것이므로 **의도한 상태**이며, Broker는 의도와 실제가 일치하면 정상으로 판정한다.</w:t>
+        <w:t xml:space="preserve">이유가 있다. 13장에서 배운 </w:t>
+      </w:r>
+      <w:r>
+        <w:rPr>
+          <w:rFonts w:ascii="Consolas" w:hAnsi="Consolas" w:eastAsia="맑은 고딕"/>
+          <w:sz w:val="21"/>
+        </w:rPr>
+        <w:t xml:space="preserve">Intended State</w:t>
+      </w:r>
+      <w:r>
+        <w:rPr>
+          <w:rFonts w:ascii="맑은 고딕" w:hAnsi="맑은 고딕" w:eastAsia="맑은 고딕"/>
+          <w:sz w:val="21"/>
+        </w:rPr>
+        <w:t xml:space="preserve"> 개념이 여기서도 작동한다. </w:t>
+      </w:r>
+      <w:r>
+        <w:rPr>
+          <w:rFonts w:ascii="Consolas" w:hAnsi="Consolas" w:eastAsia="맑은 고딕"/>
+          <w:sz w:val="21"/>
+        </w:rPr>
+        <w:t xml:space="preserve">LogShipping=OFF</w:t>
+      </w:r>
+      <w:r>
+        <w:rPr>
+          <w:rFonts w:ascii="맑은 고딕" w:hAnsi="맑은 고딕" w:eastAsia="맑은 고딕"/>
+          <w:sz w:val="21"/>
+        </w:rPr>
+        <w:t xml:space="preserve">는 우리가 Broker에게 지시한 것이므로 </w:t>
+      </w:r>
+      <w:r>
+        <w:rPr>
+          <w:rFonts w:ascii="맑은 고딕" w:hAnsi="맑은 고딕" w:eastAsia="맑은 고딕"/>
+          <w:b/>
+          <w:sz w:val="21"/>
+        </w:rPr>
+        <w:t xml:space="preserve">의도한 상태</w:t>
+      </w:r>
+      <w:r>
+        <w:rPr>
+          <w:rFonts w:ascii="맑은 고딕" w:hAnsi="맑은 고딕" w:eastAsia="맑은 고딕"/>
+          <w:sz w:val="21"/>
+        </w:rPr>
+        <w:t xml:space="preserve">이며, Broker는 의도와 실제가 일치하면 정상으로 판정한다.</w:t>
       </w:r>
     </w:p>
     <w:p>
@@ -1187,7 +1609,15 @@
           <w:rFonts w:ascii="맑은 고딕" w:hAnsi="맑은 고딕" w:eastAsia="맑은 고딕"/>
           <w:sz w:val="21"/>
         </w:rPr>
-        <w:t>지연이 0인 것도 논리적으로는 맞다. 전송이 꺼져 있으므로 "언제까지 받았는가"의 기준 자체가 갱신되지 않는다. **보내지 않으니 늦지도 않는다.**</w:t>
+        <w:t xml:space="preserve">지연이 0인 것도 논리적으로는 맞다. 전송이 꺼져 있으므로 "언제까지 받았는가"의 기준 자체가 갱신되지 않는다. </w:t>
+      </w:r>
+      <w:r>
+        <w:rPr>
+          <w:rFonts w:ascii="맑은 고딕" w:hAnsi="맑은 고딕" w:eastAsia="맑은 고딕"/>
+          <w:b/>
+          <w:sz w:val="21"/>
+        </w:rPr>
+        <w:t xml:space="preserve">보내지 않으니 늦지도 않는다.</w:t>
       </w:r>
     </w:p>
     <w:p>
@@ -1196,7 +1626,21 @@
           <w:rFonts w:ascii="맑은 고딕" w:hAnsi="맑은 고딕" w:eastAsia="맑은 고딕"/>
           <w:sz w:val="21"/>
         </w:rPr>
-        <w:t>이제 `VALIDATE`에게 물어본다.</w:t>
+        <w:t xml:space="preserve">이제 </w:t>
+      </w:r>
+      <w:r>
+        <w:rPr>
+          <w:rFonts w:ascii="Consolas" w:hAnsi="Consolas" w:eastAsia="맑은 고딕"/>
+          <w:sz w:val="21"/>
+        </w:rPr>
+        <w:t xml:space="preserve">VALIDATE</w:t>
+      </w:r>
+      <w:r>
+        <w:rPr>
+          <w:rFonts w:ascii="맑은 고딕" w:hAnsi="맑은 고딕" w:eastAsia="맑은 고딕"/>
+          <w:sz w:val="21"/>
+        </w:rPr>
+        <w:t xml:space="preserve">에게 물어본다.</w:t>
       </w:r>
     </w:p>
     <w:tbl>
@@ -1325,10 +1769,32 @@
     <w:p>
       <w:r>
         <w:rPr>
-          <w:rFonts w:ascii="맑은 고딕" w:hAnsi="맑은 고딕" w:eastAsia="맑은 고딕"/>
-          <w:sz w:val="21"/>
-        </w:rPr>
-        <w:t>**`Ready for Switchover: No`**다. 그리고 이유까지 알려 준다. 양쪽 `LogShipping` 값이 다르다는 것을 표로 보여 준다.</w:t>
+          <w:rFonts w:ascii="Consolas" w:hAnsi="Consolas" w:eastAsia="맑은 고딕"/>
+          <w:b/>
+          <w:sz w:val="21"/>
+        </w:rPr>
+        <w:t xml:space="preserve">Ready for Switchover: No</w:t>
+      </w:r>
+      <w:r>
+        <w:rPr>
+          <w:rFonts w:ascii="맑은 고딕" w:hAnsi="맑은 고딕" w:eastAsia="맑은 고딕"/>
+          <w:sz w:val="21"/>
+        </w:rPr>
+        <w:t xml:space="preserve">다. 그리고 이유까지 알려 준다. 양쪽 </w:t>
+      </w:r>
+      <w:r>
+        <w:rPr>
+          <w:rFonts w:ascii="Consolas" w:hAnsi="Consolas" w:eastAsia="맑은 고딕"/>
+          <w:sz w:val="21"/>
+        </w:rPr>
+        <w:t xml:space="preserve">LogShipping</w:t>
+      </w:r>
+      <w:r>
+        <w:rPr>
+          <w:rFonts w:ascii="맑은 고딕" w:hAnsi="맑은 고딕" w:eastAsia="맑은 고딕"/>
+          <w:sz w:val="21"/>
+        </w:rPr>
+        <w:t xml:space="preserve"> 값이 다르다는 것을 표로 보여 준다.</w:t>
       </w:r>
     </w:p>
     <w:tbl>
@@ -1400,10 +1866,10 @@
           <w:p>
             <w:r>
               <w:rPr>
-                <w:rFonts w:ascii="맑은 고딕" w:hAnsi="맑은 고딕" w:eastAsia="맑은 고딕"/>
-                <w:sz w:val="19"/>
-              </w:rPr>
-              <w:t>`SHOW CONFIGURATION`</w:t>
+                <w:rFonts w:ascii="Consolas" w:hAnsi="Consolas" w:eastAsia="맑은 고딕"/>
+                <w:sz w:val="19"/>
+              </w:rPr>
+              <w:t xml:space="preserve">SHOW CONFIGURATION</w:t>
             </w:r>
           </w:p>
         </w:tc>
@@ -1429,9 +1895,10 @@
             <w:r>
               <w:rPr>
                 <w:rFonts w:ascii="맑은 고딕" w:hAnsi="맑은 고딕" w:eastAsia="맑은 고딕"/>
-                <w:sz w:val="19"/>
-              </w:rPr>
-              <w:t>**SUCCESS**</w:t>
+                <w:b/>
+                <w:sz w:val="19"/>
+              </w:rPr>
+              <w:t xml:space="preserve">SUCCESS</w:t>
             </w:r>
           </w:p>
         </w:tc>
@@ -1444,10 +1911,10 @@
           <w:p>
             <w:r>
               <w:rPr>
-                <w:rFonts w:ascii="맑은 고딕" w:hAnsi="맑은 고딕" w:eastAsia="맑은 고딕"/>
-                <w:sz w:val="19"/>
-              </w:rPr>
-              <w:t>`SHOW DATABASE`</w:t>
+                <w:rFonts w:ascii="Consolas" w:hAnsi="Consolas" w:eastAsia="맑은 고딕"/>
+                <w:sz w:val="19"/>
+              </w:rPr>
+              <w:t xml:space="preserve">SHOW DATABASE</w:t>
             </w:r>
           </w:p>
         </w:tc>
@@ -1473,9 +1940,10 @@
             <w:r>
               <w:rPr>
                 <w:rFonts w:ascii="맑은 고딕" w:hAnsi="맑은 고딕" w:eastAsia="맑은 고딕"/>
-                <w:sz w:val="19"/>
-              </w:rPr>
-              <w:t>**SUCCESS**</w:t>
+                <w:b/>
+                <w:sz w:val="19"/>
+              </w:rPr>
+              <w:t xml:space="preserve">SUCCESS</w:t>
             </w:r>
           </w:p>
         </w:tc>
@@ -1488,10 +1956,10 @@
           <w:p>
             <w:r>
               <w:rPr>
-                <w:rFonts w:ascii="맑은 고딕" w:hAnsi="맑은 고딕" w:eastAsia="맑은 고딕"/>
-                <w:sz w:val="19"/>
-              </w:rPr>
-              <w:t>`VALIDATE DATABASE`</w:t>
+                <w:rFonts w:ascii="Consolas" w:hAnsi="Consolas" w:eastAsia="맑은 고딕"/>
+                <w:sz w:val="19"/>
+              </w:rPr>
+              <w:t xml:space="preserve">VALIDATE DATABASE</w:t>
             </w:r>
           </w:p>
         </w:tc>
@@ -1517,9 +1985,10 @@
             <w:r>
               <w:rPr>
                 <w:rFonts w:ascii="맑은 고딕" w:hAnsi="맑은 고딕" w:eastAsia="맑은 고딕"/>
-                <w:sz w:val="19"/>
-              </w:rPr>
-              <w:t>**No**</w:t>
+                <w:b/>
+                <w:sz w:val="19"/>
+              </w:rPr>
+              <w:t xml:space="preserve">No</w:t>
             </w:r>
           </w:p>
         </w:tc>
@@ -1726,10 +2195,104 @@
     <w:p>
       <w:r>
         <w:rPr>
-          <w:rFonts w:ascii="맑은 고딕" w:hAnsi="맑은 고딕" w:eastAsia="맑은 고딕"/>
-          <w:sz w:val="21"/>
-        </w:rPr>
-        <w:t>**`LOG_ARCHIVE_DEST_STATE_2`가 `RESET`**이다. `DEFER`가 아니다. 7장에서 목적지를 껐다 켤 때 `DEFER`/`ENABLE`을 썼는데 Broker는 `RESET`을 쓴다. 목적지 상태는 `DEFERRED`로 표시된다.</w:t>
+          <w:rFonts w:ascii="Consolas" w:hAnsi="Consolas" w:eastAsia="맑은 고딕"/>
+          <w:b/>
+          <w:sz w:val="21"/>
+        </w:rPr>
+        <w:t xml:space="preserve">LOG_ARCHIVE_DEST_STATE_2</w:t>
+      </w:r>
+      <w:r>
+        <w:rPr>
+          <w:rFonts w:ascii="맑은 고딕" w:hAnsi="맑은 고딕" w:eastAsia="맑은 고딕"/>
+          <w:b/>
+          <w:sz w:val="21"/>
+        </w:rPr>
+        <w:t xml:space="preserve">가 </w:t>
+      </w:r>
+      <w:r>
+        <w:rPr>
+          <w:rFonts w:ascii="Consolas" w:hAnsi="Consolas" w:eastAsia="맑은 고딕"/>
+          <w:b/>
+          <w:sz w:val="21"/>
+        </w:rPr>
+        <w:t xml:space="preserve">RESET</w:t>
+      </w:r>
+      <w:r>
+        <w:rPr>
+          <w:rFonts w:ascii="맑은 고딕" w:hAnsi="맑은 고딕" w:eastAsia="맑은 고딕"/>
+          <w:sz w:val="21"/>
+        </w:rPr>
+        <w:t xml:space="preserve">이다. </w:t>
+      </w:r>
+      <w:r>
+        <w:rPr>
+          <w:rFonts w:ascii="Consolas" w:hAnsi="Consolas" w:eastAsia="맑은 고딕"/>
+          <w:sz w:val="21"/>
+        </w:rPr>
+        <w:t xml:space="preserve">DEFER</w:t>
+      </w:r>
+      <w:r>
+        <w:rPr>
+          <w:rFonts w:ascii="맑은 고딕" w:hAnsi="맑은 고딕" w:eastAsia="맑은 고딕"/>
+          <w:sz w:val="21"/>
+        </w:rPr>
+        <w:t xml:space="preserve">가 아니다. 7장에서 목적지를 껐다 켤 때 </w:t>
+      </w:r>
+      <w:r>
+        <w:rPr>
+          <w:rFonts w:ascii="Consolas" w:hAnsi="Consolas" w:eastAsia="맑은 고딕"/>
+          <w:sz w:val="21"/>
+        </w:rPr>
+        <w:t xml:space="preserve">DEFER</w:t>
+      </w:r>
+      <w:r>
+        <w:rPr>
+          <w:rFonts w:ascii="맑은 고딕" w:hAnsi="맑은 고딕" w:eastAsia="맑은 고딕"/>
+          <w:sz w:val="21"/>
+        </w:rPr>
+        <w:t xml:space="preserve">/</w:t>
+      </w:r>
+      <w:r>
+        <w:rPr>
+          <w:rFonts w:ascii="Consolas" w:hAnsi="Consolas" w:eastAsia="맑은 고딕"/>
+          <w:sz w:val="21"/>
+        </w:rPr>
+        <w:t xml:space="preserve">ENABLE</w:t>
+      </w:r>
+      <w:r>
+        <w:rPr>
+          <w:rFonts w:ascii="맑은 고딕" w:hAnsi="맑은 고딕" w:eastAsia="맑은 고딕"/>
+          <w:sz w:val="21"/>
+        </w:rPr>
+        <w:t xml:space="preserve">을 썼는데 Broker는 </w:t>
+      </w:r>
+      <w:r>
+        <w:rPr>
+          <w:rFonts w:ascii="Consolas" w:hAnsi="Consolas" w:eastAsia="맑은 고딕"/>
+          <w:sz w:val="21"/>
+        </w:rPr>
+        <w:t xml:space="preserve">RESET</w:t>
+      </w:r>
+      <w:r>
+        <w:rPr>
+          <w:rFonts w:ascii="맑은 고딕" w:hAnsi="맑은 고딕" w:eastAsia="맑은 고딕"/>
+          <w:sz w:val="21"/>
+        </w:rPr>
+        <w:t xml:space="preserve">을 쓴다. 목적지 상태는 </w:t>
+      </w:r>
+      <w:r>
+        <w:rPr>
+          <w:rFonts w:ascii="Consolas" w:hAnsi="Consolas" w:eastAsia="맑은 고딕"/>
+          <w:sz w:val="21"/>
+        </w:rPr>
+        <w:t xml:space="preserve">DEFERRED</w:t>
+      </w:r>
+      <w:r>
+        <w:rPr>
+          <w:rFonts w:ascii="맑은 고딕" w:hAnsi="맑은 고딕" w:eastAsia="맑은 고딕"/>
+          <w:sz w:val="21"/>
+        </w:rPr>
+        <w:t xml:space="preserve">로 표시된다.</w:t>
       </w:r>
     </w:p>
     <w:tbl>
@@ -1763,22 +2326,54 @@
             </w:pPr>
             <w:r>
               <w:rPr>
+                <w:rFonts w:ascii="Consolas" w:hAnsi="Consolas" w:eastAsia="맑은 고딕"/>
+                <w:b/>
+                <w:sz w:val="20"/>
+              </w:rPr>
+              <w:t xml:space="preserve">SHOW</w:t>
+            </w:r>
+            <w:r>
+              <w:rPr>
+                <w:rFonts w:ascii="맑은 고딕" w:hAnsi="맑은 고딕" w:eastAsia="맑은 고딕"/>
+                <w:b/>
+                <w:sz w:val="20"/>
+              </w:rPr>
+              <w:t xml:space="preserve">는 일상 점검</w:t>
+            </w:r>
+            <w:r>
+              <w:rPr>
                 <w:rFonts w:ascii="맑은 고딕" w:hAnsi="맑은 고딕" w:eastAsia="맑은 고딕"/>
                 <w:sz w:val="20"/>
               </w:rPr>
-              <w:t>**`SHOW`는 일상 점검**이다. 감시 도구가 주기적으로 실행할 명령이며, 예상치 못한 상태 변화를 잡는다.</w:t>
+              <w:t xml:space="preserve">이다. 감시 도구가 주기적으로 실행할 명령이며, 예상치 못한 상태 변화를 잡는다.</w:t>
             </w:r>
           </w:p>
           <w:p>
             <w:pPr>
               <w:spacing w:after="20"/>
             </w:pPr>
+            <w:r>
+              <w:rPr>
+                <w:rFonts w:ascii="Consolas" w:hAnsi="Consolas" w:eastAsia="맑은 고딕"/>
+                <w:b/>
+                <w:sz w:val="20"/>
+              </w:rPr>
+              <w:t xml:space="preserve">VALIDATE</w:t>
+            </w:r>
+            <w:r>
+              <w:rPr>
+                <w:rFonts w:ascii="맑은 고딕" w:hAnsi="맑은 고딕" w:eastAsia="맑은 고딕"/>
+                <w:b/>
+                <w:sz w:val="20"/>
+              </w:rPr>
+              <w:t xml:space="preserve">는 행동 직전 점검</w:t>
+            </w:r>
             <w:r>
               <w:rPr>
                 <w:rFonts w:ascii="맑은 고딕" w:hAnsi="맑은 고딕" w:eastAsia="맑은 고딕"/>
                 <w:sz w:val="20"/>
               </w:rPr>
-              <w:t>**`VALIDATE`는 행동 직전 점검**이다. 다음 상황에서 반드시 실행한다.</w:t>
+              <w:t xml:space="preserve">이다. 다음 상황에서 반드시 실행한다.</w:t>
             </w:r>
           </w:p>
           <w:p>
@@ -1790,7 +2385,7 @@
                 <w:rFonts w:ascii="맑은 고딕" w:hAnsi="맑은 고딕" w:eastAsia="맑은 고딕"/>
                 <w:sz w:val="20"/>
               </w:rPr>
-              <w:t>@B 계획된 Switchover를 하기 전</w:t>
+              <w:t xml:space="preserve">• 계획된 Switchover를 하기 전</w:t>
             </w:r>
           </w:p>
           <w:p>
@@ -1802,7 +2397,7 @@
                 <w:rFonts w:ascii="맑은 고딕" w:hAnsi="맑은 고딕" w:eastAsia="맑은 고딕"/>
                 <w:sz w:val="20"/>
               </w:rPr>
-              <w:t>@B 정기 점검에서 "지금 장애가 나면 전환할 수 있는가"를 확인할 때</w:t>
+              <w:t xml:space="preserve">• 정기 점검에서 "지금 장애가 나면 전환할 수 있는가"를 확인할 때</w:t>
             </w:r>
           </w:p>
           <w:p>
@@ -1814,7 +2409,7 @@
                 <w:rFonts w:ascii="맑은 고딕" w:hAnsi="맑은 고딕" w:eastAsia="맑은 고딕"/>
                 <w:sz w:val="20"/>
               </w:rPr>
-              <w:t>@B 구성을 바꾼 뒤 (속성 변경·멤버 추가·재구축)</w:t>
+              <w:t xml:space="preserve">• 구성을 바꾼 뒤 (속성 변경·멤버 추가·재구축)</w:t>
             </w:r>
           </w:p>
           <w:p>
@@ -1826,31 +2421,115 @@
                 <w:rFonts w:ascii="맑은 고딕" w:hAnsi="맑은 고딕" w:eastAsia="맑은 고딕"/>
                 <w:sz w:val="20"/>
               </w:rPr>
-              <w:t>@B 재해 복구 훈련 전</w:t>
+              <w:t xml:space="preserve">• 재해 복구 훈련 전</w:t>
             </w:r>
           </w:p>
           <w:p>
             <w:pPr>
               <w:spacing w:after="20"/>
             </w:pPr>
+            <w:r>
+              <w:rPr>
+                <w:rFonts w:ascii="Consolas" w:hAnsi="Consolas" w:eastAsia="맑은 고딕"/>
+                <w:b/>
+                <w:sz w:val="20"/>
+              </w:rPr>
+              <w:t xml:space="preserve">SHOW</w:t>
+            </w:r>
+            <w:r>
+              <w:rPr>
+                <w:rFonts w:ascii="맑은 고딕" w:hAnsi="맑은 고딕" w:eastAsia="맑은 고딕"/>
+                <w:b/>
+                <w:sz w:val="20"/>
+              </w:rPr>
+              <w:t xml:space="preserve">가 </w:t>
+            </w:r>
+            <w:r>
+              <w:rPr>
+                <w:rFonts w:ascii="Consolas" w:hAnsi="Consolas" w:eastAsia="맑은 고딕"/>
+                <w:b/>
+                <w:sz w:val="20"/>
+              </w:rPr>
+              <w:t xml:space="preserve">SUCCESS</w:t>
+            </w:r>
+            <w:r>
+              <w:rPr>
+                <w:rFonts w:ascii="맑은 고딕" w:hAnsi="맑은 고딕" w:eastAsia="맑은 고딕"/>
+                <w:b/>
+                <w:sz w:val="20"/>
+              </w:rPr>
+              <w:t xml:space="preserve">라고 전환이 가능한 것은 아니고</w:t>
+            </w:r>
             <w:r>
               <w:rPr>
                 <w:rFonts w:ascii="맑은 고딕" w:hAnsi="맑은 고딕" w:eastAsia="맑은 고딕"/>
                 <w:sz w:val="20"/>
               </w:rPr>
-              <w:t>**`SHOW`가 `SUCCESS`라고 전환이 가능한 것은 아니고**, `VALIDATE`가 `No`라고 복제가 멈춘 것도 아니다. 두 명령은 서로를 대신하지 못한다.</w:t>
-            </w:r>
-          </w:p>
-          <w:p>
-            <w:pPr>
-              <w:spacing w:after="20"/>
-            </w:pPr>
+              <w:t xml:space="preserve">, </w:t>
+            </w:r>
+            <w:r>
+              <w:rPr>
+                <w:rFonts w:ascii="Consolas" w:hAnsi="Consolas" w:eastAsia="맑은 고딕"/>
+                <w:sz w:val="20"/>
+              </w:rPr>
+              <w:t xml:space="preserve">VALIDATE</w:t>
+            </w:r>
             <w:r>
               <w:rPr>
                 <w:rFonts w:ascii="맑은 고딕" w:hAnsi="맑은 고딕" w:eastAsia="맑은 고딕"/>
                 <w:sz w:val="20"/>
               </w:rPr>
-              <w:t>**주간 점검 항목에 `VALIDATE DATABASE`를 넣어 두는 것**을 권한다.</w:t>
+              <w:t xml:space="preserve">가 </w:t>
+            </w:r>
+            <w:r>
+              <w:rPr>
+                <w:rFonts w:ascii="Consolas" w:hAnsi="Consolas" w:eastAsia="맑은 고딕"/>
+                <w:sz w:val="20"/>
+              </w:rPr>
+              <w:t xml:space="preserve">No</w:t>
+            </w:r>
+            <w:r>
+              <w:rPr>
+                <w:rFonts w:ascii="맑은 고딕" w:hAnsi="맑은 고딕" w:eastAsia="맑은 고딕"/>
+                <w:sz w:val="20"/>
+              </w:rPr>
+              <w:t xml:space="preserve">라고 복제가 멈춘 것도 아니다. 두 명령은 서로를 대신하지 못한다.</w:t>
+            </w:r>
+          </w:p>
+          <w:p>
+            <w:pPr>
+              <w:spacing w:after="20"/>
+            </w:pPr>
+            <w:r>
+              <w:rPr>
+                <w:rFonts w:ascii="맑은 고딕" w:hAnsi="맑은 고딕" w:eastAsia="맑은 고딕"/>
+                <w:b/>
+                <w:sz w:val="20"/>
+              </w:rPr>
+              <w:t xml:space="preserve">주간 점검 항목에 </w:t>
+            </w:r>
+            <w:r>
+              <w:rPr>
+                <w:rFonts w:ascii="Consolas" w:hAnsi="Consolas" w:eastAsia="맑은 고딕"/>
+                <w:b/>
+                <w:sz w:val="20"/>
+              </w:rPr>
+              <w:t xml:space="preserve">VALIDATE DATABASE</w:t>
+            </w:r>
+            <w:r>
+              <w:rPr>
+                <w:rFonts w:ascii="맑은 고딕" w:hAnsi="맑은 고딕" w:eastAsia="맑은 고딕"/>
+                <w:b/>
+                <w:sz w:val="20"/>
+              </w:rPr>
+              <w:t xml:space="preserve">를 넣어 두는 것</w:t>
+            </w:r>
+            <w:r>
+              <w:rPr>
+                <w:rFonts w:ascii="맑은 고딕" w:hAnsi="맑은 고딕" w:eastAsia="맑은 고딕"/>
+                <w:sz w:val="20"/>
+              </w:rPr>
+              <w:t xml:space="preserve">을 권한다.</w:t>
             </w:r>
           </w:p>
         </w:tc>
@@ -1868,10 +2547,17 @@
     <w:p>
       <w:r>
         <w:rPr>
-          <w:rFonts w:ascii="맑은 고딕" w:hAnsi="맑은 고딕" w:eastAsia="맑은 고딕"/>
-          <w:sz w:val="21"/>
-        </w:rPr>
-        <w:t>`VERBOSE`를 붙이면 훨씬 많은 것을 보여 준다. 실습 출력에서 중요한 부분만 옮긴다.</w:t>
+          <w:rFonts w:ascii="Consolas" w:hAnsi="Consolas" w:eastAsia="맑은 고딕"/>
+          <w:sz w:val="21"/>
+        </w:rPr>
+        <w:t xml:space="preserve">VERBOSE</w:t>
+      </w:r>
+      <w:r>
+        <w:rPr>
+          <w:rFonts w:ascii="맑은 고딕" w:hAnsi="맑은 고딕" w:eastAsia="맑은 고딕"/>
+          <w:sz w:val="21"/>
+        </w:rPr>
+        <w:t xml:space="preserve">를 붙이면 훨씬 많은 것을 보여 준다. 실습 출력에서 중요한 부분만 옮긴다.</w:t>
       </w:r>
     </w:p>
     <w:tbl>
@@ -2013,10 +2699,46 @@
     <w:p>
       <w:r>
         <w:rPr>
-          <w:rFonts w:ascii="맑은 고딕" w:hAnsi="맑은 고딕" w:eastAsia="맑은 고딕"/>
-          <w:sz w:val="21"/>
-        </w:rPr>
-        <w:t>`Gap Status: No Gap`은 7장에서 `V$ARCHIVE_GAP`으로 확인하던 것을 한 줄로 준 것이다. 로그 파일 구성은 **현재와 미래를 나란히** 보여 준다.</w:t>
+          <w:rFonts w:ascii="Consolas" w:hAnsi="Consolas" w:eastAsia="맑은 고딕"/>
+          <w:sz w:val="21"/>
+        </w:rPr>
+        <w:t xml:space="preserve">Gap Status: No Gap</w:t>
+      </w:r>
+      <w:r>
+        <w:rPr>
+          <w:rFonts w:ascii="맑은 고딕" w:hAnsi="맑은 고딕" w:eastAsia="맑은 고딕"/>
+          <w:sz w:val="21"/>
+        </w:rPr>
+        <w:t xml:space="preserve">은 7장에서 </w:t>
+      </w:r>
+      <w:r>
+        <w:rPr>
+          <w:rFonts w:ascii="Consolas" w:hAnsi="Consolas" w:eastAsia="맑은 고딕"/>
+          <w:sz w:val="21"/>
+        </w:rPr>
+        <w:t xml:space="preserve">V$ARCHIVE_GAP</w:t>
+      </w:r>
+      <w:r>
+        <w:rPr>
+          <w:rFonts w:ascii="맑은 고딕" w:hAnsi="맑은 고딕" w:eastAsia="맑은 고딕"/>
+          <w:sz w:val="21"/>
+        </w:rPr>
+        <w:t xml:space="preserve">으로 확인하던 것을 한 줄로 준 것이다. 로그 파일 구성은 </w:t>
+      </w:r>
+      <w:r>
+        <w:rPr>
+          <w:rFonts w:ascii="맑은 고딕" w:hAnsi="맑은 고딕" w:eastAsia="맑은 고딕"/>
+          <w:b/>
+          <w:sz w:val="21"/>
+        </w:rPr>
+        <w:t xml:space="preserve">현재와 미래를 나란히</w:t>
+      </w:r>
+      <w:r>
+        <w:rPr>
+          <w:rFonts w:ascii="맑은 고딕" w:hAnsi="맑은 고딕" w:eastAsia="맑은 고딕"/>
+          <w:sz w:val="21"/>
+        </w:rPr>
+        <w:t xml:space="preserve"> 보여 준다.</w:t>
       </w:r>
     </w:p>
     <w:tbl>
@@ -2106,10 +2828,55 @@
     <w:p>
       <w:r>
         <w:rPr>
-          <w:rFonts w:ascii="맑은 고딕" w:hAnsi="맑은 고딕" w:eastAsia="맑은 고딕"/>
-          <w:sz w:val="21"/>
-        </w:rPr>
-        <w:t>**`Future`는 역할이 바뀐 뒤를 가정한 계산**이다. 4장의 규칙(SRL은 온라인 그룹 수 + 1)이 **양방향으로** 지켜져야 한다는 뜻이며 `VALIDATE`가 대신 계산한다. 크기도 마찬가지다.</w:t>
+          <w:rFonts w:ascii="Consolas" w:hAnsi="Consolas" w:eastAsia="맑은 고딕"/>
+          <w:b/>
+          <w:sz w:val="21"/>
+        </w:rPr>
+        <w:t xml:space="preserve">Future</w:t>
+      </w:r>
+      <w:r>
+        <w:rPr>
+          <w:rFonts w:ascii="맑은 고딕" w:hAnsi="맑은 고딕" w:eastAsia="맑은 고딕"/>
+          <w:b/>
+          <w:sz w:val="21"/>
+        </w:rPr>
+        <w:t xml:space="preserve">는 역할이 바뀐 뒤를 가정한 계산</w:t>
+      </w:r>
+      <w:r>
+        <w:rPr>
+          <w:rFonts w:ascii="맑은 고딕" w:hAnsi="맑은 고딕" w:eastAsia="맑은 고딕"/>
+          <w:sz w:val="21"/>
+        </w:rPr>
+        <w:t xml:space="preserve">이다. 4장의 규칙(SRL은 온라인 그룹 수 + 1)이 </w:t>
+      </w:r>
+      <w:r>
+        <w:rPr>
+          <w:rFonts w:ascii="맑은 고딕" w:hAnsi="맑은 고딕" w:eastAsia="맑은 고딕"/>
+          <w:b/>
+          <w:sz w:val="21"/>
+        </w:rPr>
+        <w:t xml:space="preserve">양방향으로</w:t>
+      </w:r>
+      <w:r>
+        <w:rPr>
+          <w:rFonts w:ascii="맑은 고딕" w:hAnsi="맑은 고딕" w:eastAsia="맑은 고딕"/>
+          <w:sz w:val="21"/>
+        </w:rPr>
+        <w:t xml:space="preserve"> 지켜져야 한다는 뜻이며 </w:t>
+      </w:r>
+      <w:r>
+        <w:rPr>
+          <w:rFonts w:ascii="Consolas" w:hAnsi="Consolas" w:eastAsia="맑은 고딕"/>
+          <w:sz w:val="21"/>
+        </w:rPr>
+        <w:t xml:space="preserve">VALIDATE</w:t>
+      </w:r>
+      <w:r>
+        <w:rPr>
+          <w:rFonts w:ascii="맑은 고딕" w:hAnsi="맑은 고딕" w:eastAsia="맑은 고딕"/>
+          <w:sz w:val="21"/>
+        </w:rPr>
+        <w:t xml:space="preserve">가 대신 계산한다. 크기도 마찬가지다.</w:t>
       </w:r>
     </w:p>
     <w:tbl>
@@ -2280,9 +3047,17 @@
       <w:r>
         <w:rPr>
           <w:rFonts w:ascii="맑은 고딕" w:hAnsi="맑은 고딕" w:eastAsia="맑은 고딕"/>
-          <w:sz w:val="21"/>
-        </w:rPr>
-        <w:t>**양쪽을 나란히 놓는 것 자체가 진단이다.** 13장에서 손으로 관리할 때 표기가 갈렸던 일을 떠올린다. 여기서는 값이 다르면 한눈에 보인다.</w:t>
+          <w:b/>
+          <w:sz w:val="21"/>
+        </w:rPr>
+        <w:t xml:space="preserve">양쪽을 나란히 놓는 것 자체가 진단이다.</w:t>
+      </w:r>
+      <w:r>
+        <w:rPr>
+          <w:rFonts w:ascii="맑은 고딕" w:hAnsi="맑은 고딕" w:eastAsia="맑은 고딕"/>
+          <w:sz w:val="21"/>
+        </w:rPr>
+        <w:t xml:space="preserve"> 13장에서 손으로 관리할 때 표기가 갈렸던 일을 떠올린다. 여기서는 값이 다르면 한눈에 보인다.</w:t>
       </w:r>
     </w:p>
     <w:p>
@@ -2402,10 +3177,76 @@
     <w:p>
       <w:r>
         <w:rPr>
-          <w:rFonts w:ascii="맑은 고딕" w:hAnsi="맑은 고딕" w:eastAsia="맑은 고딕"/>
-          <w:sz w:val="21"/>
-        </w:rPr>
-        <w:t>**`DATAFILE`** — `OUTPUT=`은 필수이고, 경로를 주면 **`DGM-17138: OUTPUT should not contain a directory`**다. 14.6절의 `ORA-16540`과 같은 구조이며 **인자는 파일 이름**이다.</w:t>
+          <w:rFonts w:ascii="Consolas" w:hAnsi="Consolas" w:eastAsia="맑은 고딕"/>
+          <w:b/>
+          <w:sz w:val="21"/>
+        </w:rPr>
+        <w:t xml:space="preserve">DATAFILE</w:t>
+      </w:r>
+      <w:r>
+        <w:rPr>
+          <w:rFonts w:ascii="맑은 고딕" w:hAnsi="맑은 고딕" w:eastAsia="맑은 고딕"/>
+          <w:sz w:val="21"/>
+        </w:rPr>
+        <w:t xml:space="preserve"> — </w:t>
+      </w:r>
+      <w:r>
+        <w:rPr>
+          <w:rFonts w:ascii="Consolas" w:hAnsi="Consolas" w:eastAsia="맑은 고딕"/>
+          <w:sz w:val="21"/>
+        </w:rPr>
+        <w:t xml:space="preserve">OUTPUT=</w:t>
+      </w:r>
+      <w:r>
+        <w:rPr>
+          <w:rFonts w:ascii="맑은 고딕" w:hAnsi="맑은 고딕" w:eastAsia="맑은 고딕"/>
+          <w:sz w:val="21"/>
+        </w:rPr>
+        <w:t xml:space="preserve">은 필수이고, 경로를 주면 </w:t>
+      </w:r>
+      <w:r>
+        <w:rPr>
+          <w:rFonts w:ascii="Consolas" w:hAnsi="Consolas" w:eastAsia="맑은 고딕"/>
+          <w:b/>
+          <w:sz w:val="21"/>
+        </w:rPr>
+        <w:t xml:space="preserve">DGM-17138: OUTPUT should not contain a directory</w:t>
+      </w:r>
+      <w:r>
+        <w:rPr>
+          <w:rFonts w:ascii="맑은 고딕" w:hAnsi="맑은 고딕" w:eastAsia="맑은 고딕"/>
+          <w:sz w:val="21"/>
+        </w:rPr>
+        <w:t xml:space="preserve">다. 14.6절의 </w:t>
+      </w:r>
+      <w:r>
+        <w:rPr>
+          <w:rFonts w:ascii="Consolas" w:hAnsi="Consolas" w:eastAsia="맑은 고딕"/>
+          <w:sz w:val="21"/>
+        </w:rPr>
+        <w:t xml:space="preserve">ORA-16540</w:t>
+      </w:r>
+      <w:r>
+        <w:rPr>
+          <w:rFonts w:ascii="맑은 고딕" w:hAnsi="맑은 고딕" w:eastAsia="맑은 고딕"/>
+          <w:sz w:val="21"/>
+        </w:rPr>
+        <w:t xml:space="preserve">과 같은 구조이며 </w:t>
+      </w:r>
+      <w:r>
+        <w:rPr>
+          <w:rFonts w:ascii="맑은 고딕" w:hAnsi="맑은 고딕" w:eastAsia="맑은 고딕"/>
+          <w:b/>
+          <w:sz w:val="21"/>
+        </w:rPr>
+        <w:t xml:space="preserve">인자는 파일 이름</w:t>
+      </w:r>
+      <w:r>
+        <w:rPr>
+          <w:rFonts w:ascii="맑은 고딕" w:hAnsi="맑은 고딕" w:eastAsia="맑은 고딕"/>
+          <w:sz w:val="21"/>
+        </w:rPr>
+        <w:t xml:space="preserve">이다.</w:t>
       </w:r>
     </w:p>
     <w:tbl>
@@ -2485,7 +3326,22 @@
           <w:rFonts w:ascii="맑은 고딕" w:hAnsi="맑은 고딕" w:eastAsia="맑은 고딕"/>
           <w:sz w:val="21"/>
         </w:rPr>
-        <w:t>결과물이 **대상(Standby) 쪽** trace 디렉터리에 생긴다. 검사를 대상이 수행하기 때문이다.</w:t>
+        <w:t xml:space="preserve">결과물이 </w:t>
+      </w:r>
+      <w:r>
+        <w:rPr>
+          <w:rFonts w:ascii="맑은 고딕" w:hAnsi="맑은 고딕" w:eastAsia="맑은 고딕"/>
+          <w:b/>
+          <w:sz w:val="21"/>
+        </w:rPr>
+        <w:t xml:space="preserve">대상(Standby) 쪽</w:t>
+      </w:r>
+      <w:r>
+        <w:rPr>
+          <w:rFonts w:ascii="맑은 고딕" w:hAnsi="맑은 고딕" w:eastAsia="맑은 고딕"/>
+          <w:sz w:val="21"/>
+        </w:rPr>
+        <w:t xml:space="preserve"> trace 디렉터리에 생긴다. 검사를 대상이 수행하기 때문이다.</w:t>
       </w:r>
     </w:p>
     <w:p>
@@ -2494,7 +3350,49 @@
           <w:rFonts w:ascii="맑은 고딕" w:hAnsi="맑은 고딕" w:eastAsia="맑은 고딕"/>
           <w:sz w:val="21"/>
         </w:rPr>
-        <w:t>내용은 5장 실습 07의 `DBMS_DBCOMP` 블록 비교 결과다. 없는 파일 번호를 주면 `ORA-53201`과 `ORA-06512: at "SYS.DBMS_DBCOMP"`가 나온다.</w:t>
+        <w:t xml:space="preserve">내용은 5장 실습 07의 </w:t>
+      </w:r>
+      <w:r>
+        <w:rPr>
+          <w:rFonts w:ascii="Consolas" w:hAnsi="Consolas" w:eastAsia="맑은 고딕"/>
+          <w:sz w:val="21"/>
+        </w:rPr>
+        <w:t xml:space="preserve">DBMS_DBCOMP</w:t>
+      </w:r>
+      <w:r>
+        <w:rPr>
+          <w:rFonts w:ascii="맑은 고딕" w:hAnsi="맑은 고딕" w:eastAsia="맑은 고딕"/>
+          <w:sz w:val="21"/>
+        </w:rPr>
+        <w:t xml:space="preserve"> 블록 비교 결과다. 없는 파일 번호를 주면 </w:t>
+      </w:r>
+      <w:r>
+        <w:rPr>
+          <w:rFonts w:ascii="Consolas" w:hAnsi="Consolas" w:eastAsia="맑은 고딕"/>
+          <w:sz w:val="21"/>
+        </w:rPr>
+        <w:t xml:space="preserve">ORA-53201</w:t>
+      </w:r>
+      <w:r>
+        <w:rPr>
+          <w:rFonts w:ascii="맑은 고딕" w:hAnsi="맑은 고딕" w:eastAsia="맑은 고딕"/>
+          <w:sz w:val="21"/>
+        </w:rPr>
+        <w:t xml:space="preserve">과 </w:t>
+      </w:r>
+      <w:r>
+        <w:rPr>
+          <w:rFonts w:ascii="Consolas" w:hAnsi="Consolas" w:eastAsia="맑은 고딕"/>
+          <w:sz w:val="21"/>
+        </w:rPr>
+        <w:t xml:space="preserve">ORA-06512: at "SYS.DBMS_DBCOMP"</w:t>
+      </w:r>
+      <w:r>
+        <w:rPr>
+          <w:rFonts w:ascii="맑은 고딕" w:hAnsi="맑은 고딕" w:eastAsia="맑은 고딕"/>
+          <w:sz w:val="21"/>
+        </w:rPr>
+        <w:t xml:space="preserve">가 나온다.</w:t>
       </w:r>
     </w:p>
     <w:p>
@@ -2503,25 +3401,148 @@
           <w:rFonts w:ascii="맑은 고딕" w:hAnsi="맑은 고딕" w:eastAsia="맑은 고딕"/>
           <w:sz w:val="21"/>
         </w:rPr>
-        <w:t>표에서 **`CORR`(손상)·`LWLOC`·`LWRMT`(lost write)·`DIFFPAIR`(버전은 같은데 내용이 다름)가 0**이어야 한다. `SKIPPED`(빈 블록 등)와 `DIFFV`(버전이 다른 쌍)는 많아도 정상이다.</w:t>
+        <w:t xml:space="preserve">표에서 </w:t>
+      </w:r>
+      <w:r>
+        <w:rPr>
+          <w:rFonts w:ascii="Consolas" w:hAnsi="Consolas" w:eastAsia="맑은 고딕"/>
+          <w:b/>
+          <w:sz w:val="21"/>
+        </w:rPr>
+        <w:t xml:space="preserve">CORR</w:t>
+      </w:r>
+      <w:r>
+        <w:rPr>
+          <w:rFonts w:ascii="맑은 고딕" w:hAnsi="맑은 고딕" w:eastAsia="맑은 고딕"/>
+          <w:b/>
+          <w:sz w:val="21"/>
+        </w:rPr>
+        <w:t xml:space="preserve">(손상)·</w:t>
+      </w:r>
+      <w:r>
+        <w:rPr>
+          <w:rFonts w:ascii="Consolas" w:hAnsi="Consolas" w:eastAsia="맑은 고딕"/>
+          <w:b/>
+          <w:sz w:val="21"/>
+        </w:rPr>
+        <w:t xml:space="preserve">LWLOC</w:t>
+      </w:r>
+      <w:r>
+        <w:rPr>
+          <w:rFonts w:ascii="맑은 고딕" w:hAnsi="맑은 고딕" w:eastAsia="맑은 고딕"/>
+          <w:b/>
+          <w:sz w:val="21"/>
+        </w:rPr>
+        <w:t xml:space="preserve">·</w:t>
+      </w:r>
+      <w:r>
+        <w:rPr>
+          <w:rFonts w:ascii="Consolas" w:hAnsi="Consolas" w:eastAsia="맑은 고딕"/>
+          <w:b/>
+          <w:sz w:val="21"/>
+        </w:rPr>
+        <w:t xml:space="preserve">LWRMT</w:t>
+      </w:r>
+      <w:r>
+        <w:rPr>
+          <w:rFonts w:ascii="맑은 고딕" w:hAnsi="맑은 고딕" w:eastAsia="맑은 고딕"/>
+          <w:b/>
+          <w:sz w:val="21"/>
+        </w:rPr>
+        <w:t xml:space="preserve">(lost write)·</w:t>
+      </w:r>
+      <w:r>
+        <w:rPr>
+          <w:rFonts w:ascii="Consolas" w:hAnsi="Consolas" w:eastAsia="맑은 고딕"/>
+          <w:b/>
+          <w:sz w:val="21"/>
+        </w:rPr>
+        <w:t xml:space="preserve">DIFFPAIR</w:t>
+      </w:r>
+      <w:r>
+        <w:rPr>
+          <w:rFonts w:ascii="맑은 고딕" w:hAnsi="맑은 고딕" w:eastAsia="맑은 고딕"/>
+          <w:b/>
+          <w:sz w:val="21"/>
+        </w:rPr>
+        <w:t xml:space="preserve">(버전은 같은데 내용이 다름)가 0</w:t>
+      </w:r>
+      <w:r>
+        <w:rPr>
+          <w:rFonts w:ascii="맑은 고딕" w:hAnsi="맑은 고딕" w:eastAsia="맑은 고딕"/>
+          <w:sz w:val="21"/>
+        </w:rPr>
+        <w:t xml:space="preserve">이어야 한다. </w:t>
+      </w:r>
+      <w:r>
+        <w:rPr>
+          <w:rFonts w:ascii="Consolas" w:hAnsi="Consolas" w:eastAsia="맑은 고딕"/>
+          <w:sz w:val="21"/>
+        </w:rPr>
+        <w:t xml:space="preserve">SKIPPED</w:t>
+      </w:r>
+      <w:r>
+        <w:rPr>
+          <w:rFonts w:ascii="맑은 고딕" w:hAnsi="맑은 고딕" w:eastAsia="맑은 고딕"/>
+          <w:sz w:val="21"/>
+        </w:rPr>
+        <w:t xml:space="preserve">(빈 블록 등)와 </w:t>
+      </w:r>
+      <w:r>
+        <w:rPr>
+          <w:rFonts w:ascii="Consolas" w:hAnsi="Consolas" w:eastAsia="맑은 고딕"/>
+          <w:sz w:val="21"/>
+        </w:rPr>
+        <w:t xml:space="preserve">DIFFV</w:t>
+      </w:r>
+      <w:r>
+        <w:rPr>
+          <w:rFonts w:ascii="맑은 고딕" w:hAnsi="맑은 고딕" w:eastAsia="맑은 고딕"/>
+          <w:sz w:val="21"/>
+        </w:rPr>
+        <w:t xml:space="preserve">(버전이 다른 쌍)는 많아도 정상이다.</w:t>
       </w:r>
     </w:p>
     <w:p>
       <w:r>
         <w:rPr>
-          <w:rFonts w:ascii="맑은 고딕" w:hAnsi="맑은 고딕" w:eastAsia="맑은 고딕"/>
-          <w:sz w:val="21"/>
-        </w:rPr>
-        <w:t>**`lost write`는 전송·적용이 정상인데도 데이터가 조용히 어긋나는 사고**다. 지연이나 시퀀스로는 드러나지 않으며 이 명령만이 잡는다.</w:t>
+          <w:rFonts w:ascii="Consolas" w:hAnsi="Consolas" w:eastAsia="맑은 고딕"/>
+          <w:b/>
+          <w:sz w:val="21"/>
+        </w:rPr>
+        <w:t xml:space="preserve">lost write</w:t>
+      </w:r>
+      <w:r>
+        <w:rPr>
+          <w:rFonts w:ascii="맑은 고딕" w:hAnsi="맑은 고딕" w:eastAsia="맑은 고딕"/>
+          <w:b/>
+          <w:sz w:val="21"/>
+        </w:rPr>
+        <w:t xml:space="preserve">는 전송·적용이 정상인데도 데이터가 조용히 어긋나는 사고</w:t>
+      </w:r>
+      <w:r>
+        <w:rPr>
+          <w:rFonts w:ascii="맑은 고딕" w:hAnsi="맑은 고딕" w:eastAsia="맑은 고딕"/>
+          <w:sz w:val="21"/>
+        </w:rPr>
+        <w:t xml:space="preserve">다. 지연이나 시퀀스로는 드러나지 않으며 이 명령만이 잡는다.</w:t>
       </w:r>
     </w:p>
     <w:p>
       <w:r>
         <w:rPr>
-          <w:rFonts w:ascii="맑은 고딕" w:hAnsi="맑은 고딕" w:eastAsia="맑은 고딕"/>
-          <w:sz w:val="21"/>
-        </w:rPr>
-        <w:t>**`SPFILE`** — 초기화 파라미터를 양쪽 비교해 다른 것만 보여 준다. 실측에서 네 개가 나왔다.</w:t>
+          <w:rFonts w:ascii="Consolas" w:hAnsi="Consolas" w:eastAsia="맑은 고딕"/>
+          <w:b/>
+          <w:sz w:val="21"/>
+        </w:rPr>
+        <w:t xml:space="preserve">SPFILE</w:t>
+      </w:r>
+      <w:r>
+        <w:rPr>
+          <w:rFonts w:ascii="맑은 고딕" w:hAnsi="맑은 고딕" w:eastAsia="맑은 고딕"/>
+          <w:sz w:val="21"/>
+        </w:rPr>
+        <w:t xml:space="preserve"> — 초기화 파라미터를 양쪽 비교해 다른 것만 보여 준다. 실측에서 네 개가 나왔다.</w:t>
       </w:r>
     </w:p>
     <w:tbl>
@@ -2601,16 +3622,112 @@
           <w:rFonts w:ascii="맑은 고딕" w:hAnsi="맑은 고딕" w:eastAsia="맑은 고딕"/>
           <w:sz w:val="21"/>
         </w:rPr>
-        <w:t>앞의 둘은 다른 것이 정상이다. **`diagnostic_dest`는 끝의 슬래시 하나 차이**다. 이런 항목까지 잡아 주므로 전부 고치는 것이 아니라 **읽고 판정하는 것**이 목적이다.</w:t>
+        <w:t xml:space="preserve">앞의 둘은 다른 것이 정상이다. </w:t>
+      </w:r>
+      <w:r>
+        <w:rPr>
+          <w:rFonts w:ascii="Consolas" w:hAnsi="Consolas" w:eastAsia="맑은 고딕"/>
+          <w:b/>
+          <w:sz w:val="21"/>
+        </w:rPr>
+        <w:t xml:space="preserve">diagnostic_dest</w:t>
+      </w:r>
+      <w:r>
+        <w:rPr>
+          <w:rFonts w:ascii="맑은 고딕" w:hAnsi="맑은 고딕" w:eastAsia="맑은 고딕"/>
+          <w:b/>
+          <w:sz w:val="21"/>
+        </w:rPr>
+        <w:t xml:space="preserve">는 끝의 슬래시 하나 차이</w:t>
+      </w:r>
+      <w:r>
+        <w:rPr>
+          <w:rFonts w:ascii="맑은 고딕" w:hAnsi="맑은 고딕" w:eastAsia="맑은 고딕"/>
+          <w:sz w:val="21"/>
+        </w:rPr>
+        <w:t xml:space="preserve">다. 이런 항목까지 잡아 주므로 전부 고치는 것이 아니라 </w:t>
+      </w:r>
+      <w:r>
+        <w:rPr>
+          <w:rFonts w:ascii="맑은 고딕" w:hAnsi="맑은 고딕" w:eastAsia="맑은 고딕"/>
+          <w:b/>
+          <w:sz w:val="21"/>
+        </w:rPr>
+        <w:t xml:space="preserve">읽고 판정하는 것</w:t>
+      </w:r>
+      <w:r>
+        <w:rPr>
+          <w:rFonts w:ascii="맑은 고딕" w:hAnsi="맑은 고딕" w:eastAsia="맑은 고딕"/>
+          <w:sz w:val="21"/>
+        </w:rPr>
+        <w:t xml:space="preserve">이 목적이다.</w:t>
       </w:r>
     </w:p>
     <w:p>
       <w:r>
         <w:rPr>
-          <w:rFonts w:ascii="맑은 고딕" w:hAnsi="맑은 고딕" w:eastAsia="맑은 고딕"/>
-          <w:sz w:val="21"/>
-        </w:rPr>
-        <w:t>**`log_archive_trace`가 흥미롭다.** 15장에서 chicago에만 켰다가 0으로 되돌리면서 `SCOPE=BOTH`로 "명시적으로 0"이 된다. boston은 `NOT SPECIFIED`다. 값은 같은데 표기가 다르며 14.6절 XML의 `Default="True"`와 같은 이야기다.</w:t>
+          <w:rFonts w:ascii="Consolas" w:hAnsi="Consolas" w:eastAsia="맑은 고딕"/>
+          <w:b/>
+          <w:sz w:val="21"/>
+        </w:rPr>
+        <w:t xml:space="preserve">log_archive_trace</w:t>
+      </w:r>
+      <w:r>
+        <w:rPr>
+          <w:rFonts w:ascii="맑은 고딕" w:hAnsi="맑은 고딕" w:eastAsia="맑은 고딕"/>
+          <w:b/>
+          <w:sz w:val="21"/>
+        </w:rPr>
+        <w:t xml:space="preserve">가 흥미롭다.</w:t>
+      </w:r>
+      <w:r>
+        <w:rPr>
+          <w:rFonts w:ascii="맑은 고딕" w:hAnsi="맑은 고딕" w:eastAsia="맑은 고딕"/>
+          <w:sz w:val="21"/>
+        </w:rPr>
+        <w:t xml:space="preserve"> 15장에서 chicago에만 켰다가 0으로 되돌리면서 </w:t>
+      </w:r>
+      <w:r>
+        <w:rPr>
+          <w:rFonts w:ascii="Consolas" w:hAnsi="Consolas" w:eastAsia="맑은 고딕"/>
+          <w:sz w:val="21"/>
+        </w:rPr>
+        <w:t xml:space="preserve">SCOPE=BOTH</w:t>
+      </w:r>
+      <w:r>
+        <w:rPr>
+          <w:rFonts w:ascii="맑은 고딕" w:hAnsi="맑은 고딕" w:eastAsia="맑은 고딕"/>
+          <w:sz w:val="21"/>
+        </w:rPr>
+        <w:t xml:space="preserve">로 "명시적으로 0"이 된다. boston은 </w:t>
+      </w:r>
+      <w:r>
+        <w:rPr>
+          <w:rFonts w:ascii="Consolas" w:hAnsi="Consolas" w:eastAsia="맑은 고딕"/>
+          <w:sz w:val="21"/>
+        </w:rPr>
+        <w:t xml:space="preserve">NOT SPECIFIED</w:t>
+      </w:r>
+      <w:r>
+        <w:rPr>
+          <w:rFonts w:ascii="맑은 고딕" w:hAnsi="맑은 고딕" w:eastAsia="맑은 고딕"/>
+          <w:sz w:val="21"/>
+        </w:rPr>
+        <w:t xml:space="preserve">다. 값은 같은데 표기가 다르며 14.6절 XML의 </w:t>
+      </w:r>
+      <w:r>
+        <w:rPr>
+          <w:rFonts w:ascii="Consolas" w:hAnsi="Consolas" w:eastAsia="맑은 고딕"/>
+          <w:sz w:val="21"/>
+        </w:rPr>
+        <w:t xml:space="preserve">Default="True"</w:t>
+      </w:r>
+      <w:r>
+        <w:rPr>
+          <w:rFonts w:ascii="맑은 고딕" w:hAnsi="맑은 고딕" w:eastAsia="맑은 고딕"/>
+          <w:sz w:val="21"/>
+        </w:rPr>
+        <w:t xml:space="preserve">와 같은 이야기다.</w:t>
       </w:r>
     </w:p>
     <w:p>
@@ -2624,10 +3741,47 @@
     <w:p>
       <w:r>
         <w:rPr>
-          <w:rFonts w:ascii="맑은 고딕" w:hAnsi="맑은 고딕" w:eastAsia="맑은 고딕"/>
-          <w:sz w:val="21"/>
-        </w:rPr>
-        <w:t>`NETWORK CONFIGURATION`은 **양방향 연결**과 **정적 접속 식별자**를 모두 시험한다.</w:t>
+          <w:rFonts w:ascii="Consolas" w:hAnsi="Consolas" w:eastAsia="맑은 고딕"/>
+          <w:sz w:val="21"/>
+        </w:rPr>
+        <w:t xml:space="preserve">NETWORK CONFIGURATION</w:t>
+      </w:r>
+      <w:r>
+        <w:rPr>
+          <w:rFonts w:ascii="맑은 고딕" w:hAnsi="맑은 고딕" w:eastAsia="맑은 고딕"/>
+          <w:sz w:val="21"/>
+        </w:rPr>
+        <w:t xml:space="preserve">은 </w:t>
+      </w:r>
+      <w:r>
+        <w:rPr>
+          <w:rFonts w:ascii="맑은 고딕" w:hAnsi="맑은 고딕" w:eastAsia="맑은 고딕"/>
+          <w:b/>
+          <w:sz w:val="21"/>
+        </w:rPr>
+        <w:t xml:space="preserve">양방향 연결</w:t>
+      </w:r>
+      <w:r>
+        <w:rPr>
+          <w:rFonts w:ascii="맑은 고딕" w:hAnsi="맑은 고딕" w:eastAsia="맑은 고딕"/>
+          <w:sz w:val="21"/>
+        </w:rPr>
+        <w:t xml:space="preserve">과 </w:t>
+      </w:r>
+      <w:r>
+        <w:rPr>
+          <w:rFonts w:ascii="맑은 고딕" w:hAnsi="맑은 고딕" w:eastAsia="맑은 고딕"/>
+          <w:b/>
+          <w:sz w:val="21"/>
+        </w:rPr>
+        <w:t xml:space="preserve">정적 접속 식별자</w:t>
+      </w:r>
+      <w:r>
+        <w:rPr>
+          <w:rFonts w:ascii="맑은 고딕" w:hAnsi="맑은 고딕" w:eastAsia="맑은 고딕"/>
+          <w:sz w:val="21"/>
+        </w:rPr>
+        <w:t xml:space="preserve">를 모두 시험한다.</w:t>
       </w:r>
     </w:p>
     <w:tbl>
@@ -2746,7 +3900,21 @@
           <w:rFonts w:ascii="맑은 고딕" w:hAnsi="맑은 고딕" w:eastAsia="맑은 고딕"/>
           <w:sz w:val="21"/>
         </w:rPr>
-        <w:t>13장에서 적은 `GLOBAL_DBNAME`이 여기 쓰인다. 그 등록을 지우고 확인하면 이 장의 주제가 한 단계 더 밀린다.</w:t>
+        <w:t xml:space="preserve">13장에서 적은 </w:t>
+      </w:r>
+      <w:r>
+        <w:rPr>
+          <w:rFonts w:ascii="Consolas" w:hAnsi="Consolas" w:eastAsia="맑은 고딕"/>
+          <w:sz w:val="21"/>
+        </w:rPr>
+        <w:t xml:space="preserve">GLOBAL_DBNAME</w:t>
+      </w:r>
+      <w:r>
+        <w:rPr>
+          <w:rFonts w:ascii="맑은 고딕" w:hAnsi="맑은 고딕" w:eastAsia="맑은 고딕"/>
+          <w:sz w:val="21"/>
+        </w:rPr>
+        <w:t xml:space="preserve">이 여기 쓰인다. 그 등록을 지우고 확인하면 이 장의 주제가 한 단계 더 밀린다.</w:t>
       </w:r>
     </w:p>
     <w:tbl>
@@ -2914,10 +4082,86 @@
     <w:p>
       <w:r>
         <w:rPr>
-          <w:rFonts w:ascii="맑은 고딕" w:hAnsi="맑은 고딕" w:eastAsia="맑은 고딕"/>
-          <w:sz w:val="21"/>
-        </w:rPr>
-        <w:t>**`Ready for Switchover: Yes`이고 구성은 `SUCCESS`다.** `VALIDATE DATABASE`는 **Primary의 정적 등록만** 시험하고 대상의 것은 검사하지 않기 때문이다. 그런데 16장의 전환 과정은 **대상 쪽 정적 등록**을 쓰므로 지금 전환하면 멈춘다.</w:t>
+          <w:rFonts w:ascii="Consolas" w:hAnsi="Consolas" w:eastAsia="맑은 고딕"/>
+          <w:b/>
+          <w:sz w:val="21"/>
+        </w:rPr>
+        <w:t xml:space="preserve">Ready for Switchover: Yes</w:t>
+      </w:r>
+      <w:r>
+        <w:rPr>
+          <w:rFonts w:ascii="맑은 고딕" w:hAnsi="맑은 고딕" w:eastAsia="맑은 고딕"/>
+          <w:b/>
+          <w:sz w:val="21"/>
+        </w:rPr>
+        <w:t xml:space="preserve">이고 구성은 </w:t>
+      </w:r>
+      <w:r>
+        <w:rPr>
+          <w:rFonts w:ascii="Consolas" w:hAnsi="Consolas" w:eastAsia="맑은 고딕"/>
+          <w:b/>
+          <w:sz w:val="21"/>
+        </w:rPr>
+        <w:t xml:space="preserve">SUCCESS</w:t>
+      </w:r>
+      <w:r>
+        <w:rPr>
+          <w:rFonts w:ascii="맑은 고딕" w:hAnsi="맑은 고딕" w:eastAsia="맑은 고딕"/>
+          <w:b/>
+          <w:sz w:val="21"/>
+        </w:rPr>
+        <w:t xml:space="preserve">다.</w:t>
+      </w:r>
+      <w:r>
+        <w:rPr>
+          <w:rFonts w:ascii="맑은 고딕" w:hAnsi="맑은 고딕" w:eastAsia="맑은 고딕"/>
+          <w:sz w:val="21"/>
+        </w:rPr>
+        <w:t xml:space="preserve"> </w:t>
+      </w:r>
+      <w:r>
+        <w:rPr>
+          <w:rFonts w:ascii="Consolas" w:hAnsi="Consolas" w:eastAsia="맑은 고딕"/>
+          <w:sz w:val="21"/>
+        </w:rPr>
+        <w:t xml:space="preserve">VALIDATE DATABASE</w:t>
+      </w:r>
+      <w:r>
+        <w:rPr>
+          <w:rFonts w:ascii="맑은 고딕" w:hAnsi="맑은 고딕" w:eastAsia="맑은 고딕"/>
+          <w:sz w:val="21"/>
+        </w:rPr>
+        <w:t xml:space="preserve">는 </w:t>
+      </w:r>
+      <w:r>
+        <w:rPr>
+          <w:rFonts w:ascii="맑은 고딕" w:hAnsi="맑은 고딕" w:eastAsia="맑은 고딕"/>
+          <w:b/>
+          <w:sz w:val="21"/>
+        </w:rPr>
+        <w:t xml:space="preserve">Primary의 정적 등록만</w:t>
+      </w:r>
+      <w:r>
+        <w:rPr>
+          <w:rFonts w:ascii="맑은 고딕" w:hAnsi="맑은 고딕" w:eastAsia="맑은 고딕"/>
+          <w:sz w:val="21"/>
+        </w:rPr>
+        <w:t xml:space="preserve"> 시험하고 대상의 것은 검사하지 않기 때문이다. 그런데 16장의 전환 과정은 </w:t>
+      </w:r>
+      <w:r>
+        <w:rPr>
+          <w:rFonts w:ascii="맑은 고딕" w:hAnsi="맑은 고딕" w:eastAsia="맑은 고딕"/>
+          <w:b/>
+          <w:sz w:val="21"/>
+        </w:rPr>
+        <w:t xml:space="preserve">대상 쪽 정적 등록</w:t>
+      </w:r>
+      <w:r>
+        <w:rPr>
+          <w:rFonts w:ascii="맑은 고딕" w:hAnsi="맑은 고딕" w:eastAsia="맑은 고딕"/>
+          <w:sz w:val="21"/>
+        </w:rPr>
+        <w:t xml:space="preserve">을 쓰므로 지금 전환하면 멈춘다.</w:t>
       </w:r>
     </w:p>
     <w:tbl>
@@ -2954,19 +4198,115 @@
                 <w:rFonts w:ascii="맑은 고딕" w:hAnsi="맑은 고딕" w:eastAsia="맑은 고딕"/>
                 <w:sz w:val="20"/>
               </w:rPr>
-              <w:t>이 장은 `SHOW`가 `SUCCESS`라고 안전한 것이 아니라는 데서 출발했다. 여기서 한 걸음 더 나간다. **`VALIDATE DATABASE`가 `Yes`라고 전환이 된다는 보장도 아니다.** 검사 범위가 정해져 있기 때문이다.</w:t>
-            </w:r>
-          </w:p>
-          <w:p>
-            <w:pPr>
-              <w:spacing w:after="20"/>
-            </w:pPr>
+              <w:t xml:space="preserve">이 장은 </w:t>
+            </w:r>
+            <w:r>
+              <w:rPr>
+                <w:rFonts w:ascii="Consolas" w:hAnsi="Consolas" w:eastAsia="맑은 고딕"/>
+                <w:sz w:val="20"/>
+              </w:rPr>
+              <w:t xml:space="preserve">SHOW</w:t>
+            </w:r>
             <w:r>
               <w:rPr>
                 <w:rFonts w:ascii="맑은 고딕" w:hAnsi="맑은 고딕" w:eastAsia="맑은 고딕"/>
                 <w:sz w:val="20"/>
               </w:rPr>
-              <w:t>그러므로 점검표에 **`VALIDATE STATIC CONNECT IDENTIFIER FOR ALL`** 한 줄을 따로 넣는다. `FOR ALL`이어야 양쪽을 시험한다.</w:t>
+              <w:t xml:space="preserve">가 </w:t>
+            </w:r>
+            <w:r>
+              <w:rPr>
+                <w:rFonts w:ascii="Consolas" w:hAnsi="Consolas" w:eastAsia="맑은 고딕"/>
+                <w:sz w:val="20"/>
+              </w:rPr>
+              <w:t xml:space="preserve">SUCCESS</w:t>
+            </w:r>
+            <w:r>
+              <w:rPr>
+                <w:rFonts w:ascii="맑은 고딕" w:hAnsi="맑은 고딕" w:eastAsia="맑은 고딕"/>
+                <w:sz w:val="20"/>
+              </w:rPr>
+              <w:t xml:space="preserve">라고 안전한 것이 아니라는 데서 출발했다. 여기서 한 걸음 더 나간다. </w:t>
+            </w:r>
+            <w:r>
+              <w:rPr>
+                <w:rFonts w:ascii="Consolas" w:hAnsi="Consolas" w:eastAsia="맑은 고딕"/>
+                <w:b/>
+                <w:sz w:val="20"/>
+              </w:rPr>
+              <w:t xml:space="preserve">VALIDATE DATABASE</w:t>
+            </w:r>
+            <w:r>
+              <w:rPr>
+                <w:rFonts w:ascii="맑은 고딕" w:hAnsi="맑은 고딕" w:eastAsia="맑은 고딕"/>
+                <w:b/>
+                <w:sz w:val="20"/>
+              </w:rPr>
+              <w:t xml:space="preserve">가 </w:t>
+            </w:r>
+            <w:r>
+              <w:rPr>
+                <w:rFonts w:ascii="Consolas" w:hAnsi="Consolas" w:eastAsia="맑은 고딕"/>
+                <w:b/>
+                <w:sz w:val="20"/>
+              </w:rPr>
+              <w:t xml:space="preserve">Yes</w:t>
+            </w:r>
+            <w:r>
+              <w:rPr>
+                <w:rFonts w:ascii="맑은 고딕" w:hAnsi="맑은 고딕" w:eastAsia="맑은 고딕"/>
+                <w:b/>
+                <w:sz w:val="20"/>
+              </w:rPr>
+              <w:t xml:space="preserve">라고 전환이 된다는 보장도 아니다.</w:t>
+            </w:r>
+            <w:r>
+              <w:rPr>
+                <w:rFonts w:ascii="맑은 고딕" w:hAnsi="맑은 고딕" w:eastAsia="맑은 고딕"/>
+                <w:sz w:val="20"/>
+              </w:rPr>
+              <w:t xml:space="preserve"> 검사 범위가 정해져 있기 때문이다.</w:t>
+            </w:r>
+          </w:p>
+          <w:p>
+            <w:pPr>
+              <w:spacing w:after="20"/>
+            </w:pPr>
+            <w:r>
+              <w:rPr>
+                <w:rFonts w:ascii="맑은 고딕" w:hAnsi="맑은 고딕" w:eastAsia="맑은 고딕"/>
+                <w:sz w:val="20"/>
+              </w:rPr>
+              <w:t xml:space="preserve">그러므로 점검표에 </w:t>
+            </w:r>
+            <w:r>
+              <w:rPr>
+                <w:rFonts w:ascii="Consolas" w:hAnsi="Consolas" w:eastAsia="맑은 고딕"/>
+                <w:b/>
+                <w:sz w:val="20"/>
+              </w:rPr>
+              <w:t xml:space="preserve">VALIDATE STATIC CONNECT IDENTIFIER FOR ALL</w:t>
+            </w:r>
+            <w:r>
+              <w:rPr>
+                <w:rFonts w:ascii="맑은 고딕" w:hAnsi="맑은 고딕" w:eastAsia="맑은 고딕"/>
+                <w:sz w:val="20"/>
+              </w:rPr>
+              <w:t xml:space="preserve"> 한 줄을 따로 넣는다. </w:t>
+            </w:r>
+            <w:r>
+              <w:rPr>
+                <w:rFonts w:ascii="Consolas" w:hAnsi="Consolas" w:eastAsia="맑은 고딕"/>
+                <w:sz w:val="20"/>
+              </w:rPr>
+              <w:t xml:space="preserve">FOR ALL</w:t>
+            </w:r>
+            <w:r>
+              <w:rPr>
+                <w:rFonts w:ascii="맑은 고딕" w:hAnsi="맑은 고딕" w:eastAsia="맑은 고딕"/>
+                <w:sz w:val="20"/>
+              </w:rPr>
+              <w:t xml:space="preserve">이어야 양쪽을 시험한다.</w:t>
             </w:r>
           </w:p>
         </w:tc>
@@ -2987,7 +4327,50 @@
           <w:rFonts w:ascii="맑은 고딕" w:hAnsi="맑은 고딕" w:eastAsia="맑은 고딕"/>
           <w:sz w:val="21"/>
         </w:rPr>
-        <w:t>13장에서 `SHOW DATABASE VERBOSE`의 속성 목록에 `(monitor)`로 표시된 항목들이 있었다. 값을 설정하는 것이 아니라 **조회하면 계산해 주는** 속성이며, 이름을 지정해 하나씩 본다.</w:t>
+        <w:t xml:space="preserve">13장에서 </w:t>
+      </w:r>
+      <w:r>
+        <w:rPr>
+          <w:rFonts w:ascii="Consolas" w:hAnsi="Consolas" w:eastAsia="맑은 고딕"/>
+          <w:sz w:val="21"/>
+        </w:rPr>
+        <w:t xml:space="preserve">SHOW DATABASE VERBOSE</w:t>
+      </w:r>
+      <w:r>
+        <w:rPr>
+          <w:rFonts w:ascii="맑은 고딕" w:hAnsi="맑은 고딕" w:eastAsia="맑은 고딕"/>
+          <w:sz w:val="21"/>
+        </w:rPr>
+        <w:t xml:space="preserve">의 속성 목록에 </w:t>
+      </w:r>
+      <w:r>
+        <w:rPr>
+          <w:rFonts w:ascii="Consolas" w:hAnsi="Consolas" w:eastAsia="맑은 고딕"/>
+          <w:sz w:val="21"/>
+        </w:rPr>
+        <w:t xml:space="preserve">(monitor)</w:t>
+      </w:r>
+      <w:r>
+        <w:rPr>
+          <w:rFonts w:ascii="맑은 고딕" w:hAnsi="맑은 고딕" w:eastAsia="맑은 고딕"/>
+          <w:sz w:val="21"/>
+        </w:rPr>
+        <w:t xml:space="preserve">로 표시된 항목들이 있었다. 값을 설정하는 것이 아니라 </w:t>
+      </w:r>
+      <w:r>
+        <w:rPr>
+          <w:rFonts w:ascii="맑은 고딕" w:hAnsi="맑은 고딕" w:eastAsia="맑은 고딕"/>
+          <w:b/>
+          <w:sz w:val="21"/>
+        </w:rPr>
+        <w:t xml:space="preserve">조회하면 계산해 주는</w:t>
+      </w:r>
+      <w:r>
+        <w:rPr>
+          <w:rFonts w:ascii="맑은 고딕" w:hAnsi="맑은 고딕" w:eastAsia="맑은 고딕"/>
+          <w:sz w:val="21"/>
+        </w:rPr>
+        <w:t xml:space="preserve"> 속성이며, 이름을 지정해 하나씩 본다.</w:t>
       </w:r>
     </w:p>
     <w:p>
@@ -3178,10 +4561,74 @@
     <w:p>
       <w:r>
         <w:rPr>
-          <w:rFonts w:ascii="맑은 고딕" w:hAnsi="맑은 고딕" w:eastAsia="맑은 고딕"/>
-          <w:sz w:val="21"/>
-        </w:rPr>
-        <w:t>`LogXptStatus`는 **Primary에서** 조회한다. 어느 Standby로 보내고 있고 그 상태가 어떤지 알려 준다. `V$ARCHIVE_DEST_STATUS`의 `STATUS`·`ERROR`에 대응한다.</w:t>
+          <w:rFonts w:ascii="Consolas" w:hAnsi="Consolas" w:eastAsia="맑은 고딕"/>
+          <w:sz w:val="21"/>
+        </w:rPr>
+        <w:t xml:space="preserve">LogXptStatus</w:t>
+      </w:r>
+      <w:r>
+        <w:rPr>
+          <w:rFonts w:ascii="맑은 고딕" w:hAnsi="맑은 고딕" w:eastAsia="맑은 고딕"/>
+          <w:sz w:val="21"/>
+        </w:rPr>
+        <w:t xml:space="preserve">는 </w:t>
+      </w:r>
+      <w:r>
+        <w:rPr>
+          <w:rFonts w:ascii="맑은 고딕" w:hAnsi="맑은 고딕" w:eastAsia="맑은 고딕"/>
+          <w:b/>
+          <w:sz w:val="21"/>
+        </w:rPr>
+        <w:t xml:space="preserve">Primary에서</w:t>
+      </w:r>
+      <w:r>
+        <w:rPr>
+          <w:rFonts w:ascii="맑은 고딕" w:hAnsi="맑은 고딕" w:eastAsia="맑은 고딕"/>
+          <w:sz w:val="21"/>
+        </w:rPr>
+        <w:t xml:space="preserve"> 조회한다. 어느 Standby로 보내고 있고 그 상태가 어떤지 알려 준다. </w:t>
+      </w:r>
+      <w:r>
+        <w:rPr>
+          <w:rFonts w:ascii="Consolas" w:hAnsi="Consolas" w:eastAsia="맑은 고딕"/>
+          <w:sz w:val="21"/>
+        </w:rPr>
+        <w:t xml:space="preserve">V$ARCHIVE_DEST_STATUS</w:t>
+      </w:r>
+      <w:r>
+        <w:rPr>
+          <w:rFonts w:ascii="맑은 고딕" w:hAnsi="맑은 고딕" w:eastAsia="맑은 고딕"/>
+          <w:sz w:val="21"/>
+        </w:rPr>
+        <w:t xml:space="preserve">의 </w:t>
+      </w:r>
+      <w:r>
+        <w:rPr>
+          <w:rFonts w:ascii="Consolas" w:hAnsi="Consolas" w:eastAsia="맑은 고딕"/>
+          <w:sz w:val="21"/>
+        </w:rPr>
+        <w:t xml:space="preserve">STATUS</w:t>
+      </w:r>
+      <w:r>
+        <w:rPr>
+          <w:rFonts w:ascii="맑은 고딕" w:hAnsi="맑은 고딕" w:eastAsia="맑은 고딕"/>
+          <w:sz w:val="21"/>
+        </w:rPr>
+        <w:t xml:space="preserve">·</w:t>
+      </w:r>
+      <w:r>
+        <w:rPr>
+          <w:rFonts w:ascii="Consolas" w:hAnsi="Consolas" w:eastAsia="맑은 고딕"/>
+          <w:sz w:val="21"/>
+        </w:rPr>
+        <w:t xml:space="preserve">ERROR</w:t>
+      </w:r>
+      <w:r>
+        <w:rPr>
+          <w:rFonts w:ascii="맑은 고딕" w:hAnsi="맑은 고딕" w:eastAsia="맑은 고딕"/>
+          <w:sz w:val="21"/>
+        </w:rPr>
+        <w:t xml:space="preserve">에 대응한다.</w:t>
       </w:r>
     </w:p>
     <w:p>
@@ -3280,18 +4727,89 @@
       <w:r>
         <w:rPr>
           <w:rFonts w:ascii="맑은 고딕" w:hAnsi="맑은 고딕" w:eastAsia="맑은 고딕"/>
-          <w:sz w:val="21"/>
-        </w:rPr>
-        <w:t>**보낼 것이 남아 있는가**를 보여 준다. `STATUS`가 `CURRENT`인 항목은 지금 쓰고 있는 로그이며 정상이다. 전송이 밀리면 `CURRENT`가 아닌 항목이 쌓인다.</w:t>
+          <w:b/>
+          <w:sz w:val="21"/>
+        </w:rPr>
+        <w:t xml:space="preserve">보낼 것이 남아 있는가</w:t>
+      </w:r>
+      <w:r>
+        <w:rPr>
+          <w:rFonts w:ascii="맑은 고딕" w:hAnsi="맑은 고딕" w:eastAsia="맑은 고딕"/>
+          <w:sz w:val="21"/>
+        </w:rPr>
+        <w:t xml:space="preserve">를 보여 준다. </w:t>
+      </w:r>
+      <w:r>
+        <w:rPr>
+          <w:rFonts w:ascii="Consolas" w:hAnsi="Consolas" w:eastAsia="맑은 고딕"/>
+          <w:sz w:val="21"/>
+        </w:rPr>
+        <w:t xml:space="preserve">STATUS</w:t>
+      </w:r>
+      <w:r>
+        <w:rPr>
+          <w:rFonts w:ascii="맑은 고딕" w:hAnsi="맑은 고딕" w:eastAsia="맑은 고딕"/>
+          <w:sz w:val="21"/>
+        </w:rPr>
+        <w:t xml:space="preserve">가 </w:t>
+      </w:r>
+      <w:r>
+        <w:rPr>
+          <w:rFonts w:ascii="Consolas" w:hAnsi="Consolas" w:eastAsia="맑은 고딕"/>
+          <w:sz w:val="21"/>
+        </w:rPr>
+        <w:t xml:space="preserve">CURRENT</w:t>
+      </w:r>
+      <w:r>
+        <w:rPr>
+          <w:rFonts w:ascii="맑은 고딕" w:hAnsi="맑은 고딕" w:eastAsia="맑은 고딕"/>
+          <w:sz w:val="21"/>
+        </w:rPr>
+        <w:t xml:space="preserve">인 항목은 지금 쓰고 있는 로그이며 정상이다. 전송이 밀리면 </w:t>
+      </w:r>
+      <w:r>
+        <w:rPr>
+          <w:rFonts w:ascii="Consolas" w:hAnsi="Consolas" w:eastAsia="맑은 고딕"/>
+          <w:sz w:val="21"/>
+        </w:rPr>
+        <w:t xml:space="preserve">CURRENT</w:t>
+      </w:r>
+      <w:r>
+        <w:rPr>
+          <w:rFonts w:ascii="맑은 고딕" w:hAnsi="맑은 고딕" w:eastAsia="맑은 고딕"/>
+          <w:sz w:val="21"/>
+        </w:rPr>
+        <w:t xml:space="preserve">가 아닌 항목이 쌓인다.</w:t>
       </w:r>
     </w:p>
     <w:p>
       <w:r>
         <w:rPr>
-          <w:rFonts w:ascii="맑은 고딕" w:hAnsi="맑은 고딕" w:eastAsia="맑은 고딕"/>
-          <w:sz w:val="21"/>
-        </w:rPr>
-        <w:t>`RESETLOGS_ID 1242322892`는 5장부터 계속 본 그 값이고, `SIZE (KBs) 6911`은 현재 로그에 쌓인 양이다.</w:t>
+          <w:rFonts w:ascii="Consolas" w:hAnsi="Consolas" w:eastAsia="맑은 고딕"/>
+          <w:sz w:val="21"/>
+        </w:rPr>
+        <w:t xml:space="preserve">RESETLOGS_ID 1242322892</w:t>
+      </w:r>
+      <w:r>
+        <w:rPr>
+          <w:rFonts w:ascii="맑은 고딕" w:hAnsi="맑은 고딕" w:eastAsia="맑은 고딕"/>
+          <w:sz w:val="21"/>
+        </w:rPr>
+        <w:t xml:space="preserve">는 5장부터 계속 본 그 값이고, </w:t>
+      </w:r>
+      <w:r>
+        <w:rPr>
+          <w:rFonts w:ascii="Consolas" w:hAnsi="Consolas" w:eastAsia="맑은 고딕"/>
+          <w:sz w:val="21"/>
+        </w:rPr>
+        <w:t xml:space="preserve">SIZE (KBs) 6911</w:t>
+      </w:r>
+      <w:r>
+        <w:rPr>
+          <w:rFonts w:ascii="맑은 고딕" w:hAnsi="맑은 고딕" w:eastAsia="맑은 고딕"/>
+          <w:sz w:val="21"/>
+        </w:rPr>
+        <w:t xml:space="preserve">은 현재 로그에 쌓인 양이다.</w:t>
       </w:r>
     </w:p>
     <w:tbl>
@@ -3369,9 +4887,17 @@
       <w:r>
         <w:rPr>
           <w:rFonts w:ascii="맑은 고딕" w:hAnsi="맑은 고딕" w:eastAsia="맑은 고딕"/>
-          <w:sz w:val="21"/>
-        </w:rPr>
-        <w:t>**받았지만 아직 적용하지 못한 것**을 보여 준다. 비어 있으면 밀린 것이 없다는 뜻이다.</w:t>
+          <w:b/>
+          <w:sz w:val="21"/>
+        </w:rPr>
+        <w:t xml:space="preserve">받았지만 아직 적용하지 못한 것</w:t>
+      </w:r>
+      <w:r>
+        <w:rPr>
+          <w:rFonts w:ascii="맑은 고딕" w:hAnsi="맑은 고딕" w:eastAsia="맑은 고딕"/>
+          <w:sz w:val="21"/>
+        </w:rPr>
+        <w:t xml:space="preserve">을 보여 준다. 비어 있으면 밀린 것이 없다는 뜻이다.</w:t>
       </w:r>
     </w:p>
     <w:p>
@@ -3497,9 +5023,10 @@
             <w:r>
               <w:rPr>
                 <w:rFonts w:ascii="맑은 고딕" w:hAnsi="맑은 고딕" w:eastAsia="맑은 고딕"/>
-                <w:sz w:val="19"/>
-              </w:rPr>
-              <w:t>**쌓임**</w:t>
+                <w:b/>
+                <w:sz w:val="19"/>
+              </w:rPr>
+              <w:t xml:space="preserve">쌓임</w:t>
             </w:r>
           </w:p>
         </w:tc>
@@ -3525,9 +5052,17 @@
             <w:r>
               <w:rPr>
                 <w:rFonts w:ascii="맑은 고딕" w:hAnsi="맑은 고딕" w:eastAsia="맑은 고딕"/>
-                <w:sz w:val="19"/>
-              </w:rPr>
-              <w:t>**전송**이 막혔다</w:t>
+                <w:b/>
+                <w:sz w:val="19"/>
+              </w:rPr>
+              <w:t xml:space="preserve">전송</w:t>
+            </w:r>
+            <w:r>
+              <w:rPr>
+                <w:rFonts w:ascii="맑은 고딕" w:hAnsi="맑은 고딕" w:eastAsia="맑은 고딕"/>
+                <w:sz w:val="19"/>
+              </w:rPr>
+              <w:t xml:space="preserve">이 막혔다</w:t>
             </w:r>
           </w:p>
         </w:tc>
@@ -3555,9 +5090,10 @@
             <w:r>
               <w:rPr>
                 <w:rFonts w:ascii="맑은 고딕" w:hAnsi="맑은 고딕" w:eastAsia="맑은 고딕"/>
-                <w:sz w:val="19"/>
-              </w:rPr>
-              <w:t>**쌓임**</w:t>
+                <w:b/>
+                <w:sz w:val="19"/>
+              </w:rPr>
+              <w:t xml:space="preserve">쌓임</w:t>
             </w:r>
           </w:p>
         </w:tc>
@@ -3569,9 +5105,17 @@
             <w:r>
               <w:rPr>
                 <w:rFonts w:ascii="맑은 고딕" w:hAnsi="맑은 고딕" w:eastAsia="맑은 고딕"/>
-                <w:sz w:val="19"/>
-              </w:rPr>
-              <w:t>**적용**이 막혔다</w:t>
+                <w:b/>
+                <w:sz w:val="19"/>
+              </w:rPr>
+              <w:t xml:space="preserve">적용</w:t>
+            </w:r>
+            <w:r>
+              <w:rPr>
+                <w:rFonts w:ascii="맑은 고딕" w:hAnsi="맑은 고딕" w:eastAsia="맑은 고딕"/>
+                <w:sz w:val="19"/>
+              </w:rPr>
+              <w:t xml:space="preserve">이 막혔다</w:t>
             </w:r>
           </w:p>
         </w:tc>
@@ -3628,7 +5172,50 @@
           <w:rFonts w:ascii="맑은 고딕" w:hAnsi="맑은 고딕" w:eastAsia="맑은 고딕"/>
           <w:sz w:val="21"/>
         </w:rPr>
-        <w:t>7장에서 `transport lag`과 `apply lag`을 조합해 진단했던 것과 같은 구조다. 큐를 보면 **양까지 알 수 있다**는 점이 다르다.</w:t>
+        <w:t xml:space="preserve">7장에서 </w:t>
+      </w:r>
+      <w:r>
+        <w:rPr>
+          <w:rFonts w:ascii="Consolas" w:hAnsi="Consolas" w:eastAsia="맑은 고딕"/>
+          <w:sz w:val="21"/>
+        </w:rPr>
+        <w:t xml:space="preserve">transport lag</w:t>
+      </w:r>
+      <w:r>
+        <w:rPr>
+          <w:rFonts w:ascii="맑은 고딕" w:hAnsi="맑은 고딕" w:eastAsia="맑은 고딕"/>
+          <w:sz w:val="21"/>
+        </w:rPr>
+        <w:t xml:space="preserve">과 </w:t>
+      </w:r>
+      <w:r>
+        <w:rPr>
+          <w:rFonts w:ascii="Consolas" w:hAnsi="Consolas" w:eastAsia="맑은 고딕"/>
+          <w:sz w:val="21"/>
+        </w:rPr>
+        <w:t xml:space="preserve">apply lag</w:t>
+      </w:r>
+      <w:r>
+        <w:rPr>
+          <w:rFonts w:ascii="맑은 고딕" w:hAnsi="맑은 고딕" w:eastAsia="맑은 고딕"/>
+          <w:sz w:val="21"/>
+        </w:rPr>
+        <w:t xml:space="preserve">을 조합해 진단했던 것과 같은 구조다. 큐를 보면 </w:t>
+      </w:r>
+      <w:r>
+        <w:rPr>
+          <w:rFonts w:ascii="맑은 고딕" w:hAnsi="맑은 고딕" w:eastAsia="맑은 고딕"/>
+          <w:b/>
+          <w:sz w:val="21"/>
+        </w:rPr>
+        <w:t xml:space="preserve">양까지 알 수 있다</w:t>
+      </w:r>
+      <w:r>
+        <w:rPr>
+          <w:rFonts w:ascii="맑은 고딕" w:hAnsi="맑은 고딕" w:eastAsia="맑은 고딕"/>
+          <w:sz w:val="21"/>
+        </w:rPr>
+        <w:t xml:space="preserve">는 점이 다르다.</w:t>
       </w:r>
     </w:p>
     <w:p>
@@ -3781,7 +5368,36 @@
           <w:rFonts w:ascii="맑은 고딕" w:hAnsi="맑은 고딕" w:eastAsia="맑은 고딕"/>
           <w:sz w:val="21"/>
         </w:rPr>
-        <w:t>상위 다섯 중 넷이 **유휴 대기**다. 마지막 `parallel recovery slave next change`만 적용 관련인데 이것도 대기다.</w:t>
+        <w:t xml:space="preserve">상위 다섯 중 넷이 </w:t>
+      </w:r>
+      <w:r>
+        <w:rPr>
+          <w:rFonts w:ascii="맑은 고딕" w:hAnsi="맑은 고딕" w:eastAsia="맑은 고딕"/>
+          <w:b/>
+          <w:sz w:val="21"/>
+        </w:rPr>
+        <w:t xml:space="preserve">유휴 대기</w:t>
+      </w:r>
+      <w:r>
+        <w:rPr>
+          <w:rFonts w:ascii="맑은 고딕" w:hAnsi="맑은 고딕" w:eastAsia="맑은 고딕"/>
+          <w:sz w:val="21"/>
+        </w:rPr>
+        <w:t xml:space="preserve">다. 마지막 </w:t>
+      </w:r>
+      <w:r>
+        <w:rPr>
+          <w:rFonts w:ascii="Consolas" w:hAnsi="Consolas" w:eastAsia="맑은 고딕"/>
+          <w:sz w:val="21"/>
+        </w:rPr>
+        <w:t xml:space="preserve">parallel recovery slave next change</w:t>
+      </w:r>
+      <w:r>
+        <w:rPr>
+          <w:rFonts w:ascii="맑은 고딕" w:hAnsi="맑은 고딕" w:eastAsia="맑은 고딕"/>
+          <w:sz w:val="21"/>
+        </w:rPr>
+        <w:t xml:space="preserve">만 적용 관련인데 이것도 대기다.</w:t>
       </w:r>
     </w:p>
     <w:tbl>
@@ -3816,9 +5432,25 @@
             <w:r>
               <w:rPr>
                 <w:rFonts w:ascii="맑은 고딕" w:hAnsi="맑은 고딕" w:eastAsia="맑은 고딕"/>
+                <w:b/>
                 <w:sz w:val="20"/>
               </w:rPr>
-              <w:t>**적용할 리두가 없어 기다리는 것**이므로 값이 크다고 문제가 아니다. 적용이 병목이면 I/O 계열이 상위로 올라온다. **절대값보다 평소와의 차이가 신호다.**</w:t>
+              <w:t xml:space="preserve">적용할 리두가 없어 기다리는 것</w:t>
+            </w:r>
+            <w:r>
+              <w:rPr>
+                <w:rFonts w:ascii="맑은 고딕" w:hAnsi="맑은 고딕" w:eastAsia="맑은 고딕"/>
+                <w:sz w:val="20"/>
+              </w:rPr>
+              <w:t xml:space="preserve">이므로 값이 크다고 문제가 아니다. 적용이 병목이면 I/O 계열이 상위로 올라온다. </w:t>
+            </w:r>
+            <w:r>
+              <w:rPr>
+                <w:rFonts w:ascii="맑은 고딕" w:hAnsi="맑은 고딕" w:eastAsia="맑은 고딕"/>
+                <w:b/>
+                <w:sz w:val="20"/>
+              </w:rPr>
+              <w:t xml:space="preserve">절대값보다 평소와의 차이가 신호다.</w:t>
             </w:r>
           </w:p>
         </w:tc>
@@ -4042,10 +5674,10 @@
           <w:p>
             <w:r>
               <w:rPr>
-                <w:rFonts w:ascii="맑은 고딕" w:hAnsi="맑은 고딕" w:eastAsia="맑은 고딕"/>
-                <w:sz w:val="19"/>
-              </w:rPr>
-              <w:t>`ApplyLagThreshold`</w:t>
+                <w:rFonts w:ascii="Consolas" w:hAnsi="Consolas" w:eastAsia="맑은 고딕"/>
+                <w:sz w:val="19"/>
+              </w:rPr>
+              <w:t xml:space="preserve">ApplyLagThreshold</w:t>
             </w:r>
           </w:p>
         </w:tc>
@@ -4071,9 +5703,10 @@
             <w:r>
               <w:rPr>
                 <w:rFonts w:ascii="맑은 고딕" w:hAnsi="맑은 고딕" w:eastAsia="맑은 고딕"/>
-                <w:sz w:val="19"/>
-              </w:rPr>
-              <w:t>**ORA-16853**</w:t>
+                <w:b/>
+                <w:sz w:val="19"/>
+              </w:rPr>
+              <w:t xml:space="preserve">ORA-16853</w:t>
             </w:r>
           </w:p>
         </w:tc>
@@ -4086,10 +5719,10 @@
           <w:p>
             <w:r>
               <w:rPr>
-                <w:rFonts w:ascii="맑은 고딕" w:hAnsi="맑은 고딕" w:eastAsia="맑은 고딕"/>
-                <w:sz w:val="19"/>
-              </w:rPr>
-              <w:t>`TransportLagThreshold`</w:t>
+                <w:rFonts w:ascii="Consolas" w:hAnsi="Consolas" w:eastAsia="맑은 고딕"/>
+                <w:sz w:val="19"/>
+              </w:rPr>
+              <w:t xml:space="preserve">TransportLagThreshold</w:t>
             </w:r>
           </w:p>
         </w:tc>
@@ -4130,10 +5763,10 @@
           <w:p>
             <w:r>
               <w:rPr>
-                <w:rFonts w:ascii="맑은 고딕" w:hAnsi="맑은 고딕" w:eastAsia="맑은 고딕"/>
-                <w:sz w:val="19"/>
-              </w:rPr>
-              <w:t>`TransportDisconnectedThreshold`</w:t>
+                <w:rFonts w:ascii="Consolas" w:hAnsi="Consolas" w:eastAsia="맑은 고딕"/>
+                <w:sz w:val="19"/>
+              </w:rPr>
+              <w:t xml:space="preserve">TransportDisconnectedThreshold</w:t>
             </w:r>
           </w:p>
         </w:tc>
@@ -4174,7 +5807,21 @@
           <w:rFonts w:ascii="맑은 고딕" w:hAnsi="맑은 고딕" w:eastAsia="맑은 고딕"/>
           <w:sz w:val="21"/>
         </w:rPr>
-        <w:t>세 번째 오류는 15장에서 실제로 보게 된다. Standby 리스너를 내리자 `Warning: ORA-16857: member disconnected from redo source for longer than specified threshold`가 나왔다.</w:t>
+        <w:t xml:space="preserve">세 번째 오류는 15장에서 실제로 보게 된다. Standby 리스너를 내리자 </w:t>
+      </w:r>
+      <w:r>
+        <w:rPr>
+          <w:rFonts w:ascii="Consolas" w:hAnsi="Consolas" w:eastAsia="맑은 고딕"/>
+          <w:sz w:val="21"/>
+        </w:rPr>
+        <w:t xml:space="preserve">Warning: ORA-16857: member disconnected from redo source for longer than specified threshold</w:t>
+      </w:r>
+      <w:r>
+        <w:rPr>
+          <w:rFonts w:ascii="맑은 고딕" w:hAnsi="맑은 고딕" w:eastAsia="맑은 고딕"/>
+          <w:sz w:val="21"/>
+        </w:rPr>
+        <w:t xml:space="preserve">가 나왔다.</w:t>
       </w:r>
     </w:p>
     <w:p>
@@ -4183,7 +5830,37 @@
           <w:rFonts w:ascii="맑은 고딕" w:hAnsi="맑은 고딕" w:eastAsia="맑은 고딕"/>
           <w:sz w:val="21"/>
         </w:rPr>
-        <w:t>30초는 실습에서는 적당하지만 **운영에서는 대개 짧다.** 배치 시간대에 몇 분씩 밀리는 것이 정상일 수 있고 그때마다 울리면 경보를 무시하게 된다. 반대로 너무 길면 진짜 문제를 늦게 안다. **업무의 RPO 목표에서 역산해 정하는 것**이 원칙이다.</w:t>
+        <w:t xml:space="preserve">30초는 실습에서는 적당하지만 </w:t>
+      </w:r>
+      <w:r>
+        <w:rPr>
+          <w:rFonts w:ascii="맑은 고딕" w:hAnsi="맑은 고딕" w:eastAsia="맑은 고딕"/>
+          <w:b/>
+          <w:sz w:val="21"/>
+        </w:rPr>
+        <w:t xml:space="preserve">운영에서는 대개 짧다.</w:t>
+      </w:r>
+      <w:r>
+        <w:rPr>
+          <w:rFonts w:ascii="맑은 고딕" w:hAnsi="맑은 고딕" w:eastAsia="맑은 고딕"/>
+          <w:sz w:val="21"/>
+        </w:rPr>
+        <w:t xml:space="preserve"> 배치 시간대에 몇 분씩 밀리는 것이 정상일 수 있고 그때마다 울리면 경보를 무시하게 된다. 반대로 너무 길면 진짜 문제를 늦게 안다. </w:t>
+      </w:r>
+      <w:r>
+        <w:rPr>
+          <w:rFonts w:ascii="맑은 고딕" w:hAnsi="맑은 고딕" w:eastAsia="맑은 고딕"/>
+          <w:b/>
+          <w:sz w:val="21"/>
+        </w:rPr>
+        <w:t xml:space="preserve">업무의 RPO 목표에서 역산해 정하는 것</w:t>
+      </w:r>
+      <w:r>
+        <w:rPr>
+          <w:rFonts w:ascii="맑은 고딕" w:hAnsi="맑은 고딕" w:eastAsia="맑은 고딕"/>
+          <w:sz w:val="21"/>
+        </w:rPr>
+        <w:t xml:space="preserve">이 원칙이다.</w:t>
       </w:r>
     </w:p>
     <w:p>
@@ -4197,10 +5874,32 @@
     <w:p>
       <w:r>
         <w:rPr>
-          <w:rFonts w:ascii="맑은 고딕" w:hAnsi="맑은 고딕" w:eastAsia="맑은 고딕"/>
-          <w:sz w:val="21"/>
-        </w:rPr>
-        <w:t>`DelayMins`는 **일부러 늦게 적용하는** 설정이다. 사람이 실수로 데이터를 지웠을 때 Standby에서 아직 지워지지 않은 상태를 확보하는 용도로 쓴다.</w:t>
+          <w:rFonts w:ascii="Consolas" w:hAnsi="Consolas" w:eastAsia="맑은 고딕"/>
+          <w:sz w:val="21"/>
+        </w:rPr>
+        <w:t xml:space="preserve">DelayMins</w:t>
+      </w:r>
+      <w:r>
+        <w:rPr>
+          <w:rFonts w:ascii="맑은 고딕" w:hAnsi="맑은 고딕" w:eastAsia="맑은 고딕"/>
+          <w:sz w:val="21"/>
+        </w:rPr>
+        <w:t xml:space="preserve">는 </w:t>
+      </w:r>
+      <w:r>
+        <w:rPr>
+          <w:rFonts w:ascii="맑은 고딕" w:hAnsi="맑은 고딕" w:eastAsia="맑은 고딕"/>
+          <w:b/>
+          <w:sz w:val="21"/>
+        </w:rPr>
+        <w:t xml:space="preserve">일부러 늦게 적용하는</w:t>
+      </w:r>
+      <w:r>
+        <w:rPr>
+          <w:rFonts w:ascii="맑은 고딕" w:hAnsi="맑은 고딕" w:eastAsia="맑은 고딕"/>
+          <w:sz w:val="21"/>
+        </w:rPr>
+        <w:t xml:space="preserve"> 설정이다. 사람이 실수로 데이터를 지웠을 때 Standby에서 아직 지워지지 않은 상태를 확보하는 용도로 쓴다.</w:t>
       </w:r>
     </w:p>
     <w:tbl>
@@ -4461,10 +6160,50 @@
     <w:p>
       <w:r>
         <w:rPr>
-          <w:rFonts w:ascii="맑은 고딕" w:hAnsi="맑은 고딕" w:eastAsia="맑은 고딕"/>
-          <w:sz w:val="21"/>
-        </w:rPr>
-        <w:t>**`transport lag`은 0인데 `apply lag`만 커졌다.** 11장에서 본 것과 같은 모양이지만 그때는 적용이 멈춰 있었고 지금은 **일부러 늦추고 있다.**</w:t>
+          <w:rFonts w:ascii="Consolas" w:hAnsi="Consolas" w:eastAsia="맑은 고딕"/>
+          <w:b/>
+          <w:sz w:val="21"/>
+        </w:rPr>
+        <w:t xml:space="preserve">transport lag</w:t>
+      </w:r>
+      <w:r>
+        <w:rPr>
+          <w:rFonts w:ascii="맑은 고딕" w:hAnsi="맑은 고딕" w:eastAsia="맑은 고딕"/>
+          <w:b/>
+          <w:sz w:val="21"/>
+        </w:rPr>
+        <w:t xml:space="preserve">은 0인데 </w:t>
+      </w:r>
+      <w:r>
+        <w:rPr>
+          <w:rFonts w:ascii="Consolas" w:hAnsi="Consolas" w:eastAsia="맑은 고딕"/>
+          <w:b/>
+          <w:sz w:val="21"/>
+        </w:rPr>
+        <w:t xml:space="preserve">apply lag</w:t>
+      </w:r>
+      <w:r>
+        <w:rPr>
+          <w:rFonts w:ascii="맑은 고딕" w:hAnsi="맑은 고딕" w:eastAsia="맑은 고딕"/>
+          <w:b/>
+          <w:sz w:val="21"/>
+        </w:rPr>
+        <w:t xml:space="preserve">만 커졌다.</w:t>
+      </w:r>
+      <w:r>
+        <w:rPr>
+          <w:rFonts w:ascii="맑은 고딕" w:hAnsi="맑은 고딕" w:eastAsia="맑은 고딕"/>
+          <w:sz w:val="21"/>
+        </w:rPr>
+        <w:t xml:space="preserve"> 11장에서 본 것과 같은 모양이지만 그때는 적용이 멈춰 있었고 지금은 </w:t>
+      </w:r>
+      <w:r>
+        <w:rPr>
+          <w:rFonts w:ascii="맑은 고딕" w:hAnsi="맑은 고딕" w:eastAsia="맑은 고딕"/>
+          <w:b/>
+          <w:sz w:val="21"/>
+        </w:rPr>
+        <w:t xml:space="preserve">일부러 늦추고 있다.</w:t>
       </w:r>
     </w:p>
     <w:p>
@@ -4566,16 +6305,67 @@
           <w:rFonts w:ascii="맑은 고딕" w:hAnsi="맑은 고딕" w:eastAsia="맑은 고딕"/>
           <w:sz w:val="21"/>
         </w:rPr>
-        <w:t>여기서 중요한 점이 있다. **의도한 지연인데도 경고가 뜬다.** `ApplyLagThreshold`가 30초인데 지연이 2분이므로 임계값을 넘었기 때문이다.</w:t>
+        <w:t xml:space="preserve">여기서 중요한 점이 있다. </w:t>
+      </w:r>
+      <w:r>
+        <w:rPr>
+          <w:rFonts w:ascii="맑은 고딕" w:hAnsi="맑은 고딕" w:eastAsia="맑은 고딕"/>
+          <w:b/>
+          <w:sz w:val="21"/>
+        </w:rPr>
+        <w:t xml:space="preserve">의도한 지연인데도 경고가 뜬다.</w:t>
+      </w:r>
+      <w:r>
+        <w:rPr>
+          <w:rFonts w:ascii="맑은 고딕" w:hAnsi="맑은 고딕" w:eastAsia="맑은 고딕"/>
+          <w:sz w:val="21"/>
+        </w:rPr>
+        <w:t xml:space="preserve"> </w:t>
+      </w:r>
+      <w:r>
+        <w:rPr>
+          <w:rFonts w:ascii="Consolas" w:hAnsi="Consolas" w:eastAsia="맑은 고딕"/>
+          <w:sz w:val="21"/>
+        </w:rPr>
+        <w:t xml:space="preserve">ApplyLagThreshold</w:t>
+      </w:r>
+      <w:r>
+        <w:rPr>
+          <w:rFonts w:ascii="맑은 고딕" w:hAnsi="맑은 고딕" w:eastAsia="맑은 고딕"/>
+          <w:sz w:val="21"/>
+        </w:rPr>
+        <w:t xml:space="preserve">가 30초인데 지연이 2분이므로 임계값을 넘었기 때문이다.</w:t>
       </w:r>
     </w:p>
     <w:p>
       <w:r>
         <w:rPr>
-          <w:rFonts w:ascii="맑은 고딕" w:hAnsi="맑은 고딕" w:eastAsia="맑은 고딕"/>
-          <w:sz w:val="21"/>
-        </w:rPr>
-        <w:t>`DelayMins`를 쓴다면 **임계값도 함께 올려야 한다.** 그러지 않으면 정상 운영 중에 경고가 계속 뜬다.</w:t>
+          <w:rFonts w:ascii="Consolas" w:hAnsi="Consolas" w:eastAsia="맑은 고딕"/>
+          <w:sz w:val="21"/>
+        </w:rPr>
+        <w:t xml:space="preserve">DelayMins</w:t>
+      </w:r>
+      <w:r>
+        <w:rPr>
+          <w:rFonts w:ascii="맑은 고딕" w:hAnsi="맑은 고딕" w:eastAsia="맑은 고딕"/>
+          <w:sz w:val="21"/>
+        </w:rPr>
+        <w:t xml:space="preserve">를 쓴다면 </w:t>
+      </w:r>
+      <w:r>
+        <w:rPr>
+          <w:rFonts w:ascii="맑은 고딕" w:hAnsi="맑은 고딕" w:eastAsia="맑은 고딕"/>
+          <w:b/>
+          <w:sz w:val="21"/>
+        </w:rPr>
+        <w:t xml:space="preserve">임계값도 함께 올려야 한다.</w:t>
+      </w:r>
+      <w:r>
+        <w:rPr>
+          <w:rFonts w:ascii="맑은 고딕" w:hAnsi="맑은 고딕" w:eastAsia="맑은 고딕"/>
+          <w:sz w:val="21"/>
+        </w:rPr>
+        <w:t xml:space="preserve"> 그러지 않으면 정상 운영 중에 경고가 계속 뜬다.</w:t>
       </w:r>
     </w:p>
     <w:p>
@@ -4804,18 +6594,61 @@
       <w:r>
         <w:rPr>
           <w:rFonts w:ascii="맑은 고딕" w:hAnsi="맑은 고딕" w:eastAsia="맑은 고딕"/>
-          <w:sz w:val="21"/>
-        </w:rPr>
-        <w:t>**이유를 문장으로 알려 준다.** "적용 지연이 설정되어 있어 이 Standby로는 Switchover할 수 없다"는 것이다.</w:t>
+          <w:b/>
+          <w:sz w:val="21"/>
+        </w:rPr>
+        <w:t xml:space="preserve">이유를 문장으로 알려 준다.</w:t>
+      </w:r>
+      <w:r>
+        <w:rPr>
+          <w:rFonts w:ascii="맑은 고딕" w:hAnsi="맑은 고딕" w:eastAsia="맑은 고딕"/>
+          <w:sz w:val="21"/>
+        </w:rPr>
+        <w:t xml:space="preserve"> "적용 지연이 설정되어 있어 이 Standby로는 Switchover할 수 없다"는 것이다.</w:t>
       </w:r>
     </w:p>
     <w:p>
       <w:r>
         <w:rPr>
-          <w:rFonts w:ascii="맑은 고딕" w:hAnsi="맑은 고딕" w:eastAsia="맑은 고딕"/>
-          <w:sz w:val="21"/>
-        </w:rPr>
-        <w:t>`SHOW`는 `WARNING`이라고만 했고 `VALIDATE`는 전환이 불가능한 이유를 짚었다. 14.2에서 본 차이가 여기서도 반복된다.</w:t>
+          <w:rFonts w:ascii="Consolas" w:hAnsi="Consolas" w:eastAsia="맑은 고딕"/>
+          <w:sz w:val="21"/>
+        </w:rPr>
+        <w:t xml:space="preserve">SHOW</w:t>
+      </w:r>
+      <w:r>
+        <w:rPr>
+          <w:rFonts w:ascii="맑은 고딕" w:hAnsi="맑은 고딕" w:eastAsia="맑은 고딕"/>
+          <w:sz w:val="21"/>
+        </w:rPr>
+        <w:t xml:space="preserve">는 </w:t>
+      </w:r>
+      <w:r>
+        <w:rPr>
+          <w:rFonts w:ascii="Consolas" w:hAnsi="Consolas" w:eastAsia="맑은 고딕"/>
+          <w:sz w:val="21"/>
+        </w:rPr>
+        <w:t xml:space="preserve">WARNING</w:t>
+      </w:r>
+      <w:r>
+        <w:rPr>
+          <w:rFonts w:ascii="맑은 고딕" w:hAnsi="맑은 고딕" w:eastAsia="맑은 고딕"/>
+          <w:sz w:val="21"/>
+        </w:rPr>
+        <w:t xml:space="preserve">이라고만 했고 </w:t>
+      </w:r>
+      <w:r>
+        <w:rPr>
+          <w:rFonts w:ascii="Consolas" w:hAnsi="Consolas" w:eastAsia="맑은 고딕"/>
+          <w:sz w:val="21"/>
+        </w:rPr>
+        <w:t xml:space="preserve">VALIDATE</w:t>
+      </w:r>
+      <w:r>
+        <w:rPr>
+          <w:rFonts w:ascii="맑은 고딕" w:hAnsi="맑은 고딕" w:eastAsia="맑은 고딕"/>
+          <w:sz w:val="21"/>
+        </w:rPr>
+        <w:t xml:space="preserve">는 전환이 불가능한 이유를 짚었다. 14.2에서 본 차이가 여기서도 반복된다.</w:t>
       </w:r>
     </w:p>
     <w:tbl>
@@ -4850,81 +6683,180 @@
             <w:r>
               <w:rPr>
                 <w:rFonts w:ascii="맑은 고딕" w:hAnsi="맑은 고딕" w:eastAsia="맑은 고딕"/>
+                <w:b/>
                 <w:sz w:val="20"/>
               </w:rPr>
-              <w:t>**쓰는 이유** — 사람의 실수에 대한 보호막이다. `DELETE`를 잘못 실행했을 때 Standby가 아직 그것을 적용하지 않았다면 거기서 데이터를 읽어 올 수 있다.</w:t>
-            </w:r>
-          </w:p>
-          <w:p>
-            <w:pPr>
-              <w:spacing w:after="20"/>
-            </w:pPr>
+              <w:t xml:space="preserve">쓰는 이유</w:t>
+            </w:r>
             <w:r>
               <w:rPr>
                 <w:rFonts w:ascii="맑은 고딕" w:hAnsi="맑은 고딕" w:eastAsia="맑은 고딕"/>
                 <w:sz w:val="20"/>
               </w:rPr>
-              <w:t>**대가**</w:t>
-            </w:r>
-          </w:p>
-          <w:p>
-            <w:pPr>
-              <w:spacing w:after="20"/>
-            </w:pPr>
+              <w:t xml:space="preserve"> — 사람의 실수에 대한 보호막이다. </w:t>
+            </w:r>
+            <w:r>
+              <w:rPr>
+                <w:rFonts w:ascii="Consolas" w:hAnsi="Consolas" w:eastAsia="맑은 고딕"/>
+                <w:sz w:val="20"/>
+              </w:rPr>
+              <w:t xml:space="preserve">DELETE</w:t>
+            </w:r>
             <w:r>
               <w:rPr>
                 <w:rFonts w:ascii="맑은 고딕" w:hAnsi="맑은 고딕" w:eastAsia="맑은 고딕"/>
                 <w:sz w:val="20"/>
               </w:rPr>
-              <w:t>**①** 그만큼 재해 복구가 늦어진다. 장애가 나면 밀린 리두를 다 적용해야 하므로 복구 시간이 지연 시간만큼 늘어난다.</w:t>
+              <w:t xml:space="preserve">를 잘못 실행했을 때 Standby가 아직 그것을 적용하지 않았다면 거기서 데이터를 읽어 올 수 있다.</w:t>
             </w:r>
           </w:p>
           <w:p>
             <w:pPr>
               <w:spacing w:after="20"/>
             </w:pPr>
+            <w:r>
+              <w:rPr>
+                <w:rFonts w:ascii="맑은 고딕" w:hAnsi="맑은 고딕" w:eastAsia="맑은 고딕"/>
+                <w:b/>
+                <w:sz w:val="20"/>
+              </w:rPr>
+              <w:t xml:space="preserve">대가</w:t>
+            </w:r>
+          </w:p>
+          <w:p>
+            <w:pPr>
+              <w:spacing w:after="20"/>
+            </w:pPr>
+            <w:r>
+              <w:rPr>
+                <w:rFonts w:ascii="맑은 고딕" w:hAnsi="맑은 고딕" w:eastAsia="맑은 고딕"/>
+                <w:b/>
+                <w:sz w:val="20"/>
+              </w:rPr>
+              <w:t xml:space="preserve">①</w:t>
+            </w:r>
             <w:r>
               <w:rPr>
                 <w:rFonts w:ascii="맑은 고딕" w:hAnsi="맑은 고딕" w:eastAsia="맑은 고딕"/>
                 <w:sz w:val="20"/>
               </w:rPr>
-              <w:t>**②** Switchover가 막힌다. 실측에서 `Ready for Switchover: No`였다. 전환하려면 지연을 먼저 0으로 되돌려야 한다.</w:t>
+              <w:t xml:space="preserve"> 그만큼 재해 복구가 늦어진다. 장애가 나면 밀린 리두를 다 적용해야 하므로 복구 시간이 지연 시간만큼 늘어난다.</w:t>
             </w:r>
           </w:p>
           <w:p>
             <w:pPr>
               <w:spacing w:after="20"/>
             </w:pPr>
+            <w:r>
+              <w:rPr>
+                <w:rFonts w:ascii="맑은 고딕" w:hAnsi="맑은 고딕" w:eastAsia="맑은 고딕"/>
+                <w:b/>
+                <w:sz w:val="20"/>
+              </w:rPr>
+              <w:t xml:space="preserve">②</w:t>
+            </w:r>
             <w:r>
               <w:rPr>
                 <w:rFonts w:ascii="맑은 고딕" w:hAnsi="맑은 고딕" w:eastAsia="맑은 고딕"/>
                 <w:sz w:val="20"/>
               </w:rPr>
-              <w:t>**③** 경고가 상시로 뜬다. 임계값을 함께 조정해야 한다.</w:t>
-            </w:r>
-          </w:p>
-          <w:p>
-            <w:pPr>
-              <w:spacing w:after="20"/>
-            </w:pPr>
+              <w:t xml:space="preserve"> Switchover가 막힌다. 실측에서 </w:t>
+            </w:r>
+            <w:r>
+              <w:rPr>
+                <w:rFonts w:ascii="Consolas" w:hAnsi="Consolas" w:eastAsia="맑은 고딕"/>
+                <w:sz w:val="20"/>
+              </w:rPr>
+              <w:t xml:space="preserve">Ready for Switchover: No</w:t>
+            </w:r>
             <w:r>
               <w:rPr>
                 <w:rFonts w:ascii="맑은 고딕" w:hAnsi="맑은 고딕" w:eastAsia="맑은 고딕"/>
                 <w:sz w:val="20"/>
               </w:rPr>
-              <w:t>**대안** — 플래시백 데이터베이스·플래시백 쿼리·보장 복원 지점(11장)이 같은 목적의 다른 수단이다. **Standby를 늦추는 것은 재해 복구 능력을 깎아 실수 대비를 사는 거래**다.</w:t>
+              <w:t xml:space="preserve">였다. 전환하려면 지연을 먼저 0으로 되돌려야 한다.</w:t>
             </w:r>
           </w:p>
           <w:p>
             <w:pPr>
               <w:spacing w:after="20"/>
             </w:pPr>
+            <w:r>
+              <w:rPr>
+                <w:rFonts w:ascii="맑은 고딕" w:hAnsi="맑은 고딕" w:eastAsia="맑은 고딕"/>
+                <w:b/>
+                <w:sz w:val="20"/>
+              </w:rPr>
+              <w:t xml:space="preserve">③</w:t>
+            </w:r>
             <w:r>
               <w:rPr>
                 <w:rFonts w:ascii="맑은 고딕" w:hAnsi="맑은 고딕" w:eastAsia="맑은 고딕"/>
                 <w:sz w:val="20"/>
               </w:rPr>
-              <w:t>Standby가 둘 이상이라면 **하나만 늦추는 것**이 정석이다.</w:t>
+              <w:t xml:space="preserve"> 경고가 상시로 뜬다. 임계값을 함께 조정해야 한다.</w:t>
+            </w:r>
+          </w:p>
+          <w:p>
+            <w:pPr>
+              <w:spacing w:after="20"/>
+            </w:pPr>
+            <w:r>
+              <w:rPr>
+                <w:rFonts w:ascii="맑은 고딕" w:hAnsi="맑은 고딕" w:eastAsia="맑은 고딕"/>
+                <w:b/>
+                <w:sz w:val="20"/>
+              </w:rPr>
+              <w:t xml:space="preserve">대안</w:t>
+            </w:r>
+            <w:r>
+              <w:rPr>
+                <w:rFonts w:ascii="맑은 고딕" w:hAnsi="맑은 고딕" w:eastAsia="맑은 고딕"/>
+                <w:sz w:val="20"/>
+              </w:rPr>
+              <w:t xml:space="preserve"> — 플래시백 데이터베이스·플래시백 쿼리·보장 복원 지점(11장)이 같은 목적의 다른 수단이다. </w:t>
+            </w:r>
+            <w:r>
+              <w:rPr>
+                <w:rFonts w:ascii="맑은 고딕" w:hAnsi="맑은 고딕" w:eastAsia="맑은 고딕"/>
+                <w:b/>
+                <w:sz w:val="20"/>
+              </w:rPr>
+              <w:t xml:space="preserve">Standby를 늦추는 것은 재해 복구 능력을 깎아 실수 대비를 사는 거래</w:t>
+            </w:r>
+            <w:r>
+              <w:rPr>
+                <w:rFonts w:ascii="맑은 고딕" w:hAnsi="맑은 고딕" w:eastAsia="맑은 고딕"/>
+                <w:sz w:val="20"/>
+              </w:rPr>
+              <w:t xml:space="preserve">다.</w:t>
+            </w:r>
+          </w:p>
+          <w:p>
+            <w:pPr>
+              <w:spacing w:after="20"/>
+            </w:pPr>
+            <w:r>
+              <w:rPr>
+                <w:rFonts w:ascii="맑은 고딕" w:hAnsi="맑은 고딕" w:eastAsia="맑은 고딕"/>
+                <w:sz w:val="20"/>
+              </w:rPr>
+              <w:t xml:space="preserve">Standby가 둘 이상이라면 </w:t>
+            </w:r>
+            <w:r>
+              <w:rPr>
+                <w:rFonts w:ascii="맑은 고딕" w:hAnsi="맑은 고딕" w:eastAsia="맑은 고딕"/>
+                <w:b/>
+                <w:sz w:val="20"/>
+              </w:rPr>
+              <w:t xml:space="preserve">하나만 늦추는 것</w:t>
+            </w:r>
+            <w:r>
+              <w:rPr>
+                <w:rFonts w:ascii="맑은 고딕" w:hAnsi="맑은 고딕" w:eastAsia="맑은 고딕"/>
+                <w:sz w:val="20"/>
+              </w:rPr>
+              <w:t xml:space="preserve">이 정석이다.</w:t>
             </w:r>
           </w:p>
         </w:tc>
@@ -5213,25 +7145,111 @@
           <w:rFonts w:ascii="맑은 고딕" w:hAnsi="맑은 고딕" w:eastAsia="맑은 고딕"/>
           <w:sz w:val="21"/>
         </w:rPr>
-        <w:t>이제 `SHOW CONFIGURATION`도 `WARNING`이 됐다. 14.2에서 전송을 끊었을 때는 `SUCCESS`였던 것과 대비된다.</w:t>
+        <w:t xml:space="preserve">이제 </w:t>
+      </w:r>
+      <w:r>
+        <w:rPr>
+          <w:rFonts w:ascii="Consolas" w:hAnsi="Consolas" w:eastAsia="맑은 고딕"/>
+          <w:sz w:val="21"/>
+        </w:rPr>
+        <w:t xml:space="preserve">SHOW CONFIGURATION</w:t>
+      </w:r>
+      <w:r>
+        <w:rPr>
+          <w:rFonts w:ascii="맑은 고딕" w:hAnsi="맑은 고딕" w:eastAsia="맑은 고딕"/>
+          <w:sz w:val="21"/>
+        </w:rPr>
+        <w:t xml:space="preserve">도 </w:t>
+      </w:r>
+      <w:r>
+        <w:rPr>
+          <w:rFonts w:ascii="Consolas" w:hAnsi="Consolas" w:eastAsia="맑은 고딕"/>
+          <w:sz w:val="21"/>
+        </w:rPr>
+        <w:t xml:space="preserve">WARNING</w:t>
+      </w:r>
+      <w:r>
+        <w:rPr>
+          <w:rFonts w:ascii="맑은 고딕" w:hAnsi="맑은 고딕" w:eastAsia="맑은 고딕"/>
+          <w:sz w:val="21"/>
+        </w:rPr>
+        <w:t xml:space="preserve">이 됐다. 14.2에서 전송을 끊었을 때는 </w:t>
+      </w:r>
+      <w:r>
+        <w:rPr>
+          <w:rFonts w:ascii="Consolas" w:hAnsi="Consolas" w:eastAsia="맑은 고딕"/>
+          <w:sz w:val="21"/>
+        </w:rPr>
+        <w:t xml:space="preserve">SUCCESS</w:t>
+      </w:r>
+      <w:r>
+        <w:rPr>
+          <w:rFonts w:ascii="맑은 고딕" w:hAnsi="맑은 고딕" w:eastAsia="맑은 고딕"/>
+          <w:sz w:val="21"/>
+        </w:rPr>
+        <w:t xml:space="preserve">였던 것과 대비된다.</w:t>
       </w:r>
     </w:p>
     <w:p>
       <w:r>
         <w:rPr>
           <w:rFonts w:ascii="맑은 고딕" w:hAnsi="맑은 고딕" w:eastAsia="맑은 고딕"/>
-          <w:sz w:val="21"/>
-        </w:rPr>
-        <w:t>**차이는 임계값이라는 기준이 있느냐**다. 지연에는 숫자 기준이 있어 넘으면 알리지만 `LogShipping=OFF`에는 그런 기준이 없다.</w:t>
+          <w:b/>
+          <w:sz w:val="21"/>
+        </w:rPr>
+        <w:t xml:space="preserve">차이는 임계값이라는 기준이 있느냐</w:t>
+      </w:r>
+      <w:r>
+        <w:rPr>
+          <w:rFonts w:ascii="맑은 고딕" w:hAnsi="맑은 고딕" w:eastAsia="맑은 고딕"/>
+          <w:sz w:val="21"/>
+        </w:rPr>
+        <w:t xml:space="preserve">다. 지연에는 숫자 기준이 있어 넘으면 알리지만 </w:t>
+      </w:r>
+      <w:r>
+        <w:rPr>
+          <w:rFonts w:ascii="Consolas" w:hAnsi="Consolas" w:eastAsia="맑은 고딕"/>
+          <w:sz w:val="21"/>
+        </w:rPr>
+        <w:t xml:space="preserve">LogShipping=OFF</w:t>
+      </w:r>
+      <w:r>
+        <w:rPr>
+          <w:rFonts w:ascii="맑은 고딕" w:hAnsi="맑은 고딕" w:eastAsia="맑은 고딕"/>
+          <w:sz w:val="21"/>
+        </w:rPr>
+        <w:t xml:space="preserve">에는 그런 기준이 없다.</w:t>
       </w:r>
     </w:p>
     <w:p>
       <w:r>
         <w:rPr>
           <w:rFonts w:ascii="맑은 고딕" w:hAnsi="맑은 고딕" w:eastAsia="맑은 고딕"/>
-          <w:sz w:val="21"/>
-        </w:rPr>
-        <w:t>**Broker는 "설정과 다른 상태"를 알리지 "설정 자체가 위험한 것"을 알리지는 않는다.** 설정이 옳은지는 사람이 판단하고 `VALIDATE`로 확인한다.</w:t>
+          <w:b/>
+          <w:sz w:val="21"/>
+        </w:rPr>
+        <w:t xml:space="preserve">Broker는 "설정과 다른 상태"를 알리지 "설정 자체가 위험한 것"을 알리지는 않는다.</w:t>
+      </w:r>
+      <w:r>
+        <w:rPr>
+          <w:rFonts w:ascii="맑은 고딕" w:hAnsi="맑은 고딕" w:eastAsia="맑은 고딕"/>
+          <w:sz w:val="21"/>
+        </w:rPr>
+        <w:t xml:space="preserve"> 설정이 옳은지는 사람이 판단하고 </w:t>
+      </w:r>
+      <w:r>
+        <w:rPr>
+          <w:rFonts w:ascii="Consolas" w:hAnsi="Consolas" w:eastAsia="맑은 고딕"/>
+          <w:sz w:val="21"/>
+        </w:rPr>
+        <w:t xml:space="preserve">VALIDATE</w:t>
+      </w:r>
+      <w:r>
+        <w:rPr>
+          <w:rFonts w:ascii="맑은 고딕" w:hAnsi="맑은 고딕" w:eastAsia="맑은 고딕"/>
+          <w:sz w:val="21"/>
+        </w:rPr>
+        <w:t xml:space="preserve">로 확인한다.</w:t>
       </w:r>
     </w:p>
     <w:p>
@@ -5385,37 +7403,167 @@
     <w:p>
       <w:r>
         <w:rPr>
-          <w:rFonts w:ascii="맑은 고딕" w:hAnsi="맑은 고딕" w:eastAsia="맑은 고딕"/>
-          <w:sz w:val="21"/>
-        </w:rPr>
-        <w:t>`SEVERITY`가 셋으로 나뉜다.</w:t>
+          <w:rFonts w:ascii="Consolas" w:hAnsi="Consolas" w:eastAsia="맑은 고딕"/>
+          <w:sz w:val="21"/>
+        </w:rPr>
+        <w:t xml:space="preserve">SEVERITY</w:t>
+      </w:r>
+      <w:r>
+        <w:rPr>
+          <w:rFonts w:ascii="맑은 고딕" w:hAnsi="맑은 고딕" w:eastAsia="맑은 고딕"/>
+          <w:sz w:val="21"/>
+        </w:rPr>
+        <w:t xml:space="preserve">가 셋으로 나뉜다.</w:t>
       </w:r>
     </w:p>
     <w:p>
       <w:r>
         <w:rPr>
-          <w:rFonts w:ascii="맑은 고딕" w:hAnsi="맑은 고딕" w:eastAsia="맑은 고딕"/>
-          <w:sz w:val="21"/>
-        </w:rPr>
-        <w:t>`SEVERITY`는 `Informational`(정보)·`Control`(정상 동작의 기록)·`Warning`(주의) 셋으로 나뉜다.</w:t>
+          <w:rFonts w:ascii="Consolas" w:hAnsi="Consolas" w:eastAsia="맑은 고딕"/>
+          <w:sz w:val="21"/>
+        </w:rPr>
+        <w:t xml:space="preserve">SEVERITY</w:t>
+      </w:r>
+      <w:r>
+        <w:rPr>
+          <w:rFonts w:ascii="맑은 고딕" w:hAnsi="맑은 고딕" w:eastAsia="맑은 고딕"/>
+          <w:sz w:val="21"/>
+        </w:rPr>
+        <w:t xml:space="preserve">는 </w:t>
+      </w:r>
+      <w:r>
+        <w:rPr>
+          <w:rFonts w:ascii="Consolas" w:hAnsi="Consolas" w:eastAsia="맑은 고딕"/>
+          <w:sz w:val="21"/>
+        </w:rPr>
+        <w:t xml:space="preserve">Informational</w:t>
+      </w:r>
+      <w:r>
+        <w:rPr>
+          <w:rFonts w:ascii="맑은 고딕" w:hAnsi="맑은 고딕" w:eastAsia="맑은 고딕"/>
+          <w:sz w:val="21"/>
+        </w:rPr>
+        <w:t xml:space="preserve">(정보)·</w:t>
+      </w:r>
+      <w:r>
+        <w:rPr>
+          <w:rFonts w:ascii="Consolas" w:hAnsi="Consolas" w:eastAsia="맑은 고딕"/>
+          <w:sz w:val="21"/>
+        </w:rPr>
+        <w:t xml:space="preserve">Control</w:t>
+      </w:r>
+      <w:r>
+        <w:rPr>
+          <w:rFonts w:ascii="맑은 고딕" w:hAnsi="맑은 고딕" w:eastAsia="맑은 고딕"/>
+          <w:sz w:val="21"/>
+        </w:rPr>
+        <w:t xml:space="preserve">(정상 동작의 기록)·</w:t>
+      </w:r>
+      <w:r>
+        <w:rPr>
+          <w:rFonts w:ascii="Consolas" w:hAnsi="Consolas" w:eastAsia="맑은 고딕"/>
+          <w:sz w:val="21"/>
+        </w:rPr>
+        <w:t xml:space="preserve">Warning</w:t>
+      </w:r>
+      <w:r>
+        <w:rPr>
+          <w:rFonts w:ascii="맑은 고딕" w:hAnsi="맑은 고딕" w:eastAsia="맑은 고딕"/>
+          <w:sz w:val="21"/>
+        </w:rPr>
+        <w:t xml:space="preserve">(주의) 셋으로 나뉜다.</w:t>
       </w:r>
     </w:p>
     <w:p>
       <w:r>
         <w:rPr>
-          <w:rFonts w:ascii="맑은 고딕" w:hAnsi="맑은 고딕" w:eastAsia="맑은 고딕"/>
-          <w:sz w:val="21"/>
-        </w:rPr>
-        <w:t>**`Warning`이라고 다 문제가 아니다.** 위의 `SRL selected for T-1.S-69 for LAD:2`는 SRL을 골랐다는 정상 동작인데 `Warning`으로 분류됐다. `ERROR_CODE`가 0인 것이 그 증거다.</w:t>
+          <w:rFonts w:ascii="Consolas" w:hAnsi="Consolas" w:eastAsia="맑은 고딕"/>
+          <w:b/>
+          <w:sz w:val="21"/>
+        </w:rPr>
+        <w:t xml:space="preserve">Warning</w:t>
+      </w:r>
+      <w:r>
+        <w:rPr>
+          <w:rFonts w:ascii="맑은 고딕" w:hAnsi="맑은 고딕" w:eastAsia="맑은 고딕"/>
+          <w:b/>
+          <w:sz w:val="21"/>
+        </w:rPr>
+        <w:t xml:space="preserve">이라고 다 문제가 아니다.</w:t>
+      </w:r>
+      <w:r>
+        <w:rPr>
+          <w:rFonts w:ascii="맑은 고딕" w:hAnsi="맑은 고딕" w:eastAsia="맑은 고딕"/>
+          <w:sz w:val="21"/>
+        </w:rPr>
+        <w:t xml:space="preserve"> 위의 </w:t>
+      </w:r>
+      <w:r>
+        <w:rPr>
+          <w:rFonts w:ascii="Consolas" w:hAnsi="Consolas" w:eastAsia="맑은 고딕"/>
+          <w:sz w:val="21"/>
+        </w:rPr>
+        <w:t xml:space="preserve">SRL selected for T-1.S-69 for LAD:2</w:t>
+      </w:r>
+      <w:r>
+        <w:rPr>
+          <w:rFonts w:ascii="맑은 고딕" w:hAnsi="맑은 고딕" w:eastAsia="맑은 고딕"/>
+          <w:sz w:val="21"/>
+        </w:rPr>
+        <w:t xml:space="preserve">는 SRL을 골랐다는 정상 동작인데 </w:t>
+      </w:r>
+      <w:r>
+        <w:rPr>
+          <w:rFonts w:ascii="Consolas" w:hAnsi="Consolas" w:eastAsia="맑은 고딕"/>
+          <w:sz w:val="21"/>
+        </w:rPr>
+        <w:t xml:space="preserve">Warning</w:t>
+      </w:r>
+      <w:r>
+        <w:rPr>
+          <w:rFonts w:ascii="맑은 고딕" w:hAnsi="맑은 고딕" w:eastAsia="맑은 고딕"/>
+          <w:sz w:val="21"/>
+        </w:rPr>
+        <w:t xml:space="preserve">으로 분류됐다. </w:t>
+      </w:r>
+      <w:r>
+        <w:rPr>
+          <w:rFonts w:ascii="Consolas" w:hAnsi="Consolas" w:eastAsia="맑은 고딕"/>
+          <w:sz w:val="21"/>
+        </w:rPr>
+        <w:t xml:space="preserve">ERROR_CODE</w:t>
+      </w:r>
+      <w:r>
+        <w:rPr>
+          <w:rFonts w:ascii="맑은 고딕" w:hAnsi="맑은 고딕" w:eastAsia="맑은 고딕"/>
+          <w:sz w:val="21"/>
+        </w:rPr>
+        <w:t xml:space="preserve">가 0인 것이 그 증거다.</w:t>
       </w:r>
     </w:p>
     <w:p>
       <w:r>
         <w:rPr>
-          <w:rFonts w:ascii="맑은 고딕" w:hAnsi="맑은 고딕" w:eastAsia="맑은 고딕"/>
-          <w:sz w:val="21"/>
-        </w:rPr>
-        <w:t>**`ERROR_CODE &lt;&gt; 0`인 행을 먼저 보는 것**이 요령이다. Standby 쪽에서 보면 적용의 흐름이 나온다.</w:t>
+          <w:rFonts w:ascii="Consolas" w:hAnsi="Consolas" w:eastAsia="맑은 고딕"/>
+          <w:b/>
+          <w:sz w:val="21"/>
+        </w:rPr>
+        <w:t xml:space="preserve">ERROR_CODE &lt;&gt; 0</w:t>
+      </w:r>
+      <w:r>
+        <w:rPr>
+          <w:rFonts w:ascii="맑은 고딕" w:hAnsi="맑은 고딕" w:eastAsia="맑은 고딕"/>
+          <w:b/>
+          <w:sz w:val="21"/>
+        </w:rPr>
+        <w:t xml:space="preserve">인 행을 먼저 보는 것</w:t>
+      </w:r>
+      <w:r>
+        <w:rPr>
+          <w:rFonts w:ascii="맑은 고딕" w:hAnsi="맑은 고딕" w:eastAsia="맑은 고딕"/>
+          <w:sz w:val="21"/>
+        </w:rPr>
+        <w:t xml:space="preserve">이 요령이다. Standby 쪽에서 보면 적용의 흐름이 나온다.</w:t>
       </w:r>
     </w:p>
     <w:tbl>
@@ -5531,10 +7679,18 @@
     <w:p>
       <w:r>
         <w:rPr>
-          <w:rFonts w:ascii="맑은 고딕" w:hAnsi="맑은 고딕" w:eastAsia="맑은 고딕"/>
-          <w:sz w:val="21"/>
-        </w:rPr>
-        <w:t>**`Media Recovery Waiting for T-1.S-69 (in transit)`** — 다음 리두를 기다리는 중이며 정상 동작이다.</w:t>
+          <w:rFonts w:ascii="Consolas" w:hAnsi="Consolas" w:eastAsia="맑은 고딕"/>
+          <w:b/>
+          <w:sz w:val="21"/>
+        </w:rPr>
+        <w:t xml:space="preserve">Media Recovery Waiting for T-1.S-69 (in transit)</w:t>
+      </w:r>
+      <w:r>
+        <w:rPr>
+          <w:rFonts w:ascii="맑은 고딕" w:hAnsi="맑은 고딕" w:eastAsia="맑은 고딕"/>
+          <w:sz w:val="21"/>
+        </w:rPr>
+        <w:t xml:space="preserve"> — 다음 리두를 기다리는 중이며 정상 동작이다.</w:t>
       </w:r>
     </w:p>
     <w:p>
@@ -5543,7 +7699,22 @@
           <w:rFonts w:ascii="맑은 고딕" w:hAnsi="맑은 고딕" w:eastAsia="맑은 고딕"/>
           <w:sz w:val="21"/>
         </w:rPr>
-        <w:t>이 뷰의 장점은 **알림 로그를 열지 않고 SQL로 조회할 수 있다**는 것이며 감시 도구에 붙이기 좋다.</w:t>
+        <w:t xml:space="preserve">이 뷰의 장점은 </w:t>
+      </w:r>
+      <w:r>
+        <w:rPr>
+          <w:rFonts w:ascii="맑은 고딕" w:hAnsi="맑은 고딕" w:eastAsia="맑은 고딕"/>
+          <w:b/>
+          <w:sz w:val="21"/>
+        </w:rPr>
+        <w:t xml:space="preserve">알림 로그를 열지 않고 SQL로 조회할 수 있다</w:t>
+      </w:r>
+      <w:r>
+        <w:rPr>
+          <w:rFonts w:ascii="맑은 고딕" w:hAnsi="맑은 고딕" w:eastAsia="맑은 고딕"/>
+          <w:sz w:val="21"/>
+        </w:rPr>
+        <w:t xml:space="preserve">는 것이며 감시 도구에 붙이기 좋다.</w:t>
       </w:r>
     </w:p>
     <w:p>
@@ -5738,10 +7909,10 @@
           <w:p>
             <w:r>
               <w:rPr>
-                <w:rFonts w:ascii="맑은 고딕" w:hAnsi="맑은 고딕" w:eastAsia="맑은 고딕"/>
-                <w:sz w:val="19"/>
-              </w:rPr>
-              <w:t>`transport lag`</w:t>
+                <w:rFonts w:ascii="Consolas" w:hAnsi="Consolas" w:eastAsia="맑은 고딕"/>
+                <w:sz w:val="19"/>
+              </w:rPr>
+              <w:t xml:space="preserve">transport lag</w:t>
             </w:r>
           </w:p>
         </w:tc>
@@ -5768,10 +7939,10 @@
           <w:p>
             <w:r>
               <w:rPr>
-                <w:rFonts w:ascii="맑은 고딕" w:hAnsi="맑은 고딕" w:eastAsia="맑은 고딕"/>
-                <w:sz w:val="19"/>
-              </w:rPr>
-              <w:t>`apply lag`</w:t>
+                <w:rFonts w:ascii="Consolas" w:hAnsi="Consolas" w:eastAsia="맑은 고딕"/>
+                <w:sz w:val="19"/>
+              </w:rPr>
+              <w:t xml:space="preserve">apply lag</w:t>
             </w:r>
           </w:p>
         </w:tc>
@@ -5798,10 +7969,11 @@
           <w:p>
             <w:r>
               <w:rPr>
-                <w:rFonts w:ascii="맑은 고딕" w:hAnsi="맑은 고딕" w:eastAsia="맑은 고딕"/>
-                <w:sz w:val="19"/>
-              </w:rPr>
-              <w:t>**`apply finish time`**</w:t>
+                <w:rFonts w:ascii="Consolas" w:hAnsi="Consolas" w:eastAsia="맑은 고딕"/>
+                <w:b/>
+                <w:sz w:val="19"/>
+              </w:rPr>
+              <w:t xml:space="preserve">apply finish time</w:t>
             </w:r>
           </w:p>
         </w:tc>
@@ -5813,9 +7985,10 @@
             <w:r>
               <w:rPr>
                 <w:rFonts w:ascii="맑은 고딕" w:hAnsi="맑은 고딕" w:eastAsia="맑은 고딕"/>
-                <w:sz w:val="19"/>
-              </w:rPr>
-              <w:t>**밀린 것을 다 적용하는 데 걸릴 예상 시간**</w:t>
+                <w:b/>
+                <w:sz w:val="19"/>
+              </w:rPr>
+              <w:t xml:space="preserve">밀린 것을 다 적용하는 데 걸릴 예상 시간</w:t>
             </w:r>
           </w:p>
         </w:tc>
@@ -5828,10 +8001,11 @@
           <w:p>
             <w:r>
               <w:rPr>
-                <w:rFonts w:ascii="맑은 고딕" w:hAnsi="맑은 고딕" w:eastAsia="맑은 고딕"/>
-                <w:sz w:val="19"/>
-              </w:rPr>
-              <w:t>**`estimated startup time`**</w:t>
+                <w:rFonts w:ascii="Consolas" w:hAnsi="Consolas" w:eastAsia="맑은 고딕"/>
+                <w:b/>
+                <w:sz w:val="19"/>
+              </w:rPr>
+              <w:t xml:space="preserve">estimated startup time</w:t>
             </w:r>
           </w:p>
         </w:tc>
@@ -5843,9 +8017,17 @@
             <w:r>
               <w:rPr>
                 <w:rFonts w:ascii="맑은 고딕" w:hAnsi="맑은 고딕" w:eastAsia="맑은 고딕"/>
-                <w:sz w:val="19"/>
-              </w:rPr>
-              <w:t>**인스턴스 기동 예상 시간** (실측 11초)</w:t>
+                <w:b/>
+                <w:sz w:val="19"/>
+              </w:rPr>
+              <w:t xml:space="preserve">인스턴스 기동 예상 시간</w:t>
+            </w:r>
+            <w:r>
+              <w:rPr>
+                <w:rFonts w:ascii="맑은 고딕" w:hAnsi="맑은 고딕" w:eastAsia="맑은 고딕"/>
+                <w:sz w:val="19"/>
+              </w:rPr>
+              <w:t xml:space="preserve"> (실측 11초)</w:t>
             </w:r>
           </w:p>
         </w:tc>
@@ -5858,7 +8040,50 @@
           <w:rFonts w:ascii="맑은 고딕" w:hAnsi="맑은 고딕" w:eastAsia="맑은 고딕"/>
           <w:sz w:val="21"/>
         </w:rPr>
-        <w:t>뒤의 둘이 16장에서 쓰인다. `apply finish time` + `estimated startup time`이 **RTO를 숫자로 이야기할 근거**가 된다.</w:t>
+        <w:t xml:space="preserve">뒤의 둘이 16장에서 쓰인다. </w:t>
+      </w:r>
+      <w:r>
+        <w:rPr>
+          <w:rFonts w:ascii="Consolas" w:hAnsi="Consolas" w:eastAsia="맑은 고딕"/>
+          <w:sz w:val="21"/>
+        </w:rPr>
+        <w:t xml:space="preserve">apply finish time</w:t>
+      </w:r>
+      <w:r>
+        <w:rPr>
+          <w:rFonts w:ascii="맑은 고딕" w:hAnsi="맑은 고딕" w:eastAsia="맑은 고딕"/>
+          <w:sz w:val="21"/>
+        </w:rPr>
+        <w:t xml:space="preserve"> + </w:t>
+      </w:r>
+      <w:r>
+        <w:rPr>
+          <w:rFonts w:ascii="Consolas" w:hAnsi="Consolas" w:eastAsia="맑은 고딕"/>
+          <w:sz w:val="21"/>
+        </w:rPr>
+        <w:t xml:space="preserve">estimated startup time</w:t>
+      </w:r>
+      <w:r>
+        <w:rPr>
+          <w:rFonts w:ascii="맑은 고딕" w:hAnsi="맑은 고딕" w:eastAsia="맑은 고딕"/>
+          <w:sz w:val="21"/>
+        </w:rPr>
+        <w:t xml:space="preserve">이 </w:t>
+      </w:r>
+      <w:r>
+        <w:rPr>
+          <w:rFonts w:ascii="맑은 고딕" w:hAnsi="맑은 고딕" w:eastAsia="맑은 고딕"/>
+          <w:b/>
+          <w:sz w:val="21"/>
+        </w:rPr>
+        <w:t xml:space="preserve">RTO를 숫자로 이야기할 근거</w:t>
+      </w:r>
+      <w:r>
+        <w:rPr>
+          <w:rFonts w:ascii="맑은 고딕" w:hAnsi="맑은 고딕" w:eastAsia="맑은 고딕"/>
+          <w:sz w:val="21"/>
+        </w:rPr>
+        <w:t xml:space="preserve">가 된다.</w:t>
       </w:r>
     </w:p>
     <w:p>
@@ -5867,7 +8092,36 @@
           <w:rFonts w:ascii="맑은 고딕" w:hAnsi="맑은 고딕" w:eastAsia="맑은 고딕"/>
           <w:sz w:val="21"/>
         </w:rPr>
-        <w:t>이 뷰는 **Standby에서만 값이 나온다.** Primary에서는 `no rows selected`이며, 감시 스크립트를 양쪽에 돌리면 빈 결과를 오류로 오인할 수 있다.</w:t>
+        <w:t xml:space="preserve">이 뷰는 </w:t>
+      </w:r>
+      <w:r>
+        <w:rPr>
+          <w:rFonts w:ascii="맑은 고딕" w:hAnsi="맑은 고딕" w:eastAsia="맑은 고딕"/>
+          <w:b/>
+          <w:sz w:val="21"/>
+        </w:rPr>
+        <w:t xml:space="preserve">Standby에서만 값이 나온다.</w:t>
+      </w:r>
+      <w:r>
+        <w:rPr>
+          <w:rFonts w:ascii="맑은 고딕" w:hAnsi="맑은 고딕" w:eastAsia="맑은 고딕"/>
+          <w:sz w:val="21"/>
+        </w:rPr>
+        <w:t xml:space="preserve"> Primary에서는 </w:t>
+      </w:r>
+      <w:r>
+        <w:rPr>
+          <w:rFonts w:ascii="Consolas" w:hAnsi="Consolas" w:eastAsia="맑은 고딕"/>
+          <w:sz w:val="21"/>
+        </w:rPr>
+        <w:t xml:space="preserve">no rows selected</w:t>
+      </w:r>
+      <w:r>
+        <w:rPr>
+          <w:rFonts w:ascii="맑은 고딕" w:hAnsi="맑은 고딕" w:eastAsia="맑은 고딕"/>
+          <w:sz w:val="21"/>
+        </w:rPr>
+        <w:t xml:space="preserve">이며, 감시 스크립트를 양쪽에 돌리면 빈 결과를 오류로 오인할 수 있다.</w:t>
       </w:r>
     </w:p>
     <w:p>
@@ -5991,10 +8245,40 @@
     <w:p>
       <w:r>
         <w:rPr>
-          <w:rFonts w:ascii="맑은 고딕" w:hAnsi="맑은 고딕" w:eastAsia="맑은 고딕"/>
-          <w:sz w:val="21"/>
-        </w:rPr>
-        <w:t>**`SHOW CONFIGURATION`을 SQL로 조회하는 뷰**다. `REDO_SOURCE` 열이 Broker 화면의 들여쓰기를 열로 표현한 셈이다.</w:t>
+          <w:rFonts w:ascii="Consolas" w:hAnsi="Consolas" w:eastAsia="맑은 고딕"/>
+          <w:b/>
+          <w:sz w:val="21"/>
+        </w:rPr>
+        <w:t xml:space="preserve">SHOW CONFIGURATION</w:t>
+      </w:r>
+      <w:r>
+        <w:rPr>
+          <w:rFonts w:ascii="맑은 고딕" w:hAnsi="맑은 고딕" w:eastAsia="맑은 고딕"/>
+          <w:b/>
+          <w:sz w:val="21"/>
+        </w:rPr>
+        <w:t xml:space="preserve">을 SQL로 조회하는 뷰</w:t>
+      </w:r>
+      <w:r>
+        <w:rPr>
+          <w:rFonts w:ascii="맑은 고딕" w:hAnsi="맑은 고딕" w:eastAsia="맑은 고딕"/>
+          <w:sz w:val="21"/>
+        </w:rPr>
+        <w:t xml:space="preserve">다. </w:t>
+      </w:r>
+      <w:r>
+        <w:rPr>
+          <w:rFonts w:ascii="Consolas" w:hAnsi="Consolas" w:eastAsia="맑은 고딕"/>
+          <w:sz w:val="21"/>
+        </w:rPr>
+        <w:t xml:space="preserve">REDO_SOURCE</w:t>
+      </w:r>
+      <w:r>
+        <w:rPr>
+          <w:rFonts w:ascii="맑은 고딕" w:hAnsi="맑은 고딕" w:eastAsia="맑은 고딕"/>
+          <w:sz w:val="21"/>
+        </w:rPr>
+        <w:t xml:space="preserve"> 열이 Broker 화면의 들여쓰기를 열로 표현한 셈이다.</w:t>
       </w:r>
     </w:p>
     <w:p>
@@ -6040,7 +8324,106 @@
                 <w:rFonts w:ascii="맑은 고딕" w:hAnsi="맑은 고딕" w:eastAsia="맑은 고딕"/>
                 <w:sz w:val="20"/>
               </w:rPr>
-              <w:t>열 폭이 함정이다. `DATABASE`·`REDO_SOURCE`는 512바이트라 서식 없이 조회하면 화면이 무너지고, `STATUS`는 **숫자**여서 `a10`을 주면 `##########`이 나온다(실측 0). `SUCCESS` 같은 문자열을 기대하면 어긋난다.</w:t>
+              <w:t xml:space="preserve">열 폭이 함정이다. </w:t>
+            </w:r>
+            <w:r>
+              <w:rPr>
+                <w:rFonts w:ascii="Consolas" w:hAnsi="Consolas" w:eastAsia="맑은 고딕"/>
+                <w:sz w:val="20"/>
+              </w:rPr>
+              <w:t xml:space="preserve">DATABASE</w:t>
+            </w:r>
+            <w:r>
+              <w:rPr>
+                <w:rFonts w:ascii="맑은 고딕" w:hAnsi="맑은 고딕" w:eastAsia="맑은 고딕"/>
+                <w:sz w:val="20"/>
+              </w:rPr>
+              <w:t xml:space="preserve">·</w:t>
+            </w:r>
+            <w:r>
+              <w:rPr>
+                <w:rFonts w:ascii="Consolas" w:hAnsi="Consolas" w:eastAsia="맑은 고딕"/>
+                <w:sz w:val="20"/>
+              </w:rPr>
+              <w:t xml:space="preserve">REDO_SOURCE</w:t>
+            </w:r>
+            <w:r>
+              <w:rPr>
+                <w:rFonts w:ascii="맑은 고딕" w:hAnsi="맑은 고딕" w:eastAsia="맑은 고딕"/>
+                <w:sz w:val="20"/>
+              </w:rPr>
+              <w:t xml:space="preserve">는 512바이트라 서식 없이 조회하면 화면이 무너지고, </w:t>
+            </w:r>
+            <w:r>
+              <w:rPr>
+                <w:rFonts w:ascii="Consolas" w:hAnsi="Consolas" w:eastAsia="맑은 고딕"/>
+                <w:sz w:val="20"/>
+              </w:rPr>
+              <w:t xml:space="preserve">STATUS</w:t>
+            </w:r>
+            <w:r>
+              <w:rPr>
+                <w:rFonts w:ascii="맑은 고딕" w:hAnsi="맑은 고딕" w:eastAsia="맑은 고딕"/>
+                <w:sz w:val="20"/>
+              </w:rPr>
+              <w:t xml:space="preserve">는 </w:t>
+            </w:r>
+            <w:r>
+              <w:rPr>
+                <w:rFonts w:ascii="맑은 고딕" w:hAnsi="맑은 고딕" w:eastAsia="맑은 고딕"/>
+                <w:b/>
+                <w:sz w:val="20"/>
+              </w:rPr>
+              <w:t xml:space="preserve">숫자</w:t>
+            </w:r>
+            <w:r>
+              <w:rPr>
+                <w:rFonts w:ascii="맑은 고딕" w:hAnsi="맑은 고딕" w:eastAsia="맑은 고딕"/>
+                <w:sz w:val="20"/>
+              </w:rPr>
+              <w:t xml:space="preserve">여서 </w:t>
+            </w:r>
+            <w:r>
+              <w:rPr>
+                <w:rFonts w:ascii="Consolas" w:hAnsi="Consolas" w:eastAsia="맑은 고딕"/>
+                <w:sz w:val="20"/>
+              </w:rPr>
+              <w:t xml:space="preserve">a10</w:t>
+            </w:r>
+            <w:r>
+              <w:rPr>
+                <w:rFonts w:ascii="맑은 고딕" w:hAnsi="맑은 고딕" w:eastAsia="맑은 고딕"/>
+                <w:sz w:val="20"/>
+              </w:rPr>
+              <w:t xml:space="preserve">을 주면 </w:t>
+            </w:r>
+            <w:r>
+              <w:rPr>
+                <w:rFonts w:ascii="Consolas" w:hAnsi="Consolas" w:eastAsia="맑은 고딕"/>
+                <w:sz w:val="20"/>
+              </w:rPr>
+              <w:t xml:space="preserve">##########</w:t>
+            </w:r>
+            <w:r>
+              <w:rPr>
+                <w:rFonts w:ascii="맑은 고딕" w:hAnsi="맑은 고딕" w:eastAsia="맑은 고딕"/>
+                <w:sz w:val="20"/>
+              </w:rPr>
+              <w:t xml:space="preserve">이 나온다(실측 0). </w:t>
+            </w:r>
+            <w:r>
+              <w:rPr>
+                <w:rFonts w:ascii="Consolas" w:hAnsi="Consolas" w:eastAsia="맑은 고딕"/>
+                <w:sz w:val="20"/>
+              </w:rPr>
+              <w:t xml:space="preserve">SUCCESS</w:t>
+            </w:r>
+            <w:r>
+              <w:rPr>
+                <w:rFonts w:ascii="맑은 고딕" w:hAnsi="맑은 고딕" w:eastAsia="맑은 고딕"/>
+                <w:sz w:val="20"/>
+              </w:rPr>
+              <w:t xml:space="preserve"> 같은 문자열을 기대하면 어긋난다.</w:t>
             </w:r>
           </w:p>
         </w:tc>
@@ -6119,7 +8502,21 @@
           <w:rFonts w:ascii="맑은 고딕" w:hAnsi="맑은 고딕" w:eastAsia="맑은 고딕"/>
           <w:sz w:val="21"/>
         </w:rPr>
-        <w:t>어디에 생겼는지가 문제다. `$ORACLE_HOME/dbs`에는 없었다.</w:t>
+        <w:t xml:space="preserve">어디에 생겼는지가 문제다. </w:t>
+      </w:r>
+      <w:r>
+        <w:rPr>
+          <w:rFonts w:ascii="Consolas" w:hAnsi="Consolas" w:eastAsia="맑은 고딕"/>
+          <w:sz w:val="21"/>
+        </w:rPr>
+        <w:t xml:space="preserve">$ORACLE_HOME/dbs</w:t>
+      </w:r>
+      <w:r>
+        <w:rPr>
+          <w:rFonts w:ascii="맑은 고딕" w:hAnsi="맑은 고딕" w:eastAsia="맑은 고딕"/>
+          <w:sz w:val="21"/>
+        </w:rPr>
+        <w:t xml:space="preserve">에는 없었다.</w:t>
       </w:r>
     </w:p>
     <w:tbl>
@@ -6210,9 +8607,32 @@
       <w:r>
         <w:rPr>
           <w:rFonts w:ascii="맑은 고딕" w:hAnsi="맑은 고딕" w:eastAsia="맑은 고딕"/>
-          <w:sz w:val="21"/>
-        </w:rPr>
-        <w:t>**트레이스 디렉터리에 생긴다.** 10장·12장에서 배운 대로 **경로는 추측하지 말고 찾는다.** 내용은 XML이다.</w:t>
+          <w:b/>
+          <w:sz w:val="21"/>
+        </w:rPr>
+        <w:t xml:space="preserve">트레이스 디렉터리에 생긴다.</w:t>
+      </w:r>
+      <w:r>
+        <w:rPr>
+          <w:rFonts w:ascii="맑은 고딕" w:hAnsi="맑은 고딕" w:eastAsia="맑은 고딕"/>
+          <w:sz w:val="21"/>
+        </w:rPr>
+        <w:t xml:space="preserve"> 10장·12장에서 배운 대로 </w:t>
+      </w:r>
+      <w:r>
+        <w:rPr>
+          <w:rFonts w:ascii="맑은 고딕" w:hAnsi="맑은 고딕" w:eastAsia="맑은 고딕"/>
+          <w:b/>
+          <w:sz w:val="21"/>
+        </w:rPr>
+        <w:t xml:space="preserve">경로는 추측하지 말고 찾는다.</w:t>
+      </w:r>
+      <w:r>
+        <w:rPr>
+          <w:rFonts w:ascii="맑은 고딕" w:hAnsi="맑은 고딕" w:eastAsia="맑은 고딕"/>
+          <w:sz w:val="21"/>
+        </w:rPr>
+        <w:t xml:space="preserve"> 내용은 XML이다.</w:t>
       </w:r>
     </w:p>
     <w:tbl>
@@ -6344,7 +8764,36 @@
           <w:rFonts w:ascii="맑은 고딕" w:hAnsi="맑은 고딕" w:eastAsia="맑은 고딕"/>
           <w:sz w:val="21"/>
         </w:rPr>
-        <w:t>4,295바이트다. 13장의 이진 구성 파일과 달리 **사람이 읽을 수 있고**, `Default="True"` 표시로 우리가 바꾼 값을 구별할 수 있다.</w:t>
+        <w:t xml:space="preserve">4,295바이트다. 13장의 이진 구성 파일과 달리 </w:t>
+      </w:r>
+      <w:r>
+        <w:rPr>
+          <w:rFonts w:ascii="맑은 고딕" w:hAnsi="맑은 고딕" w:eastAsia="맑은 고딕"/>
+          <w:b/>
+          <w:sz w:val="21"/>
+        </w:rPr>
+        <w:t xml:space="preserve">사람이 읽을 수 있고</w:t>
+      </w:r>
+      <w:r>
+        <w:rPr>
+          <w:rFonts w:ascii="맑은 고딕" w:hAnsi="맑은 고딕" w:eastAsia="맑은 고딕"/>
+          <w:sz w:val="21"/>
+        </w:rPr>
+        <w:t xml:space="preserve">, </w:t>
+      </w:r>
+      <w:r>
+        <w:rPr>
+          <w:rFonts w:ascii="Consolas" w:hAnsi="Consolas" w:eastAsia="맑은 고딕"/>
+          <w:sz w:val="21"/>
+        </w:rPr>
+        <w:t xml:space="preserve">Default="True"</w:t>
+      </w:r>
+      <w:r>
+        <w:rPr>
+          <w:rFonts w:ascii="맑은 고딕" w:hAnsi="맑은 고딕" w:eastAsia="맑은 고딕"/>
+          <w:sz w:val="21"/>
+        </w:rPr>
+        <w:t xml:space="preserve"> 표시로 우리가 바꾼 값을 구별할 수 있다.</w:t>
       </w:r>
     </w:p>
     <w:tbl>
@@ -6379,45 +8828,70 @@
             <w:r>
               <w:rPr>
                 <w:rFonts w:ascii="맑은 고딕" w:hAnsi="맑은 고딕" w:eastAsia="맑은 고딕"/>
+                <w:b/>
                 <w:sz w:val="20"/>
               </w:rPr>
-              <w:t>**① 구성을 바꾸기 전.** 속성을 여러 개 손보기 전에 한 벌 남겨 둔다.</w:t>
-            </w:r>
-          </w:p>
-          <w:p>
-            <w:pPr>
-              <w:spacing w:after="20"/>
-            </w:pPr>
+              <w:t xml:space="preserve">① 구성을 바꾸기 전.</w:t>
+            </w:r>
             <w:r>
               <w:rPr>
                 <w:rFonts w:ascii="맑은 고딕" w:hAnsi="맑은 고딕" w:eastAsia="맑은 고딕"/>
                 <w:sz w:val="20"/>
               </w:rPr>
-              <w:t>**② 정기 백업에 포함.** 구성 파일이 둘 다 손상되면 이 XML이 유일한 복구 수단이 된다.</w:t>
+              <w:t xml:space="preserve"> 속성을 여러 개 손보기 전에 한 벌 남겨 둔다.</w:t>
             </w:r>
           </w:p>
           <w:p>
             <w:pPr>
               <w:spacing w:after="20"/>
             </w:pPr>
+            <w:r>
+              <w:rPr>
+                <w:rFonts w:ascii="맑은 고딕" w:hAnsi="맑은 고딕" w:eastAsia="맑은 고딕"/>
+                <w:b/>
+                <w:sz w:val="20"/>
+              </w:rPr>
+              <w:t xml:space="preserve">② 정기 백업에 포함.</w:t>
+            </w:r>
             <w:r>
               <w:rPr>
                 <w:rFonts w:ascii="맑은 고딕" w:hAnsi="맑은 고딕" w:eastAsia="맑은 고딕"/>
                 <w:sz w:val="20"/>
               </w:rPr>
-              <w:t>**③ 문서화.** 이진 파일과 달리 차이를 비교할 수 있다.</w:t>
+              <w:t xml:space="preserve"> 구성 파일이 둘 다 손상되면 이 XML이 유일한 복구 수단이 된다.</w:t>
             </w:r>
           </w:p>
           <w:p>
             <w:pPr>
               <w:spacing w:after="20"/>
             </w:pPr>
+            <w:r>
+              <w:rPr>
+                <w:rFonts w:ascii="맑은 고딕" w:hAnsi="맑은 고딕" w:eastAsia="맑은 고딕"/>
+                <w:b/>
+                <w:sz w:val="20"/>
+              </w:rPr>
+              <w:t xml:space="preserve">③ 문서화.</w:t>
+            </w:r>
             <w:r>
               <w:rPr>
                 <w:rFonts w:ascii="맑은 고딕" w:hAnsi="맑은 고딕" w:eastAsia="맑은 고딕"/>
                 <w:sz w:val="20"/>
               </w:rPr>
-              <w:t>**④ 다른 환경으로 옮길 때.**</w:t>
+              <w:t xml:space="preserve"> 이진 파일과 달리 차이를 비교할 수 있다.</w:t>
+            </w:r>
+          </w:p>
+          <w:p>
+            <w:pPr>
+              <w:spacing w:after="20"/>
+            </w:pPr>
+            <w:r>
+              <w:rPr>
+                <w:rFonts w:ascii="맑은 고딕" w:hAnsi="맑은 고딕" w:eastAsia="맑은 고딕"/>
+                <w:b/>
+                <w:sz w:val="20"/>
+              </w:rPr>
+              <w:t xml:space="preserve">④ 다른 환경으로 옮길 때.</w:t>
             </w:r>
           </w:p>
           <w:p>
@@ -6429,7 +8903,21 @@
                 <w:rFonts w:ascii="맑은 고딕" w:hAnsi="맑은 고딕" w:eastAsia="맑은 고딕"/>
                 <w:sz w:val="20"/>
               </w:rPr>
-              <w:t>파일 이름에 날짜를 넣는 습관도 권한다. 실습에서는 단순하게 지었지만 운영에서는 `dg_chicago_20260827.xml`처럼 두면 언제 것인지 알 수 있다.</w:t>
+              <w:t xml:space="preserve">파일 이름에 날짜를 넣는 습관도 권한다. 실습에서는 단순하게 지었지만 운영에서는 </w:t>
+            </w:r>
+            <w:r>
+              <w:rPr>
+                <w:rFonts w:ascii="Consolas" w:hAnsi="Consolas" w:eastAsia="맑은 고딕"/>
+                <w:sz w:val="20"/>
+              </w:rPr>
+              <w:t xml:space="preserve">dg_chicago_20260827.xml</w:t>
+            </w:r>
+            <w:r>
+              <w:rPr>
+                <w:rFonts w:ascii="맑은 고딕" w:hAnsi="맑은 고딕" w:eastAsia="맑은 고딕"/>
+                <w:sz w:val="20"/>
+              </w:rPr>
+              <w:t xml:space="preserve">처럼 두면 언제 것인지 알 수 있다.</w:t>
             </w:r>
           </w:p>
         </w:tc>
@@ -6541,9 +9029,60 @@
       <w:r>
         <w:rPr>
           <w:rFonts w:ascii="맑은 고딕" w:hAnsi="맑은 고딕" w:eastAsia="맑은 고딕"/>
-          <w:sz w:val="21"/>
-        </w:rPr>
-        <w:t>**거부된다.** `/` 아래든 `/tmp` 아래든 같다. 인자는 경로가 아니라 **파일 이름**이며 위치는 항상 트레이스 디렉터리다.</w:t>
+          <w:b/>
+          <w:sz w:val="21"/>
+        </w:rPr>
+        <w:t xml:space="preserve">거부된다.</w:t>
+      </w:r>
+      <w:r>
+        <w:rPr>
+          <w:rFonts w:ascii="맑은 고딕" w:hAnsi="맑은 고딕" w:eastAsia="맑은 고딕"/>
+          <w:sz w:val="21"/>
+        </w:rPr>
+        <w:t xml:space="preserve"> </w:t>
+      </w:r>
+      <w:r>
+        <w:rPr>
+          <w:rFonts w:ascii="Consolas" w:hAnsi="Consolas" w:eastAsia="맑은 고딕"/>
+          <w:sz w:val="21"/>
+        </w:rPr>
+        <w:t xml:space="preserve">/</w:t>
+      </w:r>
+      <w:r>
+        <w:rPr>
+          <w:rFonts w:ascii="맑은 고딕" w:hAnsi="맑은 고딕" w:eastAsia="맑은 고딕"/>
+          <w:sz w:val="21"/>
+        </w:rPr>
+        <w:t xml:space="preserve"> 아래든 </w:t>
+      </w:r>
+      <w:r>
+        <w:rPr>
+          <w:rFonts w:ascii="Consolas" w:hAnsi="Consolas" w:eastAsia="맑은 고딕"/>
+          <w:sz w:val="21"/>
+        </w:rPr>
+        <w:t xml:space="preserve">/tmp</w:t>
+      </w:r>
+      <w:r>
+        <w:rPr>
+          <w:rFonts w:ascii="맑은 고딕" w:hAnsi="맑은 고딕" w:eastAsia="맑은 고딕"/>
+          <w:sz w:val="21"/>
+        </w:rPr>
+        <w:t xml:space="preserve"> 아래든 같다. 인자는 경로가 아니라 </w:t>
+      </w:r>
+      <w:r>
+        <w:rPr>
+          <w:rFonts w:ascii="맑은 고딕" w:hAnsi="맑은 고딕" w:eastAsia="맑은 고딕"/>
+          <w:b/>
+          <w:sz w:val="21"/>
+        </w:rPr>
+        <w:t xml:space="preserve">파일 이름</w:t>
+      </w:r>
+      <w:r>
+        <w:rPr>
+          <w:rFonts w:ascii="맑은 고딕" w:hAnsi="맑은 고딕" w:eastAsia="맑은 고딕"/>
+          <w:sz w:val="21"/>
+        </w:rPr>
+        <w:t xml:space="preserve">이며 위치는 항상 트레이스 디렉터리다.</w:t>
       </w:r>
     </w:p>
     <w:p>
@@ -6552,7 +9091,44 @@
           <w:rFonts w:ascii="맑은 고딕" w:hAnsi="맑은 고딕" w:eastAsia="맑은 고딕"/>
           <w:sz w:val="21"/>
         </w:rPr>
-        <w:t>뒤따르는 `ORA-06512`는 **`SYS.DBMS_DRS` 패키지의 스택**이다. DGMGRL 명령이 실제로는 서버 쪽 PL/SQL 호출이라는 것이 드러난다.</w:t>
+        <w:t xml:space="preserve">뒤따르는 </w:t>
+      </w:r>
+      <w:r>
+        <w:rPr>
+          <w:rFonts w:ascii="Consolas" w:hAnsi="Consolas" w:eastAsia="맑은 고딕"/>
+          <w:sz w:val="21"/>
+        </w:rPr>
+        <w:t xml:space="preserve">ORA-06512</w:t>
+      </w:r>
+      <w:r>
+        <w:rPr>
+          <w:rFonts w:ascii="맑은 고딕" w:hAnsi="맑은 고딕" w:eastAsia="맑은 고딕"/>
+          <w:sz w:val="21"/>
+        </w:rPr>
+        <w:t xml:space="preserve">는 </w:t>
+      </w:r>
+      <w:r>
+        <w:rPr>
+          <w:rFonts w:ascii="Consolas" w:hAnsi="Consolas" w:eastAsia="맑은 고딕"/>
+          <w:b/>
+          <w:sz w:val="21"/>
+        </w:rPr>
+        <w:t xml:space="preserve">SYS.DBMS_DRS</w:t>
+      </w:r>
+      <w:r>
+        <w:rPr>
+          <w:rFonts w:ascii="맑은 고딕" w:hAnsi="맑은 고딕" w:eastAsia="맑은 고딕"/>
+          <w:b/>
+          <w:sz w:val="21"/>
+        </w:rPr>
+        <w:t xml:space="preserve"> 패키지의 스택</w:t>
+      </w:r>
+      <w:r>
+        <w:rPr>
+          <w:rFonts w:ascii="맑은 고딕" w:hAnsi="맑은 고딕" w:eastAsia="맑은 고딕"/>
+          <w:sz w:val="21"/>
+        </w:rPr>
+        <w:t xml:space="preserve">이다. DGMGRL 명령이 실제로는 서버 쪽 PL/SQL 호출이라는 것이 드러난다.</w:t>
       </w:r>
     </w:p>
     <w:p>
@@ -6561,7 +9137,35 @@
           <w:rFonts w:ascii="맑은 고딕" w:hAnsi="맑은 고딕" w:eastAsia="맑은 고딕"/>
           <w:sz w:val="21"/>
         </w:rPr>
-        <w:t>원하는 곳에 두려면 만들어진 뒤 OS에서 옮긴다. 백업 스크립트라면 `EXPORT` 다음 줄에 `mv`를 넣는다.</w:t>
+        <w:t xml:space="preserve">원하는 곳에 두려면 만들어진 뒤 OS에서 옮긴다. 백업 스크립트라면 </w:t>
+      </w:r>
+      <w:r>
+        <w:rPr>
+          <w:rFonts w:ascii="Consolas" w:hAnsi="Consolas" w:eastAsia="맑은 고딕"/>
+          <w:sz w:val="21"/>
+        </w:rPr>
+        <w:t xml:space="preserve">EXPORT</w:t>
+      </w:r>
+      <w:r>
+        <w:rPr>
+          <w:rFonts w:ascii="맑은 고딕" w:hAnsi="맑은 고딕" w:eastAsia="맑은 고딕"/>
+          <w:sz w:val="21"/>
+        </w:rPr>
+        <w:t xml:space="preserve"> 다음 줄에 </w:t>
+      </w:r>
+      <w:r>
+        <w:rPr>
+          <w:rFonts w:ascii="Consolas" w:hAnsi="Consolas" w:eastAsia="맑은 고딕"/>
+          <w:sz w:val="21"/>
+        </w:rPr>
+        <w:t xml:space="preserve">mv</w:t>
+      </w:r>
+      <w:r>
+        <w:rPr>
+          <w:rFonts w:ascii="맑은 고딕" w:hAnsi="맑은 고딕" w:eastAsia="맑은 고딕"/>
+          <w:sz w:val="21"/>
+        </w:rPr>
+        <w:t xml:space="preserve">를 넣는다.</w:t>
       </w:r>
     </w:p>
     <w:p>
@@ -6634,9 +9238,17 @@
       <w:r>
         <w:rPr>
           <w:rFonts w:ascii="맑은 고딕" w:hAnsi="맑은 고딕" w:eastAsia="맑은 고딕"/>
-          <w:sz w:val="21"/>
-        </w:rPr>
-        <w:t>**덮어쓰기가 아니다.** 구성이 이미 있으면 아예 받지 않는다.</w:t>
+          <w:b/>
+          <w:sz w:val="21"/>
+        </w:rPr>
+        <w:t xml:space="preserve">덮어쓰기가 아니다.</w:t>
+      </w:r>
+      <w:r>
+        <w:rPr>
+          <w:rFonts w:ascii="맑은 고딕" w:hAnsi="맑은 고딕" w:eastAsia="맑은 고딕"/>
+          <w:sz w:val="21"/>
+        </w:rPr>
+        <w:t xml:space="preserve"> 구성이 이미 있으면 아예 받지 않는다.</w:t>
       </w:r>
     </w:p>
     <w:p>
@@ -6645,7 +9257,50 @@
           <w:rFonts w:ascii="맑은 고딕" w:hAnsi="맑은 고딕" w:eastAsia="맑은 고딕"/>
           <w:sz w:val="21"/>
         </w:rPr>
-        <w:t>복구 절차는 `REMOVE CONFIGURATION` → `IMPORT CONFIGURATION`이다. 13장에서 확인한 대로 데이터베이스를 건드리지 않지만, 그사이 **Broker의 감시가 없는 구간**이 생긴다.</w:t>
+        <w:t xml:space="preserve">복구 절차는 </w:t>
+      </w:r>
+      <w:r>
+        <w:rPr>
+          <w:rFonts w:ascii="Consolas" w:hAnsi="Consolas" w:eastAsia="맑은 고딕"/>
+          <w:sz w:val="21"/>
+        </w:rPr>
+        <w:t xml:space="preserve">REMOVE CONFIGURATION</w:t>
+      </w:r>
+      <w:r>
+        <w:rPr>
+          <w:rFonts w:ascii="맑은 고딕" w:hAnsi="맑은 고딕" w:eastAsia="맑은 고딕"/>
+          <w:sz w:val="21"/>
+        </w:rPr>
+        <w:t xml:space="preserve"> → </w:t>
+      </w:r>
+      <w:r>
+        <w:rPr>
+          <w:rFonts w:ascii="Consolas" w:hAnsi="Consolas" w:eastAsia="맑은 고딕"/>
+          <w:sz w:val="21"/>
+        </w:rPr>
+        <w:t xml:space="preserve">IMPORT CONFIGURATION</w:t>
+      </w:r>
+      <w:r>
+        <w:rPr>
+          <w:rFonts w:ascii="맑은 고딕" w:hAnsi="맑은 고딕" w:eastAsia="맑은 고딕"/>
+          <w:sz w:val="21"/>
+        </w:rPr>
+        <w:t xml:space="preserve">이다. 13장에서 확인한 대로 데이터베이스를 건드리지 않지만, 그사이 </w:t>
+      </w:r>
+      <w:r>
+        <w:rPr>
+          <w:rFonts w:ascii="맑은 고딕" w:hAnsi="맑은 고딕" w:eastAsia="맑은 고딕"/>
+          <w:b/>
+          <w:sz w:val="21"/>
+        </w:rPr>
+        <w:t xml:space="preserve">Broker의 감시가 없는 구간</w:t>
+      </w:r>
+      <w:r>
+        <w:rPr>
+          <w:rFonts w:ascii="맑은 고딕" w:hAnsi="맑은 고딕" w:eastAsia="맑은 고딕"/>
+          <w:sz w:val="21"/>
+        </w:rPr>
+        <w:t xml:space="preserve">이 생긴다.</w:t>
       </w:r>
     </w:p>
     <w:p>
@@ -6747,7 +9402,36 @@
           <w:rFonts w:ascii="맑은 고딕" w:hAnsi="맑은 고딕" w:eastAsia="맑은 고딕"/>
           <w:sz w:val="21"/>
         </w:rPr>
-        <w:t>8,192 → 12,288바이트다. **속성을 바꾼 이력이 누적된다.** 정기적으로 `EXPORT`해 두고 XML을 비교하면 무엇이 언제 바뀌었는지 추적할 수 있다.</w:t>
+        <w:t xml:space="preserve">8,192 → 12,288바이트다. </w:t>
+      </w:r>
+      <w:r>
+        <w:rPr>
+          <w:rFonts w:ascii="맑은 고딕" w:hAnsi="맑은 고딕" w:eastAsia="맑은 고딕"/>
+          <w:b/>
+          <w:sz w:val="21"/>
+        </w:rPr>
+        <w:t xml:space="preserve">속성을 바꾼 이력이 누적된다.</w:t>
+      </w:r>
+      <w:r>
+        <w:rPr>
+          <w:rFonts w:ascii="맑은 고딕" w:hAnsi="맑은 고딕" w:eastAsia="맑은 고딕"/>
+          <w:sz w:val="21"/>
+        </w:rPr>
+        <w:t xml:space="preserve"> 정기적으로 </w:t>
+      </w:r>
+      <w:r>
+        <w:rPr>
+          <w:rFonts w:ascii="Consolas" w:hAnsi="Consolas" w:eastAsia="맑은 고딕"/>
+          <w:sz w:val="21"/>
+        </w:rPr>
+        <w:t xml:space="preserve">EXPORT</w:t>
+      </w:r>
+      <w:r>
+        <w:rPr>
+          <w:rFonts w:ascii="맑은 고딕" w:hAnsi="맑은 고딕" w:eastAsia="맑은 고딕"/>
+          <w:sz w:val="21"/>
+        </w:rPr>
+        <w:t xml:space="preserve">해 두고 XML을 비교하면 무엇이 언제 바뀌었는지 추적할 수 있다.</w:t>
       </w:r>
     </w:p>
     <w:p>
@@ -6857,7 +9541,30 @@
           <w:rFonts w:ascii="맑은 고딕" w:hAnsi="맑은 고딕" w:eastAsia="맑은 고딕"/>
           <w:sz w:val="21"/>
         </w:rPr>
-        <w:t>이름은 **`drc&lt;DB_UNIQUE_NAME&gt;.log`**, 위치는 알림 로그와 같은 ADR의 trace 디렉터리다. 양쪽에 각각 있고 **각자 자기가 한 일을 기록한다.**</w:t>
+        <w:t xml:space="preserve">이름은 </w:t>
+      </w:r>
+      <w:r>
+        <w:rPr>
+          <w:rFonts w:ascii="Consolas" w:hAnsi="Consolas" w:eastAsia="맑은 고딕"/>
+          <w:b/>
+          <w:sz w:val="21"/>
+        </w:rPr>
+        <w:t xml:space="preserve">drc&lt;DB_UNIQUE_NAME&gt;.log</w:t>
+      </w:r>
+      <w:r>
+        <w:rPr>
+          <w:rFonts w:ascii="맑은 고딕" w:hAnsi="맑은 고딕" w:eastAsia="맑은 고딕"/>
+          <w:sz w:val="21"/>
+        </w:rPr>
+        <w:t xml:space="preserve">, 위치는 알림 로그와 같은 ADR의 trace 디렉터리다. 양쪽에 각각 있고 </w:t>
+      </w:r>
+      <w:r>
+        <w:rPr>
+          <w:rFonts w:ascii="맑은 고딕" w:hAnsi="맑은 고딕" w:eastAsia="맑은 고딕"/>
+          <w:b/>
+          <w:sz w:val="21"/>
+        </w:rPr>
+        <w:t xml:space="preserve">각자 자기가 한 일을 기록한다.</w:t>
       </w:r>
     </w:p>
     <w:p>
@@ -6959,7 +9666,36 @@
           <w:rFonts w:ascii="맑은 고딕" w:hAnsi="맑은 고딕" w:eastAsia="맑은 고딕"/>
           <w:sz w:val="21"/>
         </w:rPr>
-        <w:t>490~491이 14.3절의 명령이다. 496은 14.6절의 `ORA-16504`인데 **화면에 없던 조치 문장**까지 있다.</w:t>
+        <w:t xml:space="preserve">490~491이 14.3절의 명령이다. 496은 14.6절의 </w:t>
+      </w:r>
+      <w:r>
+        <w:rPr>
+          <w:rFonts w:ascii="Consolas" w:hAnsi="Consolas" w:eastAsia="맑은 고딕"/>
+          <w:sz w:val="21"/>
+        </w:rPr>
+        <w:t xml:space="preserve">ORA-16504</w:t>
+      </w:r>
+      <w:r>
+        <w:rPr>
+          <w:rFonts w:ascii="맑은 고딕" w:hAnsi="맑은 고딕" w:eastAsia="맑은 고딕"/>
+          <w:sz w:val="21"/>
+        </w:rPr>
+        <w:t xml:space="preserve">인데 </w:t>
+      </w:r>
+      <w:r>
+        <w:rPr>
+          <w:rFonts w:ascii="맑은 고딕" w:hAnsi="맑은 고딕" w:eastAsia="맑은 고딕"/>
+          <w:b/>
+          <w:sz w:val="21"/>
+        </w:rPr>
+        <w:t xml:space="preserve">화면에 없던 조치 문장</w:t>
+      </w:r>
+      <w:r>
+        <w:rPr>
+          <w:rFonts w:ascii="맑은 고딕" w:hAnsi="맑은 고딕" w:eastAsia="맑은 고딕"/>
+          <w:sz w:val="21"/>
+        </w:rPr>
+        <w:t xml:space="preserve">까지 있다.</w:t>
       </w:r>
     </w:p>
     <w:p>
@@ -6968,7 +9704,64 @@
           <w:rFonts w:ascii="맑은 고딕" w:hAnsi="맑은 고딕" w:eastAsia="맑은 고딕"/>
           <w:sz w:val="21"/>
         </w:rPr>
-        <w:t>871의 `IncarnationTable`은 우리가 실행한 적 없다. **Broker가 스스로 실행했다.** 값 안의 `2692902`가 16장의 `RESETLOGS_CHANGE#`와 같은 숫자다. 상태 요약도 주기적으로 남는다.</w:t>
+        <w:t xml:space="preserve">871의 </w:t>
+      </w:r>
+      <w:r>
+        <w:rPr>
+          <w:rFonts w:ascii="Consolas" w:hAnsi="Consolas" w:eastAsia="맑은 고딕"/>
+          <w:sz w:val="21"/>
+        </w:rPr>
+        <w:t xml:space="preserve">IncarnationTable</w:t>
+      </w:r>
+      <w:r>
+        <w:rPr>
+          <w:rFonts w:ascii="맑은 고딕" w:hAnsi="맑은 고딕" w:eastAsia="맑은 고딕"/>
+          <w:sz w:val="21"/>
+        </w:rPr>
+        <w:t xml:space="preserve">은 우리가 실행한 적 없다. </w:t>
+      </w:r>
+      <w:r>
+        <w:rPr>
+          <w:rFonts w:ascii="맑은 고딕" w:hAnsi="맑은 고딕" w:eastAsia="맑은 고딕"/>
+          <w:b/>
+          <w:sz w:val="21"/>
+        </w:rPr>
+        <w:t xml:space="preserve">Broker가 스스로 실행했다.</w:t>
+      </w:r>
+      <w:r>
+        <w:rPr>
+          <w:rFonts w:ascii="맑은 고딕" w:hAnsi="맑은 고딕" w:eastAsia="맑은 고딕"/>
+          <w:sz w:val="21"/>
+        </w:rPr>
+        <w:t xml:space="preserve"> 값 안의 </w:t>
+      </w:r>
+      <w:r>
+        <w:rPr>
+          <w:rFonts w:ascii="Consolas" w:hAnsi="Consolas" w:eastAsia="맑은 고딕"/>
+          <w:sz w:val="21"/>
+        </w:rPr>
+        <w:t xml:space="preserve">2692902</w:t>
+      </w:r>
+      <w:r>
+        <w:rPr>
+          <w:rFonts w:ascii="맑은 고딕" w:hAnsi="맑은 고딕" w:eastAsia="맑은 고딕"/>
+          <w:sz w:val="21"/>
+        </w:rPr>
+        <w:t xml:space="preserve">가 16장의 </w:t>
+      </w:r>
+      <w:r>
+        <w:rPr>
+          <w:rFonts w:ascii="Consolas" w:hAnsi="Consolas" w:eastAsia="맑은 고딕"/>
+          <w:sz w:val="21"/>
+        </w:rPr>
+        <w:t xml:space="preserve">RESETLOGS_CHANGE#</w:t>
+      </w:r>
+      <w:r>
+        <w:rPr>
+          <w:rFonts w:ascii="맑은 고딕" w:hAnsi="맑은 고딕" w:eastAsia="맑은 고딕"/>
+          <w:sz w:val="21"/>
+        </w:rPr>
+        <w:t xml:space="preserve">와 같은 숫자다. 상태 요약도 주기적으로 남는다.</w:t>
       </w:r>
     </w:p>
     <w:tbl>
@@ -7046,9 +9839,60 @@
       <w:r>
         <w:rPr>
           <w:rFonts w:ascii="맑은 고딕" w:hAnsi="맑은 고딕" w:eastAsia="맑은 고딕"/>
-          <w:sz w:val="21"/>
-        </w:rPr>
-        <w:t>**화면에 없는 구성 수준 오류 번호가 여기 있다.** `ORA-16607`(멤버 실패), `ORA-16608`(멤버 경고), 정상은 **`ORA-0`**다. 자동 판정에는 이쪽이 낫다.</w:t>
+          <w:b/>
+          <w:sz w:val="21"/>
+        </w:rPr>
+        <w:t xml:space="preserve">화면에 없는 구성 수준 오류 번호가 여기 있다.</w:t>
+      </w:r>
+      <w:r>
+        <w:rPr>
+          <w:rFonts w:ascii="맑은 고딕" w:hAnsi="맑은 고딕" w:eastAsia="맑은 고딕"/>
+          <w:sz w:val="21"/>
+        </w:rPr>
+        <w:t xml:space="preserve"> </w:t>
+      </w:r>
+      <w:r>
+        <w:rPr>
+          <w:rFonts w:ascii="Consolas" w:hAnsi="Consolas" w:eastAsia="맑은 고딕"/>
+          <w:sz w:val="21"/>
+        </w:rPr>
+        <w:t xml:space="preserve">ORA-16607</w:t>
+      </w:r>
+      <w:r>
+        <w:rPr>
+          <w:rFonts w:ascii="맑은 고딕" w:hAnsi="맑은 고딕" w:eastAsia="맑은 고딕"/>
+          <w:sz w:val="21"/>
+        </w:rPr>
+        <w:t xml:space="preserve">(멤버 실패), </w:t>
+      </w:r>
+      <w:r>
+        <w:rPr>
+          <w:rFonts w:ascii="Consolas" w:hAnsi="Consolas" w:eastAsia="맑은 고딕"/>
+          <w:sz w:val="21"/>
+        </w:rPr>
+        <w:t xml:space="preserve">ORA-16608</w:t>
+      </w:r>
+      <w:r>
+        <w:rPr>
+          <w:rFonts w:ascii="맑은 고딕" w:hAnsi="맑은 고딕" w:eastAsia="맑은 고딕"/>
+          <w:sz w:val="21"/>
+        </w:rPr>
+        <w:t xml:space="preserve">(멤버 경고), 정상은 </w:t>
+      </w:r>
+      <w:r>
+        <w:rPr>
+          <w:rFonts w:ascii="Consolas" w:hAnsi="Consolas" w:eastAsia="맑은 고딕"/>
+          <w:b/>
+          <w:sz w:val="21"/>
+        </w:rPr>
+        <w:t xml:space="preserve">ORA-0</w:t>
+      </w:r>
+      <w:r>
+        <w:rPr>
+          <w:rFonts w:ascii="맑은 고딕" w:hAnsi="맑은 고딕" w:eastAsia="맑은 고딕"/>
+          <w:sz w:val="21"/>
+        </w:rPr>
+        <w:t xml:space="preserve">다. 자동 판정에는 이쪽이 낫다.</w:t>
       </w:r>
     </w:p>
     <w:tbl>
@@ -7083,57 +9927,148 @@
             <w:r>
               <w:rPr>
                 <w:rFonts w:ascii="맑은 고딕" w:hAnsi="맑은 고딕" w:eastAsia="맑은 고딕"/>
+                <w:b/>
                 <w:sz w:val="20"/>
               </w:rPr>
-              <w:t>**① 화면 메시지로 부족할 때.** 조치 문장이 더 적혀 있는 경우가 있다.</w:t>
-            </w:r>
-          </w:p>
-          <w:p>
-            <w:pPr>
-              <w:spacing w:after="20"/>
-            </w:pPr>
+              <w:t xml:space="preserve">① 화면 메시지로 부족할 때.</w:t>
+            </w:r>
             <w:r>
               <w:rPr>
                 <w:rFonts w:ascii="맑은 고딕" w:hAnsi="맑은 고딕" w:eastAsia="맑은 고딕"/>
                 <w:sz w:val="20"/>
               </w:rPr>
-              <w:t>**② 누가 무엇을 바꿨는지 확인할 때.** 14.6절의 `EXPORT`가 형상을 남긴다면 **언제 왜 바뀌었는지는 이 로그가 답한다.**</w:t>
+              <w:t xml:space="preserve"> 조치 문장이 더 적혀 있는 경우가 있다.</w:t>
             </w:r>
           </w:p>
           <w:p>
             <w:pPr>
               <w:spacing w:after="20"/>
             </w:pPr>
+            <w:r>
+              <w:rPr>
+                <w:rFonts w:ascii="맑은 고딕" w:hAnsi="맑은 고딕" w:eastAsia="맑은 고딕"/>
+                <w:b/>
+                <w:sz w:val="20"/>
+              </w:rPr>
+              <w:t xml:space="preserve">② 누가 무엇을 바꿨는지 확인할 때.</w:t>
+            </w:r>
             <w:r>
               <w:rPr>
                 <w:rFonts w:ascii="맑은 고딕" w:hAnsi="맑은 고딕" w:eastAsia="맑은 고딕"/>
                 <w:sz w:val="20"/>
               </w:rPr>
-              <w:t>**③ 전환이 중간에 멈췄을 때.** 내부 단계가 시간순으로 남는다.</w:t>
-            </w:r>
-          </w:p>
-          <w:p>
-            <w:pPr>
-              <w:spacing w:after="20"/>
-            </w:pPr>
+              <w:t xml:space="preserve"> 14.6절의 </w:t>
+            </w:r>
+            <w:r>
+              <w:rPr>
+                <w:rFonts w:ascii="Consolas" w:hAnsi="Consolas" w:eastAsia="맑은 고딕"/>
+                <w:sz w:val="20"/>
+              </w:rPr>
+              <w:t xml:space="preserve">EXPORT</w:t>
+            </w:r>
             <w:r>
               <w:rPr>
                 <w:rFonts w:ascii="맑은 고딕" w:hAnsi="맑은 고딕" w:eastAsia="맑은 고딕"/>
                 <w:sz w:val="20"/>
               </w:rPr>
-              <w:t>**④ 추세를 볼 때.** `grep -c 'ORA-166[0-9][0-9]'`로 구성이 몇 번 흔들렸는지 셀 수 있다.</w:t>
+              <w:t xml:space="preserve">가 형상을 남긴다면 </w:t>
+            </w:r>
+            <w:r>
+              <w:rPr>
+                <w:rFonts w:ascii="맑은 고딕" w:hAnsi="맑은 고딕" w:eastAsia="맑은 고딕"/>
+                <w:b/>
+                <w:sz w:val="20"/>
+              </w:rPr>
+              <w:t xml:space="preserve">언제 왜 바뀌었는지는 이 로그가 답한다.</w:t>
             </w:r>
           </w:p>
           <w:p>
             <w:pPr>
               <w:spacing w:after="20"/>
             </w:pPr>
+            <w:r>
+              <w:rPr>
+                <w:rFonts w:ascii="맑은 고딕" w:hAnsi="맑은 고딕" w:eastAsia="맑은 고딕"/>
+                <w:b/>
+                <w:sz w:val="20"/>
+              </w:rPr>
+              <w:t xml:space="preserve">③ 전환이 중간에 멈췄을 때.</w:t>
+            </w:r>
             <w:r>
               <w:rPr>
                 <w:rFonts w:ascii="맑은 고딕" w:hAnsi="맑은 고딕" w:eastAsia="맑은 고딕"/>
                 <w:sz w:val="20"/>
               </w:rPr>
-              <w:t>**주의** — 파일이 계속 커진다(실측 884줄 63KB). **화면은 "지금", 로그는 "그동안"**을 보여 주며 재기동해도 남는다.</w:t>
+              <w:t xml:space="preserve"> 내부 단계가 시간순으로 남는다.</w:t>
+            </w:r>
+          </w:p>
+          <w:p>
+            <w:pPr>
+              <w:spacing w:after="20"/>
+            </w:pPr>
+            <w:r>
+              <w:rPr>
+                <w:rFonts w:ascii="맑은 고딕" w:hAnsi="맑은 고딕" w:eastAsia="맑은 고딕"/>
+                <w:b/>
+                <w:sz w:val="20"/>
+              </w:rPr>
+              <w:t xml:space="preserve">④ 추세를 볼 때.</w:t>
+            </w:r>
+            <w:r>
+              <w:rPr>
+                <w:rFonts w:ascii="맑은 고딕" w:hAnsi="맑은 고딕" w:eastAsia="맑은 고딕"/>
+                <w:sz w:val="20"/>
+              </w:rPr>
+              <w:t xml:space="preserve"> </w:t>
+            </w:r>
+            <w:r>
+              <w:rPr>
+                <w:rFonts w:ascii="Consolas" w:hAnsi="Consolas" w:eastAsia="맑은 고딕"/>
+                <w:sz w:val="20"/>
+              </w:rPr>
+              <w:t xml:space="preserve">grep -c 'ORA-166[0-9][0-9]'</w:t>
+            </w:r>
+            <w:r>
+              <w:rPr>
+                <w:rFonts w:ascii="맑은 고딕" w:hAnsi="맑은 고딕" w:eastAsia="맑은 고딕"/>
+                <w:sz w:val="20"/>
+              </w:rPr>
+              <w:t xml:space="preserve">로 구성이 몇 번 흔들렸는지 셀 수 있다.</w:t>
+            </w:r>
+          </w:p>
+          <w:p>
+            <w:pPr>
+              <w:spacing w:after="20"/>
+            </w:pPr>
+            <w:r>
+              <w:rPr>
+                <w:rFonts w:ascii="맑은 고딕" w:hAnsi="맑은 고딕" w:eastAsia="맑은 고딕"/>
+                <w:b/>
+                <w:sz w:val="20"/>
+              </w:rPr>
+              <w:t xml:space="preserve">주의</w:t>
+            </w:r>
+            <w:r>
+              <w:rPr>
+                <w:rFonts w:ascii="맑은 고딕" w:hAnsi="맑은 고딕" w:eastAsia="맑은 고딕"/>
+                <w:sz w:val="20"/>
+              </w:rPr>
+              <w:t xml:space="preserve"> — 파일이 계속 커진다(실측 884줄 63KB). </w:t>
+            </w:r>
+            <w:r>
+              <w:rPr>
+                <w:rFonts w:ascii="맑은 고딕" w:hAnsi="맑은 고딕" w:eastAsia="맑은 고딕"/>
+                <w:b/>
+                <w:sz w:val="20"/>
+              </w:rPr>
+              <w:t xml:space="preserve">화면은 "지금", 로그는 "그동안"</w:t>
+            </w:r>
+            <w:r>
+              <w:rPr>
+                <w:rFonts w:ascii="맑은 고딕" w:hAnsi="맑은 고딕" w:eastAsia="맑은 고딕"/>
+                <w:sz w:val="20"/>
+              </w:rPr>
+              <w:t xml:space="preserve">을 보여 주며 재기동해도 남는다.</w:t>
             </w:r>
           </w:p>
         </w:tc>
@@ -7160,9 +10095,32 @@
       <w:r>
         <w:rPr>
           <w:rFonts w:ascii="맑은 고딕" w:hAnsi="맑은 고딕" w:eastAsia="맑은 고딕"/>
-          <w:sz w:val="21"/>
-        </w:rPr>
-        <w:t>**Fast-Start Failover(FSFO)**는 역할 전환을 자동으로 한다. 판단할 주체가 필요하고 그것이 **관측자(Observer)**다.</w:t>
+          <w:b/>
+          <w:sz w:val="21"/>
+        </w:rPr>
+        <w:t xml:space="preserve">Fast-Start Failover(FSFO)</w:t>
+      </w:r>
+      <w:r>
+        <w:rPr>
+          <w:rFonts w:ascii="맑은 고딕" w:hAnsi="맑은 고딕" w:eastAsia="맑은 고딕"/>
+          <w:sz w:val="21"/>
+        </w:rPr>
+        <w:t xml:space="preserve">는 역할 전환을 자동으로 한다. 판단할 주체가 필요하고 그것이 </w:t>
+      </w:r>
+      <w:r>
+        <w:rPr>
+          <w:rFonts w:ascii="맑은 고딕" w:hAnsi="맑은 고딕" w:eastAsia="맑은 고딕"/>
+          <w:b/>
+          <w:sz w:val="21"/>
+        </w:rPr>
+        <w:t xml:space="preserve">관측자(Observer)</w:t>
+      </w:r>
+      <w:r>
+        <w:rPr>
+          <w:rFonts w:ascii="맑은 고딕" w:hAnsi="맑은 고딕" w:eastAsia="맑은 고딕"/>
+          <w:sz w:val="21"/>
+        </w:rPr>
+        <w:t xml:space="preserve">다.</w:t>
       </w:r>
     </w:p>
     <w:p>
@@ -7171,7 +10129,37 @@
           <w:rFonts w:ascii="맑은 고딕" w:hAnsi="맑은 고딕" w:eastAsia="맑은 고딕"/>
           <w:sz w:val="21"/>
         </w:rPr>
-        <w:t>Standby가 스스로 판단하면 네트워크만 끊겼는데 승격해 **Primary가 둘이 되는 상황(split brain)**이 생길 수 있다. 관측자는 **제3의 위치**에서 양쪽에 접속해 있으므로 "Primary만 안 보이는지"를 구별할 수 있다.</w:t>
+        <w:t xml:space="preserve">Standby가 스스로 판단하면 네트워크만 끊겼는데 승격해 </w:t>
+      </w:r>
+      <w:r>
+        <w:rPr>
+          <w:rFonts w:ascii="맑은 고딕" w:hAnsi="맑은 고딕" w:eastAsia="맑은 고딕"/>
+          <w:b/>
+          <w:sz w:val="21"/>
+        </w:rPr>
+        <w:t xml:space="preserve">Primary가 둘이 되는 상황(split brain)</w:t>
+      </w:r>
+      <w:r>
+        <w:rPr>
+          <w:rFonts w:ascii="맑은 고딕" w:hAnsi="맑은 고딕" w:eastAsia="맑은 고딕"/>
+          <w:sz w:val="21"/>
+        </w:rPr>
+        <w:t xml:space="preserve">이 생길 수 있다. 관측자는 </w:t>
+      </w:r>
+      <w:r>
+        <w:rPr>
+          <w:rFonts w:ascii="맑은 고딕" w:hAnsi="맑은 고딕" w:eastAsia="맑은 고딕"/>
+          <w:b/>
+          <w:sz w:val="21"/>
+        </w:rPr>
+        <w:t xml:space="preserve">제3의 위치</w:t>
+      </w:r>
+      <w:r>
+        <w:rPr>
+          <w:rFonts w:ascii="맑은 고딕" w:hAnsi="맑은 고딕" w:eastAsia="맑은 고딕"/>
+          <w:sz w:val="21"/>
+        </w:rPr>
+        <w:t xml:space="preserve">에서 양쪽에 접속해 있으므로 "Primary만 안 보이는지"를 구별할 수 있다.</w:t>
       </w:r>
     </w:p>
     <w:p>
@@ -7180,7 +10168,22 @@
           <w:rFonts w:ascii="맑은 고딕" w:hAnsi="맑은 고딕" w:eastAsia="맑은 고딕"/>
           <w:sz w:val="21"/>
         </w:rPr>
-        <w:t>관측자는 **Primary·Standby와 다른 호스트**에 둔다. 같은 곳에 두면 그 호스트가 죽을 때 판단 주체가 함께 사라진다.</w:t>
+        <w:t xml:space="preserve">관측자는 </w:t>
+      </w:r>
+      <w:r>
+        <w:rPr>
+          <w:rFonts w:ascii="맑은 고딕" w:hAnsi="맑은 고딕" w:eastAsia="맑은 고딕"/>
+          <w:b/>
+          <w:sz w:val="21"/>
+        </w:rPr>
+        <w:t xml:space="preserve">Primary·Standby와 다른 호스트</w:t>
+      </w:r>
+      <w:r>
+        <w:rPr>
+          <w:rFonts w:ascii="맑은 고딕" w:hAnsi="맑은 고딕" w:eastAsia="맑은 고딕"/>
+          <w:sz w:val="21"/>
+        </w:rPr>
+        <w:t xml:space="preserve">에 둔다. 같은 곳에 두면 그 호스트가 죽을 때 판단 주체가 함께 사라진다.</w:t>
       </w:r>
     </w:p>
     <w:p>
@@ -7463,7 +10466,22 @@
           <w:rFonts w:ascii="맑은 고딕" w:hAnsi="맑은 고딕" w:eastAsia="맑은 고딕"/>
           <w:sz w:val="21"/>
         </w:rPr>
-        <w:t>위쪽이 설정, 아래쪽이 **전환 촉발 조건**이다.</w:t>
+        <w:t xml:space="preserve">위쪽이 설정, 아래쪽이 </w:t>
+      </w:r>
+      <w:r>
+        <w:rPr>
+          <w:rFonts w:ascii="맑은 고딕" w:hAnsi="맑은 고딕" w:eastAsia="맑은 고딕"/>
+          <w:b/>
+          <w:sz w:val="21"/>
+        </w:rPr>
+        <w:t xml:space="preserve">전환 촉발 조건</w:t>
+      </w:r>
+      <w:r>
+        <w:rPr>
+          <w:rFonts w:ascii="맑은 고딕" w:hAnsi="맑은 고딕" w:eastAsia="맑은 고딕"/>
+          <w:sz w:val="21"/>
+        </w:rPr>
+        <w:t xml:space="preserve">이다.</w:t>
       </w:r>
     </w:p>
     <w:p>
@@ -7472,7 +10490,64 @@
           <w:rFonts w:ascii="맑은 고딕" w:hAnsi="맑은 고딕" w:eastAsia="맑은 고딕"/>
           <w:sz w:val="21"/>
         </w:rPr>
-        <w:t>기본값이 `NO`인 둘(`Inaccessible Logfile`·`Stuck Archiver`)이 흥미롭다. **회복 가능한 상황이기 때문**이다. 아카이버가 멈춘 것은 FRA가 찼기 때문일 수 있고 공간을 비우면 풀린다. 그런 상황에 역할을 바꾸는 것은 과하다.</w:t>
+        <w:t xml:space="preserve">기본값이 </w:t>
+      </w:r>
+      <w:r>
+        <w:rPr>
+          <w:rFonts w:ascii="Consolas" w:hAnsi="Consolas" w:eastAsia="맑은 고딕"/>
+          <w:sz w:val="21"/>
+        </w:rPr>
+        <w:t xml:space="preserve">NO</w:t>
+      </w:r>
+      <w:r>
+        <w:rPr>
+          <w:rFonts w:ascii="맑은 고딕" w:hAnsi="맑은 고딕" w:eastAsia="맑은 고딕"/>
+          <w:sz w:val="21"/>
+        </w:rPr>
+        <w:t xml:space="preserve">인 둘(</w:t>
+      </w:r>
+      <w:r>
+        <w:rPr>
+          <w:rFonts w:ascii="Consolas" w:hAnsi="Consolas" w:eastAsia="맑은 고딕"/>
+          <w:sz w:val="21"/>
+        </w:rPr>
+        <w:t xml:space="preserve">Inaccessible Logfile</w:t>
+      </w:r>
+      <w:r>
+        <w:rPr>
+          <w:rFonts w:ascii="맑은 고딕" w:hAnsi="맑은 고딕" w:eastAsia="맑은 고딕"/>
+          <w:sz w:val="21"/>
+        </w:rPr>
+        <w:t xml:space="preserve">·</w:t>
+      </w:r>
+      <w:r>
+        <w:rPr>
+          <w:rFonts w:ascii="Consolas" w:hAnsi="Consolas" w:eastAsia="맑은 고딕"/>
+          <w:sz w:val="21"/>
+        </w:rPr>
+        <w:t xml:space="preserve">Stuck Archiver</w:t>
+      </w:r>
+      <w:r>
+        <w:rPr>
+          <w:rFonts w:ascii="맑은 고딕" w:hAnsi="맑은 고딕" w:eastAsia="맑은 고딕"/>
+          <w:sz w:val="21"/>
+        </w:rPr>
+        <w:t xml:space="preserve">)이 흥미롭다. </w:t>
+      </w:r>
+      <w:r>
+        <w:rPr>
+          <w:rFonts w:ascii="맑은 고딕" w:hAnsi="맑은 고딕" w:eastAsia="맑은 고딕"/>
+          <w:b/>
+          <w:sz w:val="21"/>
+        </w:rPr>
+        <w:t xml:space="preserve">회복 가능한 상황이기 때문</w:t>
+      </w:r>
+      <w:r>
+        <w:rPr>
+          <w:rFonts w:ascii="맑은 고딕" w:hAnsi="맑은 고딕" w:eastAsia="맑은 고딕"/>
+          <w:sz w:val="21"/>
+        </w:rPr>
+        <w:t xml:space="preserve">이다. 아카이버가 멈춘 것은 FRA가 찼기 때문일 수 있고 공간을 비우면 풀린다. 그런 상황에 역할을 바꾸는 것은 과하다.</w:t>
       </w:r>
     </w:p>
     <w:p>
@@ -7481,16 +10556,80 @@
           <w:rFonts w:ascii="맑은 고딕" w:hAnsi="맑은 고딕" w:eastAsia="맑은 고딕"/>
           <w:sz w:val="21"/>
         </w:rPr>
-        <w:t>필요하면 `ENABLE FAST_START FAILOVER CONDITION &lt;조건&gt;`으로 켤 수 있다. **자동 전환의 민감도를 정하는 설정**이다.</w:t>
+        <w:t xml:space="preserve">필요하면 </w:t>
+      </w:r>
+      <w:r>
+        <w:rPr>
+          <w:rFonts w:ascii="Consolas" w:hAnsi="Consolas" w:eastAsia="맑은 고딕"/>
+          <w:sz w:val="21"/>
+        </w:rPr>
+        <w:t xml:space="preserve">ENABLE FAST_START FAILOVER CONDITION &lt;조건&gt;</w:t>
+      </w:r>
+      <w:r>
+        <w:rPr>
+          <w:rFonts w:ascii="맑은 고딕" w:hAnsi="맑은 고딕" w:eastAsia="맑은 고딕"/>
+          <w:sz w:val="21"/>
+        </w:rPr>
+        <w:t xml:space="preserve">으로 켤 수 있다. </w:t>
+      </w:r>
+      <w:r>
+        <w:rPr>
+          <w:rFonts w:ascii="맑은 고딕" w:hAnsi="맑은 고딕" w:eastAsia="맑은 고딕"/>
+          <w:b/>
+          <w:sz w:val="21"/>
+        </w:rPr>
+        <w:t xml:space="preserve">자동 전환의 민감도를 정하는 설정</w:t>
+      </w:r>
+      <w:r>
+        <w:rPr>
+          <w:rFonts w:ascii="맑은 고딕" w:hAnsi="맑은 고딕" w:eastAsia="맑은 고딕"/>
+          <w:sz w:val="21"/>
+        </w:rPr>
+        <w:t xml:space="preserve">이다.</w:t>
       </w:r>
     </w:p>
     <w:p>
       <w:r>
         <w:rPr>
-          <w:rFonts w:ascii="맑은 고딕" w:hAnsi="맑은 고딕" w:eastAsia="맑은 고딕"/>
-          <w:sz w:val="21"/>
-        </w:rPr>
-        <w:t>`Threshold: 30 seconds`는 몇 초 응답하지 않으면 전환할 것인가이고, `Shutdown Primary`·`Auto-reinstate`는 전환 후 옛 Primary를 어떻게 할 것인가다(16장).</w:t>
+          <w:rFonts w:ascii="Consolas" w:hAnsi="Consolas" w:eastAsia="맑은 고딕"/>
+          <w:sz w:val="21"/>
+        </w:rPr>
+        <w:t xml:space="preserve">Threshold: 30 seconds</w:t>
+      </w:r>
+      <w:r>
+        <w:rPr>
+          <w:rFonts w:ascii="맑은 고딕" w:hAnsi="맑은 고딕" w:eastAsia="맑은 고딕"/>
+          <w:sz w:val="21"/>
+        </w:rPr>
+        <w:t xml:space="preserve">는 몇 초 응답하지 않으면 전환할 것인가이고, </w:t>
+      </w:r>
+      <w:r>
+        <w:rPr>
+          <w:rFonts w:ascii="Consolas" w:hAnsi="Consolas" w:eastAsia="맑은 고딕"/>
+          <w:sz w:val="21"/>
+        </w:rPr>
+        <w:t xml:space="preserve">Shutdown Primary</w:t>
+      </w:r>
+      <w:r>
+        <w:rPr>
+          <w:rFonts w:ascii="맑은 고딕" w:hAnsi="맑은 고딕" w:eastAsia="맑은 고딕"/>
+          <w:sz w:val="21"/>
+        </w:rPr>
+        <w:t xml:space="preserve">·</w:t>
+      </w:r>
+      <w:r>
+        <w:rPr>
+          <w:rFonts w:ascii="Consolas" w:hAnsi="Consolas" w:eastAsia="맑은 고딕"/>
+          <w:sz w:val="21"/>
+        </w:rPr>
+        <w:t xml:space="preserve">Auto-reinstate</w:t>
+      </w:r>
+      <w:r>
+        <w:rPr>
+          <w:rFonts w:ascii="맑은 고딕" w:hAnsi="맑은 고딕" w:eastAsia="맑은 고딕"/>
+          <w:sz w:val="21"/>
+        </w:rPr>
+        <w:t xml:space="preserve">는 전환 후 옛 Primary를 어떻게 할 것인가다(16장).</w:t>
       </w:r>
     </w:p>
     <w:p>
@@ -7562,10 +10701,42 @@
     <w:p>
       <w:r>
         <w:rPr>
-          <w:rFonts w:ascii="맑은 고딕" w:hAnsi="맑은 고딕" w:eastAsia="맑은 고딕"/>
-          <w:sz w:val="21"/>
-        </w:rPr>
-        <w:t>**`Error`가 아니라 `Warning`이다.** 그리고 명령이 실패하지 않았다.</w:t>
+          <w:rFonts w:ascii="Consolas" w:hAnsi="Consolas" w:eastAsia="맑은 고딕"/>
+          <w:b/>
+          <w:sz w:val="21"/>
+        </w:rPr>
+        <w:t xml:space="preserve">Error</w:t>
+      </w:r>
+      <w:r>
+        <w:rPr>
+          <w:rFonts w:ascii="맑은 고딕" w:hAnsi="맑은 고딕" w:eastAsia="맑은 고딕"/>
+          <w:b/>
+          <w:sz w:val="21"/>
+        </w:rPr>
+        <w:t xml:space="preserve">가 아니라 </w:t>
+      </w:r>
+      <w:r>
+        <w:rPr>
+          <w:rFonts w:ascii="Consolas" w:hAnsi="Consolas" w:eastAsia="맑은 고딕"/>
+          <w:b/>
+          <w:sz w:val="21"/>
+        </w:rPr>
+        <w:t xml:space="preserve">Warning</w:t>
+      </w:r>
+      <w:r>
+        <w:rPr>
+          <w:rFonts w:ascii="맑은 고딕" w:hAnsi="맑은 고딕" w:eastAsia="맑은 고딕"/>
+          <w:b/>
+          <w:sz w:val="21"/>
+        </w:rPr>
+        <w:t xml:space="preserve">이다.</w:t>
+      </w:r>
+      <w:r>
+        <w:rPr>
+          <w:rFonts w:ascii="맑은 고딕" w:hAnsi="맑은 고딕" w:eastAsia="맑은 고딕"/>
+          <w:sz w:val="21"/>
+        </w:rPr>
+        <w:t xml:space="preserve"> 그리고 명령이 실패하지 않았다.</w:t>
       </w:r>
     </w:p>
     <w:tbl>
@@ -7630,9 +10801,17 @@
       <w:r>
         <w:rPr>
           <w:rFonts w:ascii="맑은 고딕" w:hAnsi="맑은 고딕" w:eastAsia="맑은 고딕"/>
-          <w:sz w:val="21"/>
-        </w:rPr>
-        <w:t>**켜졌다.** 경고를 냈지만 막지는 않았다.</w:t>
+          <w:b/>
+          <w:sz w:val="21"/>
+        </w:rPr>
+        <w:t xml:space="preserve">켜졌다.</w:t>
+      </w:r>
+      <w:r>
+        <w:rPr>
+          <w:rFonts w:ascii="맑은 고딕" w:hAnsi="맑은 고딕" w:eastAsia="맑은 고딕"/>
+          <w:sz w:val="21"/>
+        </w:rPr>
+        <w:t xml:space="preserve"> 경고를 냈지만 막지는 않았다.</w:t>
       </w:r>
     </w:p>
     <w:p>
@@ -7641,7 +10820,75 @@
           <w:rFonts w:ascii="맑은 고딕" w:hAnsi="맑은 고딕" w:eastAsia="맑은 고딕"/>
           <w:sz w:val="21"/>
         </w:rPr>
-        <w:t>13장의 보호 모드 변경은 **ORA-16627로 거부**했는데 여기서는 경고만 하고 진행한다. **Broker의 검사 강도가 명령마다 다르다.** 그러므로 `enable` 계열은 실행 뒤 **반드시 `SHOW`로 확인한다.**</w:t>
+        <w:t xml:space="preserve">13장의 보호 모드 변경은 </w:t>
+      </w:r>
+      <w:r>
+        <w:rPr>
+          <w:rFonts w:ascii="맑은 고딕" w:hAnsi="맑은 고딕" w:eastAsia="맑은 고딕"/>
+          <w:b/>
+          <w:sz w:val="21"/>
+        </w:rPr>
+        <w:t xml:space="preserve">ORA-16627로 거부</w:t>
+      </w:r>
+      <w:r>
+        <w:rPr>
+          <w:rFonts w:ascii="맑은 고딕" w:hAnsi="맑은 고딕" w:eastAsia="맑은 고딕"/>
+          <w:sz w:val="21"/>
+        </w:rPr>
+        <w:t xml:space="preserve">했는데 여기서는 경고만 하고 진행한다. </w:t>
+      </w:r>
+      <w:r>
+        <w:rPr>
+          <w:rFonts w:ascii="맑은 고딕" w:hAnsi="맑은 고딕" w:eastAsia="맑은 고딕"/>
+          <w:b/>
+          <w:sz w:val="21"/>
+        </w:rPr>
+        <w:t xml:space="preserve">Broker의 검사 강도가 명령마다 다르다.</w:t>
+      </w:r>
+      <w:r>
+        <w:rPr>
+          <w:rFonts w:ascii="맑은 고딕" w:hAnsi="맑은 고딕" w:eastAsia="맑은 고딕"/>
+          <w:sz w:val="21"/>
+        </w:rPr>
+        <w:t xml:space="preserve"> 그러므로 </w:t>
+      </w:r>
+      <w:r>
+        <w:rPr>
+          <w:rFonts w:ascii="Consolas" w:hAnsi="Consolas" w:eastAsia="맑은 고딕"/>
+          <w:sz w:val="21"/>
+        </w:rPr>
+        <w:t xml:space="preserve">enable</w:t>
+      </w:r>
+      <w:r>
+        <w:rPr>
+          <w:rFonts w:ascii="맑은 고딕" w:hAnsi="맑은 고딕" w:eastAsia="맑은 고딕"/>
+          <w:sz w:val="21"/>
+        </w:rPr>
+        <w:t xml:space="preserve"> 계열은 실행 뒤 </w:t>
+      </w:r>
+      <w:r>
+        <w:rPr>
+          <w:rFonts w:ascii="맑은 고딕" w:hAnsi="맑은 고딕" w:eastAsia="맑은 고딕"/>
+          <w:b/>
+          <w:sz w:val="21"/>
+        </w:rPr>
+        <w:t xml:space="preserve">반드시 </w:t>
+      </w:r>
+      <w:r>
+        <w:rPr>
+          <w:rFonts w:ascii="Consolas" w:hAnsi="Consolas" w:eastAsia="맑은 고딕"/>
+          <w:b/>
+          <w:sz w:val="21"/>
+        </w:rPr>
+        <w:t xml:space="preserve">SHOW</w:t>
+      </w:r>
+      <w:r>
+        <w:rPr>
+          <w:rFonts w:ascii="맑은 고딕" w:hAnsi="맑은 고딕" w:eastAsia="맑은 고딕"/>
+          <w:b/>
+          <w:sz w:val="21"/>
+        </w:rPr>
+        <w:t xml:space="preserve">로 확인한다.</w:t>
       </w:r>
     </w:p>
     <w:p>
@@ -7650,7 +10897,22 @@
           <w:rFonts w:ascii="맑은 고딕" w:hAnsi="맑은 고딕" w:eastAsia="맑은 고딕"/>
           <w:sz w:val="21"/>
         </w:rPr>
-        <w:t>플래시백이 왜 필요한가. **자동 전환 뒤 옛 Primary를 되살리려면(Reinstate) 필요하다.** 없으면 버리고 새로 만들어야 하므로 경고이지 금지는 아니다.</w:t>
+        <w:t xml:space="preserve">플래시백이 왜 필요한가. </w:t>
+      </w:r>
+      <w:r>
+        <w:rPr>
+          <w:rFonts w:ascii="맑은 고딕" w:hAnsi="맑은 고딕" w:eastAsia="맑은 고딕"/>
+          <w:b/>
+          <w:sz w:val="21"/>
+        </w:rPr>
+        <w:t xml:space="preserve">자동 전환 뒤 옛 Primary를 되살리려면(Reinstate) 필요하다.</w:t>
+      </w:r>
+      <w:r>
+        <w:rPr>
+          <w:rFonts w:ascii="맑은 고딕" w:hAnsi="맑은 고딕" w:eastAsia="맑은 고딕"/>
+          <w:sz w:val="21"/>
+        </w:rPr>
+        <w:t xml:space="preserve"> 없으면 버리고 새로 만들어야 하므로 경고이지 금지는 아니다.</w:t>
       </w:r>
     </w:p>
     <w:tbl>
@@ -7833,9 +11095,17 @@
       <w:r>
         <w:rPr>
           <w:rFonts w:ascii="맑은 고딕" w:hAnsi="맑은 고딕" w:eastAsia="맑은 고딕"/>
-          <w:sz w:val="21"/>
-        </w:rPr>
-        <w:t>**양쪽에 서로를 지정한다.** boston이 Primary가 된 뒤에도 chicago를 대상으로 삼아야 하기 때문이다. 켜고 나면 구성 화면이 달라진다.</w:t>
+          <w:b/>
+          <w:sz w:val="21"/>
+        </w:rPr>
+        <w:t xml:space="preserve">양쪽에 서로를 지정한다.</w:t>
+      </w:r>
+      <w:r>
+        <w:rPr>
+          <w:rFonts w:ascii="맑은 고딕" w:hAnsi="맑은 고딕" w:eastAsia="맑은 고딕"/>
+          <w:sz w:val="21"/>
+        </w:rPr>
+        <w:t xml:space="preserve"> boston이 Primary가 된 뒤에도 chicago를 대상으로 삼아야 하기 때문이다. 켜고 나면 구성 화면이 달라진다.</w:t>
       </w:r>
     </w:p>
     <w:tbl>
@@ -8104,27 +11374,81 @@
       <w:r>
         <w:rPr>
           <w:rFonts w:ascii="맑은 고딕" w:hAnsi="맑은 고딕" w:eastAsia="맑은 고딕"/>
-          <w:sz w:val="21"/>
-        </w:rPr>
-        <w:t>**① `(*)` 표시** — 전환 대상임을 나타내며 아래에 범례가 붙는다.</w:t>
+          <w:b/>
+          <w:sz w:val="21"/>
+        </w:rPr>
+        <w:t xml:space="preserve">① </w:t>
+      </w:r>
+      <w:r>
+        <w:rPr>
+          <w:rFonts w:ascii="Consolas" w:hAnsi="Consolas" w:eastAsia="맑은 고딕"/>
+          <w:b/>
+          <w:sz w:val="21"/>
+        </w:rPr>
+        <w:t xml:space="preserve">(*)</w:t>
+      </w:r>
+      <w:r>
+        <w:rPr>
+          <w:rFonts w:ascii="맑은 고딕" w:hAnsi="맑은 고딕" w:eastAsia="맑은 고딕"/>
+          <w:b/>
+          <w:sz w:val="21"/>
+        </w:rPr>
+        <w:t xml:space="preserve"> 표시</w:t>
+      </w:r>
+      <w:r>
+        <w:rPr>
+          <w:rFonts w:ascii="맑은 고딕" w:hAnsi="맑은 고딕" w:eastAsia="맑은 고딕"/>
+          <w:sz w:val="21"/>
+        </w:rPr>
+        <w:t xml:space="preserve"> — 전환 대상임을 나타내며 아래에 범례가 붙는다.</w:t>
       </w:r>
     </w:p>
     <w:p>
       <w:r>
         <w:rPr>
           <w:rFonts w:ascii="맑은 고딕" w:hAnsi="맑은 고딕" w:eastAsia="맑은 고딕"/>
-          <w:sz w:val="21"/>
-        </w:rPr>
-        <w:t>**② ORA-16819** — 관측자가 없으므로 실제로는 자동 전환이 일어나지 않는다.</w:t>
+          <w:b/>
+          <w:sz w:val="21"/>
+        </w:rPr>
+        <w:t xml:space="preserve">② ORA-16819</w:t>
+      </w:r>
+      <w:r>
+        <w:rPr>
+          <w:rFonts w:ascii="맑은 고딕" w:hAnsi="맑은 고딕" w:eastAsia="맑은 고딕"/>
+          <w:sz w:val="21"/>
+        </w:rPr>
+        <w:t xml:space="preserve"> — 관측자가 없으므로 실제로는 자동 전환이 일어나지 않는다.</w:t>
       </w:r>
     </w:p>
     <w:p>
       <w:r>
         <w:rPr>
-          <w:rFonts w:ascii="맑은 고딕" w:hAnsi="맑은 고딕" w:eastAsia="맑은 고딕"/>
-          <w:sz w:val="21"/>
-        </w:rPr>
-        <w:t>**`Enabled in Potential Data Loss Mode`** — `MaxPerformance`(비동기)이므로 전환 시 손실 가능성이 있다는 뜻이다.</w:t>
+          <w:rFonts w:ascii="Consolas" w:hAnsi="Consolas" w:eastAsia="맑은 고딕"/>
+          <w:b/>
+          <w:sz w:val="21"/>
+        </w:rPr>
+        <w:t xml:space="preserve">Enabled in Potential Data Loss Mode</w:t>
+      </w:r>
+      <w:r>
+        <w:rPr>
+          <w:rFonts w:ascii="맑은 고딕" w:hAnsi="맑은 고딕" w:eastAsia="맑은 고딕"/>
+          <w:sz w:val="21"/>
+        </w:rPr>
+        <w:t xml:space="preserve"> — </w:t>
+      </w:r>
+      <w:r>
+        <w:rPr>
+          <w:rFonts w:ascii="Consolas" w:hAnsi="Consolas" w:eastAsia="맑은 고딕"/>
+          <w:sz w:val="21"/>
+        </w:rPr>
+        <w:t xml:space="preserve">MaxPerformance</w:t>
+      </w:r>
+      <w:r>
+        <w:rPr>
+          <w:rFonts w:ascii="맑은 고딕" w:hAnsi="맑은 고딕" w:eastAsia="맑은 고딕"/>
+          <w:sz w:val="21"/>
+        </w:rPr>
+        <w:t xml:space="preserve">(비동기)이므로 전환 시 손실 가능성이 있다는 뜻이다.</w:t>
       </w:r>
     </w:p>
     <w:p>
@@ -8257,19 +11581,63 @@
     <w:p>
       <w:r>
         <w:rPr>
-          <w:rFonts w:ascii="맑은 고딕" w:hAnsi="맑은 고딕" w:eastAsia="맑은 고딕"/>
-          <w:sz w:val="21"/>
-        </w:rPr>
-        <w:t>**`Observe-Only Mode`**다. 조건을 감시하고 기록은 남기지만 실제로 전환하지는 않는다. 도입 단계에서 **얼마나 자주 조건에 걸리는지 먼저 관찰**한 뒤 진짜로 켤지 판단할 수 있다.</w:t>
+          <w:rFonts w:ascii="Consolas" w:hAnsi="Consolas" w:eastAsia="맑은 고딕"/>
+          <w:b/>
+          <w:sz w:val="21"/>
+        </w:rPr>
+        <w:t xml:space="preserve">Observe-Only Mode</w:t>
+      </w:r>
+      <w:r>
+        <w:rPr>
+          <w:rFonts w:ascii="맑은 고딕" w:hAnsi="맑은 고딕" w:eastAsia="맑은 고딕"/>
+          <w:sz w:val="21"/>
+        </w:rPr>
+        <w:t xml:space="preserve">다. 조건을 감시하고 기록은 남기지만 실제로 전환하지는 않는다. 도입 단계에서 </w:t>
+      </w:r>
+      <w:r>
+        <w:rPr>
+          <w:rFonts w:ascii="맑은 고딕" w:hAnsi="맑은 고딕" w:eastAsia="맑은 고딕"/>
+          <w:b/>
+          <w:sz w:val="21"/>
+        </w:rPr>
+        <w:t xml:space="preserve">얼마나 자주 조건에 걸리는지 먼저 관찰</w:t>
+      </w:r>
+      <w:r>
+        <w:rPr>
+          <w:rFonts w:ascii="맑은 고딕" w:hAnsi="맑은 고딕" w:eastAsia="맑은 고딕"/>
+          <w:sz w:val="21"/>
+        </w:rPr>
+        <w:t xml:space="preserve">한 뒤 진짜로 켤지 판단할 수 있다.</w:t>
       </w:r>
     </w:p>
     <w:p>
       <w:r>
         <w:rPr>
-          <w:rFonts w:ascii="맑은 고딕" w:hAnsi="맑은 고딕" w:eastAsia="맑은 고딕"/>
-          <w:sz w:val="21"/>
-        </w:rPr>
-        <w:t>`Potential Targets`의 `boston valid`는 대상으로서 유효하다는 판정이다.</w:t>
+          <w:rFonts w:ascii="Consolas" w:hAnsi="Consolas" w:eastAsia="맑은 고딕"/>
+          <w:sz w:val="21"/>
+        </w:rPr>
+        <w:t xml:space="preserve">Potential Targets</w:t>
+      </w:r>
+      <w:r>
+        <w:rPr>
+          <w:rFonts w:ascii="맑은 고딕" w:hAnsi="맑은 고딕" w:eastAsia="맑은 고딕"/>
+          <w:sz w:val="21"/>
+        </w:rPr>
+        <w:t xml:space="preserve">의 </w:t>
+      </w:r>
+      <w:r>
+        <w:rPr>
+          <w:rFonts w:ascii="Consolas" w:hAnsi="Consolas" w:eastAsia="맑은 고딕"/>
+          <w:sz w:val="21"/>
+        </w:rPr>
+        <w:t xml:space="preserve">boston valid</w:t>
+      </w:r>
+      <w:r>
+        <w:rPr>
+          <w:rFonts w:ascii="맑은 고딕" w:hAnsi="맑은 고딕" w:eastAsia="맑은 고딕"/>
+          <w:sz w:val="21"/>
+        </w:rPr>
+        <w:t xml:space="preserve">는 대상으로서 유효하다는 판정이다.</w:t>
       </w:r>
     </w:p>
     <w:p>
@@ -8403,9 +11771,53 @@
       <w:r>
         <w:rPr>
           <w:rFonts w:ascii="맑은 고딕" w:hAnsi="맑은 고딕" w:eastAsia="맑은 고딕"/>
-          <w:sz w:val="21"/>
-        </w:rPr>
-        <w:t>**여전히 `Enabled`**다. `Potential Targets`만 비었고 `Active Target`은 그대로다. 정식으로 끄는 명령이 따로 있다.</w:t>
+          <w:b/>
+          <w:sz w:val="21"/>
+        </w:rPr>
+        <w:t xml:space="preserve">여전히 </w:t>
+      </w:r>
+      <w:r>
+        <w:rPr>
+          <w:rFonts w:ascii="Consolas" w:hAnsi="Consolas" w:eastAsia="맑은 고딕"/>
+          <w:b/>
+          <w:sz w:val="21"/>
+        </w:rPr>
+        <w:t xml:space="preserve">Enabled</w:t>
+      </w:r>
+      <w:r>
+        <w:rPr>
+          <w:rFonts w:ascii="맑은 고딕" w:hAnsi="맑은 고딕" w:eastAsia="맑은 고딕"/>
+          <w:sz w:val="21"/>
+        </w:rPr>
+        <w:t xml:space="preserve">다. </w:t>
+      </w:r>
+      <w:r>
+        <w:rPr>
+          <w:rFonts w:ascii="Consolas" w:hAnsi="Consolas" w:eastAsia="맑은 고딕"/>
+          <w:sz w:val="21"/>
+        </w:rPr>
+        <w:t xml:space="preserve">Potential Targets</w:t>
+      </w:r>
+      <w:r>
+        <w:rPr>
+          <w:rFonts w:ascii="맑은 고딕" w:hAnsi="맑은 고딕" w:eastAsia="맑은 고딕"/>
+          <w:sz w:val="21"/>
+        </w:rPr>
+        <w:t xml:space="preserve">만 비었고 </w:t>
+      </w:r>
+      <w:r>
+        <w:rPr>
+          <w:rFonts w:ascii="Consolas" w:hAnsi="Consolas" w:eastAsia="맑은 고딕"/>
+          <w:sz w:val="21"/>
+        </w:rPr>
+        <w:t xml:space="preserve">Active Target</w:t>
+      </w:r>
+      <w:r>
+        <w:rPr>
+          <w:rFonts w:ascii="맑은 고딕" w:hAnsi="맑은 고딕" w:eastAsia="맑은 고딕"/>
+          <w:sz w:val="21"/>
+        </w:rPr>
+        <w:t xml:space="preserve">은 그대로다. 정식으로 끄는 명령이 따로 있다.</w:t>
       </w:r>
     </w:p>
     <w:tbl>
@@ -8495,10 +11907,63 @@
     <w:p>
       <w:r>
         <w:rPr>
-          <w:rFonts w:ascii="맑은 고딕" w:hAnsi="맑은 고딕" w:eastAsia="맑은 고딕"/>
-          <w:sz w:val="21"/>
-        </w:rPr>
-        <w:t>**`DISABLE FAST_START FAILOVER`**로 꺼야 `Active Target`까지 정리된다. **먼저 `DISABLE`하고 그다음 대상 속성을 지운다.** 반대로 하면 어중간한 상태가 된다.</w:t>
+          <w:rFonts w:ascii="Consolas" w:hAnsi="Consolas" w:eastAsia="맑은 고딕"/>
+          <w:b/>
+          <w:sz w:val="21"/>
+        </w:rPr>
+        <w:t xml:space="preserve">DISABLE FAST_START FAILOVER</w:t>
+      </w:r>
+      <w:r>
+        <w:rPr>
+          <w:rFonts w:ascii="맑은 고딕" w:hAnsi="맑은 고딕" w:eastAsia="맑은 고딕"/>
+          <w:sz w:val="21"/>
+        </w:rPr>
+        <w:t xml:space="preserve">로 꺼야 </w:t>
+      </w:r>
+      <w:r>
+        <w:rPr>
+          <w:rFonts w:ascii="Consolas" w:hAnsi="Consolas" w:eastAsia="맑은 고딕"/>
+          <w:sz w:val="21"/>
+        </w:rPr>
+        <w:t xml:space="preserve">Active Target</w:t>
+      </w:r>
+      <w:r>
+        <w:rPr>
+          <w:rFonts w:ascii="맑은 고딕" w:hAnsi="맑은 고딕" w:eastAsia="맑은 고딕"/>
+          <w:sz w:val="21"/>
+        </w:rPr>
+        <w:t xml:space="preserve">까지 정리된다. </w:t>
+      </w:r>
+      <w:r>
+        <w:rPr>
+          <w:rFonts w:ascii="맑은 고딕" w:hAnsi="맑은 고딕" w:eastAsia="맑은 고딕"/>
+          <w:b/>
+          <w:sz w:val="21"/>
+        </w:rPr>
+        <w:t xml:space="preserve">먼저 </w:t>
+      </w:r>
+      <w:r>
+        <w:rPr>
+          <w:rFonts w:ascii="Consolas" w:hAnsi="Consolas" w:eastAsia="맑은 고딕"/>
+          <w:b/>
+          <w:sz w:val="21"/>
+        </w:rPr>
+        <w:t xml:space="preserve">DISABLE</w:t>
+      </w:r>
+      <w:r>
+        <w:rPr>
+          <w:rFonts w:ascii="맑은 고딕" w:hAnsi="맑은 고딕" w:eastAsia="맑은 고딕"/>
+          <w:b/>
+          <w:sz w:val="21"/>
+        </w:rPr>
+        <w:t xml:space="preserve">하고 그다음 대상 속성을 지운다.</w:t>
+      </w:r>
+      <w:r>
+        <w:rPr>
+          <w:rFonts w:ascii="맑은 고딕" w:hAnsi="맑은 고딕" w:eastAsia="맑은 고딕"/>
+          <w:sz w:val="21"/>
+        </w:rPr>
+        <w:t xml:space="preserve"> 반대로 하면 어중간한 상태가 된다.</w:t>
       </w:r>
     </w:p>
     <w:tbl>
@@ -8533,21 +11998,30 @@
             <w:r>
               <w:rPr>
                 <w:rFonts w:ascii="맑은 고딕" w:hAnsi="맑은 고딕" w:eastAsia="맑은 고딕"/>
+                <w:b/>
                 <w:sz w:val="20"/>
               </w:rPr>
-              <w:t>**켤 만한 경우** — ① 무인 운영 시간대가 있을 때 ② RTO가 사람의 반응 시간보다 짧을 때 ③ 손으로 하는 Switchover가 안정적으로 되는 것을 확인한 뒤.</w:t>
-            </w:r>
-          </w:p>
-          <w:p>
-            <w:pPr>
-              <w:spacing w:after="20"/>
-            </w:pPr>
+              <w:t xml:space="preserve">켤 만한 경우</w:t>
+            </w:r>
             <w:r>
               <w:rPr>
                 <w:rFonts w:ascii="맑은 고딕" w:hAnsi="맑은 고딕" w:eastAsia="맑은 고딕"/>
                 <w:sz w:val="20"/>
               </w:rPr>
-              <w:t>**준비할 것**</w:t>
+              <w:t xml:space="preserve"> — ① 무인 운영 시간대가 있을 때 ② RTO가 사람의 반응 시간보다 짧을 때 ③ 손으로 하는 Switchover가 안정적으로 되는 것을 확인한 뒤.</w:t>
+            </w:r>
+          </w:p>
+          <w:p>
+            <w:pPr>
+              <w:spacing w:after="20"/>
+            </w:pPr>
+            <w:r>
+              <w:rPr>
+                <w:rFonts w:ascii="맑은 고딕" w:hAnsi="맑은 고딕" w:eastAsia="맑은 고딕"/>
+                <w:b/>
+                <w:sz w:val="20"/>
+              </w:rPr>
+              <w:t xml:space="preserve">준비할 것</w:t>
             </w:r>
           </w:p>
           <w:p>
@@ -8559,19 +12033,22 @@
                 <w:rFonts w:ascii="맑은 고딕" w:hAnsi="맑은 고딕" w:eastAsia="맑은 고딕"/>
                 <w:sz w:val="20"/>
               </w:rPr>
-              <w:t>@B **플래시백** — 없으면 ORA-16827이 뜨고 전환 후 옛 Primary를 되살릴 수 없다.</w:t>
-            </w:r>
-          </w:p>
-          <w:p>
-            <w:pPr>
-              <w:spacing w:after="20"/>
-            </w:pPr>
+              <w:t xml:space="preserve">• </w:t>
+            </w:r>
+            <w:r>
+              <w:rPr>
+                <w:rFonts w:ascii="맑은 고딕" w:hAnsi="맑은 고딕" w:eastAsia="맑은 고딕"/>
+                <w:b/>
+                <w:sz w:val="20"/>
+              </w:rPr>
+              <w:t xml:space="preserve">플래시백</w:t>
+            </w:r>
             <w:r>
               <w:rPr>
                 <w:rFonts w:ascii="맑은 고딕" w:hAnsi="맑은 고딕" w:eastAsia="맑은 고딕"/>
                 <w:sz w:val="20"/>
               </w:rPr>
-              <w:t>@B **관측자 호스트** — Primary·Standby와 다른 곳. 여기가 단일 장애점이 되지 않게 한다.</w:t>
+              <w:t xml:space="preserve"> — 없으면 ORA-16827이 뜨고 전환 후 옛 Primary를 되살릴 수 없다.</w:t>
             </w:r>
           </w:p>
           <w:p>
@@ -8583,19 +12060,107 @@
                 <w:rFonts w:ascii="맑은 고딕" w:hAnsi="맑은 고딕" w:eastAsia="맑은 고딕"/>
                 <w:sz w:val="20"/>
               </w:rPr>
-              <w:t>@B **관측 전용 모드로 먼저 운영**하고 **`Threshold`를 환경에 맞게 조정**한다.</w:t>
-            </w:r>
-          </w:p>
-          <w:p>
-            <w:pPr>
-              <w:spacing w:after="20"/>
-            </w:pPr>
+              <w:t xml:space="preserve">• </w:t>
+            </w:r>
+            <w:r>
+              <w:rPr>
+                <w:rFonts w:ascii="맑은 고딕" w:hAnsi="맑은 고딕" w:eastAsia="맑은 고딕"/>
+                <w:b/>
+                <w:sz w:val="20"/>
+              </w:rPr>
+              <w:t xml:space="preserve">관측자 호스트</w:t>
+            </w:r>
             <w:r>
               <w:rPr>
                 <w:rFonts w:ascii="맑은 고딕" w:hAnsi="맑은 고딕" w:eastAsia="맑은 고딕"/>
                 <w:sz w:val="20"/>
               </w:rPr>
-              <w:t>**미루는 것이 나은 경우** — 구성이 자주 바뀌거나 전환 절차 자체가 아직 검증되지 않았다면 서두르지 않는다. **자동화는 신뢰할 수 있는 절차 위에 얹는 것**이다.</w:t>
+              <w:t xml:space="preserve"> — Primary·Standby와 다른 곳. 여기가 단일 장애점이 되지 않게 한다.</w:t>
+            </w:r>
+          </w:p>
+          <w:p>
+            <w:pPr>
+              <w:spacing w:after="20"/>
+            </w:pPr>
+            <w:r>
+              <w:rPr>
+                <w:rFonts w:ascii="맑은 고딕" w:hAnsi="맑은 고딕" w:eastAsia="맑은 고딕"/>
+                <w:sz w:val="20"/>
+              </w:rPr>
+              <w:t xml:space="preserve">• </w:t>
+            </w:r>
+            <w:r>
+              <w:rPr>
+                <w:rFonts w:ascii="맑은 고딕" w:hAnsi="맑은 고딕" w:eastAsia="맑은 고딕"/>
+                <w:b/>
+                <w:sz w:val="20"/>
+              </w:rPr>
+              <w:t xml:space="preserve">관측 전용 모드로 먼저 운영</w:t>
+            </w:r>
+            <w:r>
+              <w:rPr>
+                <w:rFonts w:ascii="맑은 고딕" w:hAnsi="맑은 고딕" w:eastAsia="맑은 고딕"/>
+                <w:sz w:val="20"/>
+              </w:rPr>
+              <w:t xml:space="preserve">하고 </w:t>
+            </w:r>
+            <w:r>
+              <w:rPr>
+                <w:rFonts w:ascii="Consolas" w:hAnsi="Consolas" w:eastAsia="맑은 고딕"/>
+                <w:b/>
+                <w:sz w:val="20"/>
+              </w:rPr>
+              <w:t xml:space="preserve">Threshold</w:t>
+            </w:r>
+            <w:r>
+              <w:rPr>
+                <w:rFonts w:ascii="맑은 고딕" w:hAnsi="맑은 고딕" w:eastAsia="맑은 고딕"/>
+                <w:b/>
+                <w:sz w:val="20"/>
+              </w:rPr>
+              <w:t xml:space="preserve">를 환경에 맞게 조정</w:t>
+            </w:r>
+            <w:r>
+              <w:rPr>
+                <w:rFonts w:ascii="맑은 고딕" w:hAnsi="맑은 고딕" w:eastAsia="맑은 고딕"/>
+                <w:sz w:val="20"/>
+              </w:rPr>
+              <w:t xml:space="preserve">한다.</w:t>
+            </w:r>
+          </w:p>
+          <w:p>
+            <w:pPr>
+              <w:spacing w:after="20"/>
+            </w:pPr>
+            <w:r>
+              <w:rPr>
+                <w:rFonts w:ascii="맑은 고딕" w:hAnsi="맑은 고딕" w:eastAsia="맑은 고딕"/>
+                <w:b/>
+                <w:sz w:val="20"/>
+              </w:rPr>
+              <w:t xml:space="preserve">미루는 것이 나은 경우</w:t>
+            </w:r>
+            <w:r>
+              <w:rPr>
+                <w:rFonts w:ascii="맑은 고딕" w:hAnsi="맑은 고딕" w:eastAsia="맑은 고딕"/>
+                <w:sz w:val="20"/>
+              </w:rPr>
+              <w:t xml:space="preserve"> — 구성이 자주 바뀌거나 전환 절차 자체가 아직 검증되지 않았다면 서두르지 않는다. </w:t>
+            </w:r>
+            <w:r>
+              <w:rPr>
+                <w:rFonts w:ascii="맑은 고딕" w:hAnsi="맑은 고딕" w:eastAsia="맑은 고딕"/>
+                <w:b/>
+                <w:sz w:val="20"/>
+              </w:rPr>
+              <w:t xml:space="preserve">자동화는 신뢰할 수 있는 절차 위에 얹는 것</w:t>
+            </w:r>
+            <w:r>
+              <w:rPr>
+                <w:rFonts w:ascii="맑은 고딕" w:hAnsi="맑은 고딕" w:eastAsia="맑은 고딕"/>
+                <w:sz w:val="20"/>
+              </w:rPr>
+              <w:t xml:space="preserve">이다.</w:t>
             </w:r>
           </w:p>
         </w:tc>
@@ -8719,10 +12284,24 @@
           <w:p>
             <w:r>
               <w:rPr>
+                <w:rFonts w:ascii="Consolas" w:hAnsi="Consolas" w:eastAsia="맑은 고딕"/>
+                <w:sz w:val="19"/>
+              </w:rPr>
+              <w:t xml:space="preserve">SHOW CONFIGURATION</w:t>
+            </w:r>
+            <w:r>
+              <w:rPr>
                 <w:rFonts w:ascii="맑은 고딕" w:hAnsi="맑은 고딕" w:eastAsia="맑은 고딕"/>
                 <w:sz w:val="19"/>
               </w:rPr>
-              <w:t>`SHOW CONFIGURATION` · `V$DATAGUARD_STATS`</w:t>
+              <w:t xml:space="preserve"> · </w:t>
+            </w:r>
+            <w:r>
+              <w:rPr>
+                <w:rFonts w:ascii="Consolas" w:hAnsi="Consolas" w:eastAsia="맑은 고딕"/>
+                <w:sz w:val="19"/>
+              </w:rPr>
+              <w:t xml:space="preserve">V$DATAGUARD_STATS</w:t>
             </w:r>
           </w:p>
         </w:tc>
@@ -8777,10 +12356,10 @@
           <w:p>
             <w:r>
               <w:rPr>
-                <w:rFonts w:ascii="맑은 고딕" w:hAnsi="맑은 고딕" w:eastAsia="맑은 고딕"/>
-                <w:sz w:val="19"/>
-              </w:rPr>
-              <w:t>`V$DATAGUARD_STATUS`</w:t>
+                <w:rFonts w:ascii="Consolas" w:hAnsi="Consolas" w:eastAsia="맑은 고딕"/>
+                <w:sz w:val="19"/>
+              </w:rPr>
+              <w:t xml:space="preserve">V$DATAGUARD_STATUS</w:t>
             </w:r>
           </w:p>
         </w:tc>
@@ -8835,10 +12414,10 @@
           <w:p>
             <w:r>
               <w:rPr>
-                <w:rFonts w:ascii="맑은 고딕" w:hAnsi="맑은 고딕" w:eastAsia="맑은 고딕"/>
-                <w:sz w:val="19"/>
-              </w:rPr>
-              <w:t>`VALIDATE DATABASE`</w:t>
+                <w:rFonts w:ascii="Consolas" w:hAnsi="Consolas" w:eastAsia="맑은 고딕"/>
+                <w:sz w:val="19"/>
+              </w:rPr>
+              <w:t xml:space="preserve">VALIDATE DATABASE</w:t>
             </w:r>
           </w:p>
         </w:tc>
@@ -8864,9 +12443,10 @@
             <w:r>
               <w:rPr>
                 <w:rFonts w:ascii="맑은 고딕" w:hAnsi="맑은 고딕" w:eastAsia="맑은 고딕"/>
-                <w:sz w:val="19"/>
-              </w:rPr>
-              <w:t>**전환 가능 여부**</w:t>
+                <w:b/>
+                <w:sz w:val="19"/>
+              </w:rPr>
+              <w:t xml:space="preserve">전환 가능 여부</w:t>
             </w:r>
           </w:p>
         </w:tc>
@@ -8896,7 +12476,14 @@
                 <w:rFonts w:ascii="맑은 고딕" w:hAnsi="맑은 고딕" w:eastAsia="맑은 고딕"/>
                 <w:sz w:val="19"/>
               </w:rPr>
-              <w:t>알림 로그 · `drc&lt;이름&gt;.log`</w:t>
+              <w:t xml:space="preserve">알림 로그 · </w:t>
+            </w:r>
+            <w:r>
+              <w:rPr>
+                <w:rFonts w:ascii="Consolas" w:hAnsi="Consolas" w:eastAsia="맑은 고딕"/>
+                <w:sz w:val="19"/>
+              </w:rPr>
+              <w:t xml:space="preserve">drc&lt;이름&gt;.log</w:t>
             </w:r>
           </w:p>
         </w:tc>
@@ -8922,9 +12509,10 @@
             <w:r>
               <w:rPr>
                 <w:rFonts w:ascii="맑은 고딕" w:hAnsi="맑은 고딕" w:eastAsia="맑은 고딕"/>
-                <w:sz w:val="19"/>
-              </w:rPr>
-              <w:t>**근본 원인**</w:t>
+                <w:b/>
+                <w:sz w:val="19"/>
+              </w:rPr>
+              <w:t xml:space="preserve">근본 원인</w:t>
             </w:r>
           </w:p>
         </w:tc>
@@ -8937,7 +12525,22 @@
           <w:rFonts w:ascii="맑은 고딕" w:hAnsi="맑은 고딕" w:eastAsia="맑은 고딕"/>
           <w:sz w:val="21"/>
         </w:rPr>
-        <w:t>1~3층은 자동화하고 4층은 정기 점검에 넣으며 5층은 사람이 본다. **4층을 빠뜨리는 것이 가장 흔한 실수**다.</w:t>
+        <w:t xml:space="preserve">1~3층은 자동화하고 4층은 정기 점검에 넣으며 5층은 사람이 본다. </w:t>
+      </w:r>
+      <w:r>
+        <w:rPr>
+          <w:rFonts w:ascii="맑은 고딕" w:hAnsi="맑은 고딕" w:eastAsia="맑은 고딕"/>
+          <w:b/>
+          <w:sz w:val="21"/>
+        </w:rPr>
+        <w:t xml:space="preserve">4층을 빠뜨리는 것이 가장 흔한 실수</w:t>
+      </w:r>
+      <w:r>
+        <w:rPr>
+          <w:rFonts w:ascii="맑은 고딕" w:hAnsi="맑은 고딕" w:eastAsia="맑은 고딕"/>
+          <w:sz w:val="21"/>
+        </w:rPr>
+        <w:t xml:space="preserve">다.</w:t>
       </w:r>
     </w:p>
     <w:tbl>
@@ -8984,57 +12587,455 @@
             <w:r>
               <w:rPr>
                 <w:rFonts w:ascii="맑은 고딕" w:hAnsi="맑은 고딕" w:eastAsia="맑은 고딕"/>
+                <w:b/>
                 <w:sz w:val="20"/>
               </w:rPr>
-              <w:t>**①** `LogShipping=OFF`인데 `SHOW CONFIGURATION`이 `SUCCESS`다. **②** 같은 상황에서 `VALIDATE`가 `Ready for Switchover: No`라고 한다.</w:t>
-            </w:r>
-          </w:p>
-          <w:p>
-            <w:pPr>
-              <w:spacing w:after="20"/>
-            </w:pPr>
+              <w:t xml:space="preserve">①</w:t>
+            </w:r>
             <w:r>
               <w:rPr>
                 <w:rFonts w:ascii="맑은 고딕" w:hAnsi="맑은 고딕" w:eastAsia="맑은 고딕"/>
                 <w:sz w:val="20"/>
               </w:rPr>
-              <w:t>**③** `V$DATAGUARD_STATUS`에 `Warning` 행이 있는데 `ERROR_CODE`가 0이다. **④** `TopWaitEvents` 1위가 `rdbms ipc message`이고 값이 800만이 넘는다.</w:t>
-            </w:r>
-          </w:p>
-          <w:p>
-            <w:pPr>
-              <w:spacing w:after="20"/>
-            </w:pPr>
+              <w:t xml:space="preserve"> </w:t>
+            </w:r>
+            <w:r>
+              <w:rPr>
+                <w:rFonts w:ascii="Consolas" w:hAnsi="Consolas" w:eastAsia="맑은 고딕"/>
+                <w:sz w:val="20"/>
+              </w:rPr>
+              <w:t xml:space="preserve">LogShipping=OFF</w:t>
+            </w:r>
             <w:r>
               <w:rPr>
                 <w:rFonts w:ascii="맑은 고딕" w:hAnsi="맑은 고딕" w:eastAsia="맑은 고딕"/>
                 <w:sz w:val="20"/>
               </w:rPr>
-              <w:t>**⑤** `DelayMins=2`인데 `ORA-16853` 경고가 뜬다. **⑥** `ENABLE FAST_START FAILOVER`가 `Warning: ORA-16827`을 냈는데 켜졌다. **⑦** FSFO를 켠 뒤 `ORA-16819`가 보인다.</w:t>
-            </w:r>
-          </w:p>
-          <w:p>
-            <w:pPr>
-              <w:spacing w:after="20"/>
-            </w:pPr>
+              <w:t xml:space="preserve">인데 </w:t>
+            </w:r>
+            <w:r>
+              <w:rPr>
+                <w:rFonts w:ascii="Consolas" w:hAnsi="Consolas" w:eastAsia="맑은 고딕"/>
+                <w:sz w:val="20"/>
+              </w:rPr>
+              <w:t xml:space="preserve">SHOW CONFIGURATION</w:t>
+            </w:r>
             <w:r>
               <w:rPr>
                 <w:rFonts w:ascii="맑은 고딕" w:hAnsi="맑은 고딕" w:eastAsia="맑은 고딕"/>
                 <w:sz w:val="20"/>
               </w:rPr>
-              <w:t>판정 — ①**설정한 대로** ②**조치 필요**(전환하려면 켜야 한다) ③정상(`ERROR_CODE`를 본다) ④정상(유휴 대기) ⑤**설정한 대로**이나 임계값도 올려야 한다 ⑥**조치 필요**(플래시백이 없으면 Reinstate를 못 한다) ⑦**조치 필요**(관측자가 없으면 자동 전환이 일어나지 않는다).</w:t>
-            </w:r>
-          </w:p>
-          <w:p>
-            <w:pPr>
-              <w:spacing w:after="20"/>
-            </w:pPr>
+              <w:t xml:space="preserve">이 </w:t>
+            </w:r>
+            <w:r>
+              <w:rPr>
+                <w:rFonts w:ascii="Consolas" w:hAnsi="Consolas" w:eastAsia="맑은 고딕"/>
+                <w:sz w:val="20"/>
+              </w:rPr>
+              <w:t xml:space="preserve">SUCCESS</w:t>
+            </w:r>
             <w:r>
               <w:rPr>
                 <w:rFonts w:ascii="맑은 고딕" w:hAnsi="맑은 고딕" w:eastAsia="맑은 고딕"/>
                 <w:sz w:val="20"/>
               </w:rPr>
-              <w:t>일곱 중 셋이 정상이거나 설정한 대로다. **화면의 색깔만 보고 판단하면 안 된다는 것**이 이 장의 요지다.</w:t>
+              <w:t xml:space="preserve">다. </w:t>
+            </w:r>
+            <w:r>
+              <w:rPr>
+                <w:rFonts w:ascii="맑은 고딕" w:hAnsi="맑은 고딕" w:eastAsia="맑은 고딕"/>
+                <w:b/>
+                <w:sz w:val="20"/>
+              </w:rPr>
+              <w:t xml:space="preserve">②</w:t>
+            </w:r>
+            <w:r>
+              <w:rPr>
+                <w:rFonts w:ascii="맑은 고딕" w:hAnsi="맑은 고딕" w:eastAsia="맑은 고딕"/>
+                <w:sz w:val="20"/>
+              </w:rPr>
+              <w:t xml:space="preserve"> 같은 상황에서 </w:t>
+            </w:r>
+            <w:r>
+              <w:rPr>
+                <w:rFonts w:ascii="Consolas" w:hAnsi="Consolas" w:eastAsia="맑은 고딕"/>
+                <w:sz w:val="20"/>
+              </w:rPr>
+              <w:t xml:space="preserve">VALIDATE</w:t>
+            </w:r>
+            <w:r>
+              <w:rPr>
+                <w:rFonts w:ascii="맑은 고딕" w:hAnsi="맑은 고딕" w:eastAsia="맑은 고딕"/>
+                <w:sz w:val="20"/>
+              </w:rPr>
+              <w:t xml:space="preserve">가 </w:t>
+            </w:r>
+            <w:r>
+              <w:rPr>
+                <w:rFonts w:ascii="Consolas" w:hAnsi="Consolas" w:eastAsia="맑은 고딕"/>
+                <w:sz w:val="20"/>
+              </w:rPr>
+              <w:t xml:space="preserve">Ready for Switchover: No</w:t>
+            </w:r>
+            <w:r>
+              <w:rPr>
+                <w:rFonts w:ascii="맑은 고딕" w:hAnsi="맑은 고딕" w:eastAsia="맑은 고딕"/>
+                <w:sz w:val="20"/>
+              </w:rPr>
+              <w:t xml:space="preserve">라고 한다.</w:t>
+            </w:r>
+          </w:p>
+          <w:p>
+            <w:pPr>
+              <w:spacing w:after="20"/>
+            </w:pPr>
+            <w:r>
+              <w:rPr>
+                <w:rFonts w:ascii="맑은 고딕" w:hAnsi="맑은 고딕" w:eastAsia="맑은 고딕"/>
+                <w:b/>
+                <w:sz w:val="20"/>
+              </w:rPr>
+              <w:t xml:space="preserve">③</w:t>
+            </w:r>
+            <w:r>
+              <w:rPr>
+                <w:rFonts w:ascii="맑은 고딕" w:hAnsi="맑은 고딕" w:eastAsia="맑은 고딕"/>
+                <w:sz w:val="20"/>
+              </w:rPr>
+              <w:t xml:space="preserve"> </w:t>
+            </w:r>
+            <w:r>
+              <w:rPr>
+                <w:rFonts w:ascii="Consolas" w:hAnsi="Consolas" w:eastAsia="맑은 고딕"/>
+                <w:sz w:val="20"/>
+              </w:rPr>
+              <w:t xml:space="preserve">V$DATAGUARD_STATUS</w:t>
+            </w:r>
+            <w:r>
+              <w:rPr>
+                <w:rFonts w:ascii="맑은 고딕" w:hAnsi="맑은 고딕" w:eastAsia="맑은 고딕"/>
+                <w:sz w:val="20"/>
+              </w:rPr>
+              <w:t xml:space="preserve">에 </w:t>
+            </w:r>
+            <w:r>
+              <w:rPr>
+                <w:rFonts w:ascii="Consolas" w:hAnsi="Consolas" w:eastAsia="맑은 고딕"/>
+                <w:sz w:val="20"/>
+              </w:rPr>
+              <w:t xml:space="preserve">Warning</w:t>
+            </w:r>
+            <w:r>
+              <w:rPr>
+                <w:rFonts w:ascii="맑은 고딕" w:hAnsi="맑은 고딕" w:eastAsia="맑은 고딕"/>
+                <w:sz w:val="20"/>
+              </w:rPr>
+              <w:t xml:space="preserve"> 행이 있는데 </w:t>
+            </w:r>
+            <w:r>
+              <w:rPr>
+                <w:rFonts w:ascii="Consolas" w:hAnsi="Consolas" w:eastAsia="맑은 고딕"/>
+                <w:sz w:val="20"/>
+              </w:rPr>
+              <w:t xml:space="preserve">ERROR_CODE</w:t>
+            </w:r>
+            <w:r>
+              <w:rPr>
+                <w:rFonts w:ascii="맑은 고딕" w:hAnsi="맑은 고딕" w:eastAsia="맑은 고딕"/>
+                <w:sz w:val="20"/>
+              </w:rPr>
+              <w:t xml:space="preserve">가 0이다. </w:t>
+            </w:r>
+            <w:r>
+              <w:rPr>
+                <w:rFonts w:ascii="맑은 고딕" w:hAnsi="맑은 고딕" w:eastAsia="맑은 고딕"/>
+                <w:b/>
+                <w:sz w:val="20"/>
+              </w:rPr>
+              <w:t xml:space="preserve">④</w:t>
+            </w:r>
+            <w:r>
+              <w:rPr>
+                <w:rFonts w:ascii="맑은 고딕" w:hAnsi="맑은 고딕" w:eastAsia="맑은 고딕"/>
+                <w:sz w:val="20"/>
+              </w:rPr>
+              <w:t xml:space="preserve"> </w:t>
+            </w:r>
+            <w:r>
+              <w:rPr>
+                <w:rFonts w:ascii="Consolas" w:hAnsi="Consolas" w:eastAsia="맑은 고딕"/>
+                <w:sz w:val="20"/>
+              </w:rPr>
+              <w:t xml:space="preserve">TopWaitEvents</w:t>
+            </w:r>
+            <w:r>
+              <w:rPr>
+                <w:rFonts w:ascii="맑은 고딕" w:hAnsi="맑은 고딕" w:eastAsia="맑은 고딕"/>
+                <w:sz w:val="20"/>
+              </w:rPr>
+              <w:t xml:space="preserve"> 1위가 </w:t>
+            </w:r>
+            <w:r>
+              <w:rPr>
+                <w:rFonts w:ascii="Consolas" w:hAnsi="Consolas" w:eastAsia="맑은 고딕"/>
+                <w:sz w:val="20"/>
+              </w:rPr>
+              <w:t xml:space="preserve">rdbms ipc message</w:t>
+            </w:r>
+            <w:r>
+              <w:rPr>
+                <w:rFonts w:ascii="맑은 고딕" w:hAnsi="맑은 고딕" w:eastAsia="맑은 고딕"/>
+                <w:sz w:val="20"/>
+              </w:rPr>
+              <w:t xml:space="preserve">이고 값이 800만이 넘는다.</w:t>
+            </w:r>
+          </w:p>
+          <w:p>
+            <w:pPr>
+              <w:spacing w:after="20"/>
+            </w:pPr>
+            <w:r>
+              <w:rPr>
+                <w:rFonts w:ascii="맑은 고딕" w:hAnsi="맑은 고딕" w:eastAsia="맑은 고딕"/>
+                <w:b/>
+                <w:sz w:val="20"/>
+              </w:rPr>
+              <w:t xml:space="preserve">⑤</w:t>
+            </w:r>
+            <w:r>
+              <w:rPr>
+                <w:rFonts w:ascii="맑은 고딕" w:hAnsi="맑은 고딕" w:eastAsia="맑은 고딕"/>
+                <w:sz w:val="20"/>
+              </w:rPr>
+              <w:t xml:space="preserve"> </w:t>
+            </w:r>
+            <w:r>
+              <w:rPr>
+                <w:rFonts w:ascii="Consolas" w:hAnsi="Consolas" w:eastAsia="맑은 고딕"/>
+                <w:sz w:val="20"/>
+              </w:rPr>
+              <w:t xml:space="preserve">DelayMins=2</w:t>
+            </w:r>
+            <w:r>
+              <w:rPr>
+                <w:rFonts w:ascii="맑은 고딕" w:hAnsi="맑은 고딕" w:eastAsia="맑은 고딕"/>
+                <w:sz w:val="20"/>
+              </w:rPr>
+              <w:t xml:space="preserve">인데 </w:t>
+            </w:r>
+            <w:r>
+              <w:rPr>
+                <w:rFonts w:ascii="Consolas" w:hAnsi="Consolas" w:eastAsia="맑은 고딕"/>
+                <w:sz w:val="20"/>
+              </w:rPr>
+              <w:t xml:space="preserve">ORA-16853</w:t>
+            </w:r>
+            <w:r>
+              <w:rPr>
+                <w:rFonts w:ascii="맑은 고딕" w:hAnsi="맑은 고딕" w:eastAsia="맑은 고딕"/>
+                <w:sz w:val="20"/>
+              </w:rPr>
+              <w:t xml:space="preserve"> 경고가 뜬다. </w:t>
+            </w:r>
+            <w:r>
+              <w:rPr>
+                <w:rFonts w:ascii="맑은 고딕" w:hAnsi="맑은 고딕" w:eastAsia="맑은 고딕"/>
+                <w:b/>
+                <w:sz w:val="20"/>
+              </w:rPr>
+              <w:t xml:space="preserve">⑥</w:t>
+            </w:r>
+            <w:r>
+              <w:rPr>
+                <w:rFonts w:ascii="맑은 고딕" w:hAnsi="맑은 고딕" w:eastAsia="맑은 고딕"/>
+                <w:sz w:val="20"/>
+              </w:rPr>
+              <w:t xml:space="preserve"> </w:t>
+            </w:r>
+            <w:r>
+              <w:rPr>
+                <w:rFonts w:ascii="Consolas" w:hAnsi="Consolas" w:eastAsia="맑은 고딕"/>
+                <w:sz w:val="20"/>
+              </w:rPr>
+              <w:t xml:space="preserve">ENABLE FAST_START FAILOVER</w:t>
+            </w:r>
+            <w:r>
+              <w:rPr>
+                <w:rFonts w:ascii="맑은 고딕" w:hAnsi="맑은 고딕" w:eastAsia="맑은 고딕"/>
+                <w:sz w:val="20"/>
+              </w:rPr>
+              <w:t xml:space="preserve">가 </w:t>
+            </w:r>
+            <w:r>
+              <w:rPr>
+                <w:rFonts w:ascii="Consolas" w:hAnsi="Consolas" w:eastAsia="맑은 고딕"/>
+                <w:sz w:val="20"/>
+              </w:rPr>
+              <w:t xml:space="preserve">Warning: ORA-16827</w:t>
+            </w:r>
+            <w:r>
+              <w:rPr>
+                <w:rFonts w:ascii="맑은 고딕" w:hAnsi="맑은 고딕" w:eastAsia="맑은 고딕"/>
+                <w:sz w:val="20"/>
+              </w:rPr>
+              <w:t xml:space="preserve">을 냈는데 켜졌다. </w:t>
+            </w:r>
+            <w:r>
+              <w:rPr>
+                <w:rFonts w:ascii="맑은 고딕" w:hAnsi="맑은 고딕" w:eastAsia="맑은 고딕"/>
+                <w:b/>
+                <w:sz w:val="20"/>
+              </w:rPr>
+              <w:t xml:space="preserve">⑦</w:t>
+            </w:r>
+            <w:r>
+              <w:rPr>
+                <w:rFonts w:ascii="맑은 고딕" w:hAnsi="맑은 고딕" w:eastAsia="맑은 고딕"/>
+                <w:sz w:val="20"/>
+              </w:rPr>
+              <w:t xml:space="preserve"> FSFO를 켠 뒤 </w:t>
+            </w:r>
+            <w:r>
+              <w:rPr>
+                <w:rFonts w:ascii="Consolas" w:hAnsi="Consolas" w:eastAsia="맑은 고딕"/>
+                <w:sz w:val="20"/>
+              </w:rPr>
+              <w:t xml:space="preserve">ORA-16819</w:t>
+            </w:r>
+            <w:r>
+              <w:rPr>
+                <w:rFonts w:ascii="맑은 고딕" w:hAnsi="맑은 고딕" w:eastAsia="맑은 고딕"/>
+                <w:sz w:val="20"/>
+              </w:rPr>
+              <w:t xml:space="preserve">가 보인다.</w:t>
+            </w:r>
+          </w:p>
+          <w:p>
+            <w:pPr>
+              <w:spacing w:after="20"/>
+            </w:pPr>
+            <w:r>
+              <w:rPr>
+                <w:rFonts w:ascii="맑은 고딕" w:hAnsi="맑은 고딕" w:eastAsia="맑은 고딕"/>
+                <w:sz w:val="20"/>
+              </w:rPr>
+              <w:t xml:space="preserve">판정 — ①</w:t>
+            </w:r>
+            <w:r>
+              <w:rPr>
+                <w:rFonts w:ascii="맑은 고딕" w:hAnsi="맑은 고딕" w:eastAsia="맑은 고딕"/>
+                <w:b/>
+                <w:sz w:val="20"/>
+              </w:rPr>
+              <w:t xml:space="preserve">설정한 대로</w:t>
+            </w:r>
+            <w:r>
+              <w:rPr>
+                <w:rFonts w:ascii="맑은 고딕" w:hAnsi="맑은 고딕" w:eastAsia="맑은 고딕"/>
+                <w:sz w:val="20"/>
+              </w:rPr>
+              <w:t xml:space="preserve"> ②</w:t>
+            </w:r>
+            <w:r>
+              <w:rPr>
+                <w:rFonts w:ascii="맑은 고딕" w:hAnsi="맑은 고딕" w:eastAsia="맑은 고딕"/>
+                <w:b/>
+                <w:sz w:val="20"/>
+              </w:rPr>
+              <w:t xml:space="preserve">조치 필요</w:t>
+            </w:r>
+            <w:r>
+              <w:rPr>
+                <w:rFonts w:ascii="맑은 고딕" w:hAnsi="맑은 고딕" w:eastAsia="맑은 고딕"/>
+                <w:sz w:val="20"/>
+              </w:rPr>
+              <w:t xml:space="preserve">(전환하려면 켜야 한다) ③정상(</w:t>
+            </w:r>
+            <w:r>
+              <w:rPr>
+                <w:rFonts w:ascii="Consolas" w:hAnsi="Consolas" w:eastAsia="맑은 고딕"/>
+                <w:sz w:val="20"/>
+              </w:rPr>
+              <w:t xml:space="preserve">ERROR_CODE</w:t>
+            </w:r>
+            <w:r>
+              <w:rPr>
+                <w:rFonts w:ascii="맑은 고딕" w:hAnsi="맑은 고딕" w:eastAsia="맑은 고딕"/>
+                <w:sz w:val="20"/>
+              </w:rPr>
+              <w:t xml:space="preserve">를 본다) ④정상(유휴 대기) ⑤</w:t>
+            </w:r>
+            <w:r>
+              <w:rPr>
+                <w:rFonts w:ascii="맑은 고딕" w:hAnsi="맑은 고딕" w:eastAsia="맑은 고딕"/>
+                <w:b/>
+                <w:sz w:val="20"/>
+              </w:rPr>
+              <w:t xml:space="preserve">설정한 대로</w:t>
+            </w:r>
+            <w:r>
+              <w:rPr>
+                <w:rFonts w:ascii="맑은 고딕" w:hAnsi="맑은 고딕" w:eastAsia="맑은 고딕"/>
+                <w:sz w:val="20"/>
+              </w:rPr>
+              <w:t xml:space="preserve">이나 임계값도 올려야 한다 ⑥</w:t>
+            </w:r>
+            <w:r>
+              <w:rPr>
+                <w:rFonts w:ascii="맑은 고딕" w:hAnsi="맑은 고딕" w:eastAsia="맑은 고딕"/>
+                <w:b/>
+                <w:sz w:val="20"/>
+              </w:rPr>
+              <w:t xml:space="preserve">조치 필요</w:t>
+            </w:r>
+            <w:r>
+              <w:rPr>
+                <w:rFonts w:ascii="맑은 고딕" w:hAnsi="맑은 고딕" w:eastAsia="맑은 고딕"/>
+                <w:sz w:val="20"/>
+              </w:rPr>
+              <w:t xml:space="preserve">(플래시백이 없으면 Reinstate를 못 한다) ⑦</w:t>
+            </w:r>
+            <w:r>
+              <w:rPr>
+                <w:rFonts w:ascii="맑은 고딕" w:hAnsi="맑은 고딕" w:eastAsia="맑은 고딕"/>
+                <w:b/>
+                <w:sz w:val="20"/>
+              </w:rPr>
+              <w:t xml:space="preserve">조치 필요</w:t>
+            </w:r>
+            <w:r>
+              <w:rPr>
+                <w:rFonts w:ascii="맑은 고딕" w:hAnsi="맑은 고딕" w:eastAsia="맑은 고딕"/>
+                <w:sz w:val="20"/>
+              </w:rPr>
+              <w:t xml:space="preserve">(관측자가 없으면 자동 전환이 일어나지 않는다).</w:t>
+            </w:r>
+          </w:p>
+          <w:p>
+            <w:pPr>
+              <w:spacing w:after="20"/>
+            </w:pPr>
+            <w:r>
+              <w:rPr>
+                <w:rFonts w:ascii="맑은 고딕" w:hAnsi="맑은 고딕" w:eastAsia="맑은 고딕"/>
+                <w:sz w:val="20"/>
+              </w:rPr>
+              <w:t xml:space="preserve">일곱 중 셋이 정상이거나 설정한 대로다. </w:t>
+            </w:r>
+            <w:r>
+              <w:rPr>
+                <w:rFonts w:ascii="맑은 고딕" w:hAnsi="맑은 고딕" w:eastAsia="맑은 고딕"/>
+                <w:b/>
+                <w:sz w:val="20"/>
+              </w:rPr>
+              <w:t xml:space="preserve">화면의 색깔만 보고 판단하면 안 된다는 것</w:t>
+            </w:r>
+            <w:r>
+              <w:rPr>
+                <w:rFonts w:ascii="맑은 고딕" w:hAnsi="맑은 고딕" w:eastAsia="맑은 고딕"/>
+                <w:sz w:val="20"/>
+              </w:rPr>
+              <w:t xml:space="preserve">이 이 장의 요지다.</w:t>
             </w:r>
           </w:p>
         </w:tc>
@@ -9055,10 +13056,114 @@
       </w:pPr>
       <w:r>
         <w:rPr>
-          <w:rFonts w:ascii="맑은 고딕" w:hAnsi="맑은 고딕" w:eastAsia="맑은 고딕"/>
-          <w:sz w:val="21"/>
-        </w:rPr>
-        <w:t>**`SHOW`와 `VALIDATE`는 다른 질문에 답한다.** 실측 — `LogShipping=OFF`인데 `SHOW`는 **`SUCCESS`**, `VALIDATE`는 **`Ready for Switchover: No`**.</w:t>
+          <w:rFonts w:ascii="Consolas" w:hAnsi="Consolas" w:eastAsia="맑은 고딕"/>
+          <w:b/>
+          <w:sz w:val="21"/>
+        </w:rPr>
+        <w:t xml:space="preserve">SHOW</w:t>
+      </w:r>
+      <w:r>
+        <w:rPr>
+          <w:rFonts w:ascii="맑은 고딕" w:hAnsi="맑은 고딕" w:eastAsia="맑은 고딕"/>
+          <w:b/>
+          <w:sz w:val="21"/>
+        </w:rPr>
+        <w:t xml:space="preserve">와 </w:t>
+      </w:r>
+      <w:r>
+        <w:rPr>
+          <w:rFonts w:ascii="Consolas" w:hAnsi="Consolas" w:eastAsia="맑은 고딕"/>
+          <w:b/>
+          <w:sz w:val="21"/>
+        </w:rPr>
+        <w:t xml:space="preserve">VALIDATE</w:t>
+      </w:r>
+      <w:r>
+        <w:rPr>
+          <w:rFonts w:ascii="맑은 고딕" w:hAnsi="맑은 고딕" w:eastAsia="맑은 고딕"/>
+          <w:b/>
+          <w:sz w:val="21"/>
+        </w:rPr>
+        <w:t xml:space="preserve">는 다른 질문에 답한다.</w:t>
+      </w:r>
+      <w:r>
+        <w:rPr>
+          <w:rFonts w:ascii="맑은 고딕" w:hAnsi="맑은 고딕" w:eastAsia="맑은 고딕"/>
+          <w:sz w:val="21"/>
+        </w:rPr>
+        <w:t xml:space="preserve"> 실측 — </w:t>
+      </w:r>
+      <w:r>
+        <w:rPr>
+          <w:rFonts w:ascii="Consolas" w:hAnsi="Consolas" w:eastAsia="맑은 고딕"/>
+          <w:sz w:val="21"/>
+        </w:rPr>
+        <w:t xml:space="preserve">LogShipping=OFF</w:t>
+      </w:r>
+      <w:r>
+        <w:rPr>
+          <w:rFonts w:ascii="맑은 고딕" w:hAnsi="맑은 고딕" w:eastAsia="맑은 고딕"/>
+          <w:sz w:val="21"/>
+        </w:rPr>
+        <w:t xml:space="preserve">인데 </w:t>
+      </w:r>
+      <w:r>
+        <w:rPr>
+          <w:rFonts w:ascii="Consolas" w:hAnsi="Consolas" w:eastAsia="맑은 고딕"/>
+          <w:sz w:val="21"/>
+        </w:rPr>
+        <w:t xml:space="preserve">SHOW</w:t>
+      </w:r>
+      <w:r>
+        <w:rPr>
+          <w:rFonts w:ascii="맑은 고딕" w:hAnsi="맑은 고딕" w:eastAsia="맑은 고딕"/>
+          <w:sz w:val="21"/>
+        </w:rPr>
+        <w:t xml:space="preserve">는 </w:t>
+      </w:r>
+      <w:r>
+        <w:rPr>
+          <w:rFonts w:ascii="Consolas" w:hAnsi="Consolas" w:eastAsia="맑은 고딕"/>
+          <w:b/>
+          <w:sz w:val="21"/>
+        </w:rPr>
+        <w:t xml:space="preserve">SUCCESS</w:t>
+      </w:r>
+      <w:r>
+        <w:rPr>
+          <w:rFonts w:ascii="맑은 고딕" w:hAnsi="맑은 고딕" w:eastAsia="맑은 고딕"/>
+          <w:sz w:val="21"/>
+        </w:rPr>
+        <w:t xml:space="preserve">, </w:t>
+      </w:r>
+      <w:r>
+        <w:rPr>
+          <w:rFonts w:ascii="Consolas" w:hAnsi="Consolas" w:eastAsia="맑은 고딕"/>
+          <w:sz w:val="21"/>
+        </w:rPr>
+        <w:t xml:space="preserve">VALIDATE</w:t>
+      </w:r>
+      <w:r>
+        <w:rPr>
+          <w:rFonts w:ascii="맑은 고딕" w:hAnsi="맑은 고딕" w:eastAsia="맑은 고딕"/>
+          <w:sz w:val="21"/>
+        </w:rPr>
+        <w:t xml:space="preserve">는 </w:t>
+      </w:r>
+      <w:r>
+        <w:rPr>
+          <w:rFonts w:ascii="Consolas" w:hAnsi="Consolas" w:eastAsia="맑은 고딕"/>
+          <w:b/>
+          <w:sz w:val="21"/>
+        </w:rPr>
+        <w:t xml:space="preserve">Ready for Switchover: No</w:t>
+      </w:r>
+      <w:r>
+        <w:rPr>
+          <w:rFonts w:ascii="맑은 고딕" w:hAnsi="맑은 고딕" w:eastAsia="맑은 고딕"/>
+          <w:sz w:val="21"/>
+        </w:rPr>
+        <w:t xml:space="preserve">.</w:t>
       </w:r>
     </w:p>
     <w:p>
@@ -9070,7 +13175,15 @@
           <w:rFonts w:ascii="맑은 고딕" w:hAnsi="맑은 고딕" w:eastAsia="맑은 고딕"/>
           <w:sz w:val="21"/>
         </w:rPr>
-        <w:t>그 상황에서 두 지연이 0이었다. **보내지 않으니 늦지도 않는다.**</w:t>
+        <w:t xml:space="preserve">그 상황에서 두 지연이 0이었다. </w:t>
+      </w:r>
+      <w:r>
+        <w:rPr>
+          <w:rFonts w:ascii="맑은 고딕" w:hAnsi="맑은 고딕" w:eastAsia="맑은 고딕"/>
+          <w:b/>
+          <w:sz w:val="21"/>
+        </w:rPr>
+        <w:t xml:space="preserve">보내지 않으니 늦지도 않는다.</w:t>
       </w:r>
     </w:p>
     <w:p>
@@ -9082,7 +13195,64 @@
           <w:rFonts w:ascii="맑은 고딕" w:hAnsi="맑은 고딕" w:eastAsia="맑은 고딕"/>
           <w:sz w:val="21"/>
         </w:rPr>
-        <w:t>Broker는 `LOG_ARCHIVE_DEST_STATE_n`에 `DEFER`가 아니라 **`RESET`**을 쓴다. 목적지는 `DEFERRED`.</w:t>
+        <w:t xml:space="preserve">Broker는 </w:t>
+      </w:r>
+      <w:r>
+        <w:rPr>
+          <w:rFonts w:ascii="Consolas" w:hAnsi="Consolas" w:eastAsia="맑은 고딕"/>
+          <w:sz w:val="21"/>
+        </w:rPr>
+        <w:t xml:space="preserve">LOG_ARCHIVE_DEST_STATE_n</w:t>
+      </w:r>
+      <w:r>
+        <w:rPr>
+          <w:rFonts w:ascii="맑은 고딕" w:hAnsi="맑은 고딕" w:eastAsia="맑은 고딕"/>
+          <w:sz w:val="21"/>
+        </w:rPr>
+        <w:t xml:space="preserve">에 </w:t>
+      </w:r>
+      <w:r>
+        <w:rPr>
+          <w:rFonts w:ascii="Consolas" w:hAnsi="Consolas" w:eastAsia="맑은 고딕"/>
+          <w:sz w:val="21"/>
+        </w:rPr>
+        <w:t xml:space="preserve">DEFER</w:t>
+      </w:r>
+      <w:r>
+        <w:rPr>
+          <w:rFonts w:ascii="맑은 고딕" w:hAnsi="맑은 고딕" w:eastAsia="맑은 고딕"/>
+          <w:sz w:val="21"/>
+        </w:rPr>
+        <w:t xml:space="preserve">가 아니라 </w:t>
+      </w:r>
+      <w:r>
+        <w:rPr>
+          <w:rFonts w:ascii="Consolas" w:hAnsi="Consolas" w:eastAsia="맑은 고딕"/>
+          <w:b/>
+          <w:sz w:val="21"/>
+        </w:rPr>
+        <w:t xml:space="preserve">RESET</w:t>
+      </w:r>
+      <w:r>
+        <w:rPr>
+          <w:rFonts w:ascii="맑은 고딕" w:hAnsi="맑은 고딕" w:eastAsia="맑은 고딕"/>
+          <w:sz w:val="21"/>
+        </w:rPr>
+        <w:t xml:space="preserve">을 쓴다. 목적지는 </w:t>
+      </w:r>
+      <w:r>
+        <w:rPr>
+          <w:rFonts w:ascii="Consolas" w:hAnsi="Consolas" w:eastAsia="맑은 고딕"/>
+          <w:sz w:val="21"/>
+        </w:rPr>
+        <w:t xml:space="preserve">DEFERRED</w:t>
+      </w:r>
+      <w:r>
+        <w:rPr>
+          <w:rFonts w:ascii="맑은 고딕" w:hAnsi="맑은 고딕" w:eastAsia="맑은 고딕"/>
+          <w:sz w:val="21"/>
+        </w:rPr>
+        <w:t xml:space="preserve">.</w:t>
       </w:r>
     </w:p>
     <w:p>
@@ -9091,10 +13261,40 @@
       </w:pPr>
       <w:r>
         <w:rPr>
-          <w:rFonts w:ascii="맑은 고딕" w:hAnsi="맑은 고딕" w:eastAsia="맑은 고딕"/>
-          <w:sz w:val="21"/>
-        </w:rPr>
-        <w:t>`VERBOSE`는 **`Future` 구성**과 속성 비교표를 함께 준다.</w:t>
+          <w:rFonts w:ascii="Consolas" w:hAnsi="Consolas" w:eastAsia="맑은 고딕"/>
+          <w:sz w:val="21"/>
+        </w:rPr>
+        <w:t xml:space="preserve">VERBOSE</w:t>
+      </w:r>
+      <w:r>
+        <w:rPr>
+          <w:rFonts w:ascii="맑은 고딕" w:hAnsi="맑은 고딕" w:eastAsia="맑은 고딕"/>
+          <w:sz w:val="21"/>
+        </w:rPr>
+        <w:t xml:space="preserve">는 </w:t>
+      </w:r>
+      <w:r>
+        <w:rPr>
+          <w:rFonts w:ascii="Consolas" w:hAnsi="Consolas" w:eastAsia="맑은 고딕"/>
+          <w:b/>
+          <w:sz w:val="21"/>
+        </w:rPr>
+        <w:t xml:space="preserve">Future</w:t>
+      </w:r>
+      <w:r>
+        <w:rPr>
+          <w:rFonts w:ascii="맑은 고딕" w:hAnsi="맑은 고딕" w:eastAsia="맑은 고딕"/>
+          <w:b/>
+          <w:sz w:val="21"/>
+        </w:rPr>
+        <w:t xml:space="preserve"> 구성</w:t>
+      </w:r>
+      <w:r>
+        <w:rPr>
+          <w:rFonts w:ascii="맑은 고딕" w:hAnsi="맑은 고딕" w:eastAsia="맑은 고딕"/>
+          <w:sz w:val="21"/>
+        </w:rPr>
+        <w:t xml:space="preserve">과 속성 비교표를 함께 준다.</w:t>
       </w:r>
     </w:p>
     <w:p>
@@ -9106,7 +13306,121 @@
           <w:rFonts w:ascii="맑은 고딕" w:hAnsi="맑은 고딕" w:eastAsia="맑은 고딕"/>
           <w:sz w:val="21"/>
         </w:rPr>
-        <w:t>모니터링 전용 속성 — `StatusReport`·`LogXptStatus`·`SendQEntries`·`RecvQEntries`·`TopWaitEvents`. 두 큐를 함께 보면 **전송이 막혔는지 적용이 막혔는지** 구별되고, `TopWaitEvents` 상위는 대부분 **유휴 대기**다.</w:t>
+        <w:t xml:space="preserve">모니터링 전용 속성 — </w:t>
+      </w:r>
+      <w:r>
+        <w:rPr>
+          <w:rFonts w:ascii="Consolas" w:hAnsi="Consolas" w:eastAsia="맑은 고딕"/>
+          <w:sz w:val="21"/>
+        </w:rPr>
+        <w:t xml:space="preserve">StatusReport</w:t>
+      </w:r>
+      <w:r>
+        <w:rPr>
+          <w:rFonts w:ascii="맑은 고딕" w:hAnsi="맑은 고딕" w:eastAsia="맑은 고딕"/>
+          <w:sz w:val="21"/>
+        </w:rPr>
+        <w:t xml:space="preserve">·</w:t>
+      </w:r>
+      <w:r>
+        <w:rPr>
+          <w:rFonts w:ascii="Consolas" w:hAnsi="Consolas" w:eastAsia="맑은 고딕"/>
+          <w:sz w:val="21"/>
+        </w:rPr>
+        <w:t xml:space="preserve">LogXptStatus</w:t>
+      </w:r>
+      <w:r>
+        <w:rPr>
+          <w:rFonts w:ascii="맑은 고딕" w:hAnsi="맑은 고딕" w:eastAsia="맑은 고딕"/>
+          <w:sz w:val="21"/>
+        </w:rPr>
+        <w:t xml:space="preserve">·</w:t>
+      </w:r>
+      <w:r>
+        <w:rPr>
+          <w:rFonts w:ascii="Consolas" w:hAnsi="Consolas" w:eastAsia="맑은 고딕"/>
+          <w:sz w:val="21"/>
+        </w:rPr>
+        <w:t xml:space="preserve">SendQEntries</w:t>
+      </w:r>
+      <w:r>
+        <w:rPr>
+          <w:rFonts w:ascii="맑은 고딕" w:hAnsi="맑은 고딕" w:eastAsia="맑은 고딕"/>
+          <w:sz w:val="21"/>
+        </w:rPr>
+        <w:t xml:space="preserve">·</w:t>
+      </w:r>
+      <w:r>
+        <w:rPr>
+          <w:rFonts w:ascii="Consolas" w:hAnsi="Consolas" w:eastAsia="맑은 고딕"/>
+          <w:sz w:val="21"/>
+        </w:rPr>
+        <w:t xml:space="preserve">RecvQEntries</w:t>
+      </w:r>
+      <w:r>
+        <w:rPr>
+          <w:rFonts w:ascii="맑은 고딕" w:hAnsi="맑은 고딕" w:eastAsia="맑은 고딕"/>
+          <w:sz w:val="21"/>
+        </w:rPr>
+        <w:t xml:space="preserve">·</w:t>
+      </w:r>
+      <w:r>
+        <w:rPr>
+          <w:rFonts w:ascii="Consolas" w:hAnsi="Consolas" w:eastAsia="맑은 고딕"/>
+          <w:sz w:val="21"/>
+        </w:rPr>
+        <w:t xml:space="preserve">TopWaitEvents</w:t>
+      </w:r>
+      <w:r>
+        <w:rPr>
+          <w:rFonts w:ascii="맑은 고딕" w:hAnsi="맑은 고딕" w:eastAsia="맑은 고딕"/>
+          <w:sz w:val="21"/>
+        </w:rPr>
+        <w:t xml:space="preserve">. 두 큐를 함께 보면 </w:t>
+      </w:r>
+      <w:r>
+        <w:rPr>
+          <w:rFonts w:ascii="맑은 고딕" w:hAnsi="맑은 고딕" w:eastAsia="맑은 고딕"/>
+          <w:b/>
+          <w:sz w:val="21"/>
+        </w:rPr>
+        <w:t xml:space="preserve">전송이 막혔는지 적용이 막혔는지</w:t>
+      </w:r>
+      <w:r>
+        <w:rPr>
+          <w:rFonts w:ascii="맑은 고딕" w:hAnsi="맑은 고딕" w:eastAsia="맑은 고딕"/>
+          <w:sz w:val="21"/>
+        </w:rPr>
+        <w:t xml:space="preserve"> 구별되고, </w:t>
+      </w:r>
+      <w:r>
+        <w:rPr>
+          <w:rFonts w:ascii="Consolas" w:hAnsi="Consolas" w:eastAsia="맑은 고딕"/>
+          <w:sz w:val="21"/>
+        </w:rPr>
+        <w:t xml:space="preserve">TopWaitEvents</w:t>
+      </w:r>
+      <w:r>
+        <w:rPr>
+          <w:rFonts w:ascii="맑은 고딕" w:hAnsi="맑은 고딕" w:eastAsia="맑은 고딕"/>
+          <w:sz w:val="21"/>
+        </w:rPr>
+        <w:t xml:space="preserve"> 상위는 대부분 </w:t>
+      </w:r>
+      <w:r>
+        <w:rPr>
+          <w:rFonts w:ascii="맑은 고딕" w:hAnsi="맑은 고딕" w:eastAsia="맑은 고딕"/>
+          <w:b/>
+          <w:sz w:val="21"/>
+        </w:rPr>
+        <w:t xml:space="preserve">유휴 대기</w:t>
+      </w:r>
+      <w:r>
+        <w:rPr>
+          <w:rFonts w:ascii="맑은 고딕" w:hAnsi="맑은 고딕" w:eastAsia="맑은 고딕"/>
+          <w:sz w:val="21"/>
+        </w:rPr>
+        <w:t xml:space="preserve">다.</w:t>
       </w:r>
     </w:p>
     <w:p>
@@ -9118,7 +13432,22 @@
           <w:rFonts w:ascii="맑은 고딕" w:hAnsi="맑은 고딕" w:eastAsia="맑은 고딕"/>
           <w:sz w:val="21"/>
         </w:rPr>
-        <w:t>임계값 셋은 모두 기본 **30초**. 대응 오류는 ORA-16853·16855·16857.</w:t>
+        <w:t xml:space="preserve">임계값 셋은 모두 기본 </w:t>
+      </w:r>
+      <w:r>
+        <w:rPr>
+          <w:rFonts w:ascii="맑은 고딕" w:hAnsi="맑은 고딕" w:eastAsia="맑은 고딕"/>
+          <w:b/>
+          <w:sz w:val="21"/>
+        </w:rPr>
+        <w:t xml:space="preserve">30초</w:t>
+      </w:r>
+      <w:r>
+        <w:rPr>
+          <w:rFonts w:ascii="맑은 고딕" w:hAnsi="맑은 고딕" w:eastAsia="맑은 고딕"/>
+          <w:sz w:val="21"/>
+        </w:rPr>
+        <w:t xml:space="preserve">. 대응 오류는 ORA-16853·16855·16857.</w:t>
       </w:r>
     </w:p>
     <w:p>
@@ -9127,10 +13456,26 @@
       </w:pPr>
       <w:r>
         <w:rPr>
-          <w:rFonts w:ascii="맑은 고딕" w:hAnsi="맑은 고딕" w:eastAsia="맑은 고딕"/>
-          <w:sz w:val="21"/>
-        </w:rPr>
-        <w:t>**`DelayMins`는 실수 대비를 사고 재해 복구 능력을 파는 거래**다. Switchover도 막히며, 지연을 두면 임계값도 함께 올린다.</w:t>
+          <w:rFonts w:ascii="Consolas" w:hAnsi="Consolas" w:eastAsia="맑은 고딕"/>
+          <w:b/>
+          <w:sz w:val="21"/>
+        </w:rPr>
+        <w:t xml:space="preserve">DelayMins</w:t>
+      </w:r>
+      <w:r>
+        <w:rPr>
+          <w:rFonts w:ascii="맑은 고딕" w:hAnsi="맑은 고딕" w:eastAsia="맑은 고딕"/>
+          <w:b/>
+          <w:sz w:val="21"/>
+        </w:rPr>
+        <w:t xml:space="preserve">는 실수 대비를 사고 재해 복구 능력을 파는 거래</w:t>
+      </w:r>
+      <w:r>
+        <w:rPr>
+          <w:rFonts w:ascii="맑은 고딕" w:hAnsi="맑은 고딕" w:eastAsia="맑은 고딕"/>
+          <w:sz w:val="21"/>
+        </w:rPr>
+        <w:t xml:space="preserve">다. Switchover도 막히며, 지연을 두면 임계값도 함께 올린다.</w:t>
       </w:r>
     </w:p>
     <w:p>
@@ -9142,7 +13487,15 @@
           <w:rFonts w:ascii="맑은 고딕" w:hAnsi="맑은 고딕" w:eastAsia="맑은 고딕"/>
           <w:sz w:val="21"/>
         </w:rPr>
-        <w:t>임계값이 있는 항목만 Broker가 경보한다. **설정 자체가 위험한 것은 알리지 않는다.**</w:t>
+        <w:t xml:space="preserve">임계값이 있는 항목만 Broker가 경보한다. </w:t>
+      </w:r>
+      <w:r>
+        <w:rPr>
+          <w:rFonts w:ascii="맑은 고딕" w:hAnsi="맑은 고딕" w:eastAsia="맑은 고딕"/>
+          <w:b/>
+          <w:sz w:val="21"/>
+        </w:rPr>
+        <w:t xml:space="preserve">설정 자체가 위험한 것은 알리지 않는다.</w:t>
       </w:r>
     </w:p>
     <w:p>
@@ -9151,10 +13504,47 @@
       </w:pPr>
       <w:r>
         <w:rPr>
-          <w:rFonts w:ascii="맑은 고딕" w:hAnsi="맑은 고딕" w:eastAsia="맑은 고딕"/>
-          <w:sz w:val="21"/>
-        </w:rPr>
-        <w:t>`V$DATAGUARD_STATUS`의 `Warning`은 문제가 아닐 수 있다. **`ERROR_CODE &lt;&gt; 0`을 먼저 본다.**</w:t>
+          <w:rFonts w:ascii="Consolas" w:hAnsi="Consolas" w:eastAsia="맑은 고딕"/>
+          <w:sz w:val="21"/>
+        </w:rPr>
+        <w:t xml:space="preserve">V$DATAGUARD_STATUS</w:t>
+      </w:r>
+      <w:r>
+        <w:rPr>
+          <w:rFonts w:ascii="맑은 고딕" w:hAnsi="맑은 고딕" w:eastAsia="맑은 고딕"/>
+          <w:sz w:val="21"/>
+        </w:rPr>
+        <w:t xml:space="preserve">의 </w:t>
+      </w:r>
+      <w:r>
+        <w:rPr>
+          <w:rFonts w:ascii="Consolas" w:hAnsi="Consolas" w:eastAsia="맑은 고딕"/>
+          <w:sz w:val="21"/>
+        </w:rPr>
+        <w:t xml:space="preserve">Warning</w:t>
+      </w:r>
+      <w:r>
+        <w:rPr>
+          <w:rFonts w:ascii="맑은 고딕" w:hAnsi="맑은 고딕" w:eastAsia="맑은 고딕"/>
+          <w:sz w:val="21"/>
+        </w:rPr>
+        <w:t xml:space="preserve">은 문제가 아닐 수 있다. </w:t>
+      </w:r>
+      <w:r>
+        <w:rPr>
+          <w:rFonts w:ascii="Consolas" w:hAnsi="Consolas" w:eastAsia="맑은 고딕"/>
+          <w:b/>
+          <w:sz w:val="21"/>
+        </w:rPr>
+        <w:t xml:space="preserve">ERROR_CODE &lt;&gt; 0</w:t>
+      </w:r>
+      <w:r>
+        <w:rPr>
+          <w:rFonts w:ascii="맑은 고딕" w:hAnsi="맑은 고딕" w:eastAsia="맑은 고딕"/>
+          <w:b/>
+          <w:sz w:val="21"/>
+        </w:rPr>
+        <w:t xml:space="preserve">을 먼저 본다.</w:t>
       </w:r>
     </w:p>
     <w:p>
@@ -9163,10 +13553,76 @@
       </w:pPr>
       <w:r>
         <w:rPr>
-          <w:rFonts w:ascii="맑은 고딕" w:hAnsi="맑은 고딕" w:eastAsia="맑은 고딕"/>
-          <w:sz w:val="21"/>
-        </w:rPr>
-        <w:t>`V$DATAGUARD_STATS`의 **`apply finish time`+`estimated startup time`**이 RTO 산정의 근거이며, `V$DG_BROKER_CONFIG`의 `REDO_SOURCE`가 들여쓰기를 대신한다.</w:t>
+          <w:rFonts w:ascii="Consolas" w:hAnsi="Consolas" w:eastAsia="맑은 고딕"/>
+          <w:sz w:val="21"/>
+        </w:rPr>
+        <w:t xml:space="preserve">V$DATAGUARD_STATS</w:t>
+      </w:r>
+      <w:r>
+        <w:rPr>
+          <w:rFonts w:ascii="맑은 고딕" w:hAnsi="맑은 고딕" w:eastAsia="맑은 고딕"/>
+          <w:sz w:val="21"/>
+        </w:rPr>
+        <w:t xml:space="preserve">의 </w:t>
+      </w:r>
+      <w:r>
+        <w:rPr>
+          <w:rFonts w:ascii="Consolas" w:hAnsi="Consolas" w:eastAsia="맑은 고딕"/>
+          <w:b/>
+          <w:sz w:val="21"/>
+        </w:rPr>
+        <w:t xml:space="preserve">apply finish time</w:t>
+      </w:r>
+      <w:r>
+        <w:rPr>
+          <w:rFonts w:ascii="맑은 고딕" w:hAnsi="맑은 고딕" w:eastAsia="맑은 고딕"/>
+          <w:b/>
+          <w:sz w:val="21"/>
+        </w:rPr>
+        <w:t xml:space="preserve">+</w:t>
+      </w:r>
+      <w:r>
+        <w:rPr>
+          <w:rFonts w:ascii="Consolas" w:hAnsi="Consolas" w:eastAsia="맑은 고딕"/>
+          <w:b/>
+          <w:sz w:val="21"/>
+        </w:rPr>
+        <w:t xml:space="preserve">estimated startup time</w:t>
+      </w:r>
+      <w:r>
+        <w:rPr>
+          <w:rFonts w:ascii="맑은 고딕" w:hAnsi="맑은 고딕" w:eastAsia="맑은 고딕"/>
+          <w:sz w:val="21"/>
+        </w:rPr>
+        <w:t xml:space="preserve">이 RTO 산정의 근거이며, </w:t>
+      </w:r>
+      <w:r>
+        <w:rPr>
+          <w:rFonts w:ascii="Consolas" w:hAnsi="Consolas" w:eastAsia="맑은 고딕"/>
+          <w:sz w:val="21"/>
+        </w:rPr>
+        <w:t xml:space="preserve">V$DG_BROKER_CONFIG</w:t>
+      </w:r>
+      <w:r>
+        <w:rPr>
+          <w:rFonts w:ascii="맑은 고딕" w:hAnsi="맑은 고딕" w:eastAsia="맑은 고딕"/>
+          <w:sz w:val="21"/>
+        </w:rPr>
+        <w:t xml:space="preserve">의 </w:t>
+      </w:r>
+      <w:r>
+        <w:rPr>
+          <w:rFonts w:ascii="Consolas" w:hAnsi="Consolas" w:eastAsia="맑은 고딕"/>
+          <w:sz w:val="21"/>
+        </w:rPr>
+        <w:t xml:space="preserve">REDO_SOURCE</w:t>
+      </w:r>
+      <w:r>
+        <w:rPr>
+          <w:rFonts w:ascii="맑은 고딕" w:hAnsi="맑은 고딕" w:eastAsia="맑은 고딕"/>
+          <w:sz w:val="21"/>
+        </w:rPr>
+        <w:t xml:space="preserve">가 들여쓰기를 대신한다.</w:t>
       </w:r>
     </w:p>
     <w:p>
@@ -9175,10 +13631,47 @@
       </w:pPr>
       <w:r>
         <w:rPr>
-          <w:rFonts w:ascii="맑은 고딕" w:hAnsi="맑은 고딕" w:eastAsia="맑은 고딕"/>
-          <w:sz w:val="21"/>
-        </w:rPr>
-        <w:t>`EXPORT CONFIGURATION`은 **트레이스 디렉터리**에 XML로 남는다(실측 4,295바이트). 인자는 경로가 아니라 파일 이름이며 경로를 주면 **ORA-16540**.</w:t>
+          <w:rFonts w:ascii="Consolas" w:hAnsi="Consolas" w:eastAsia="맑은 고딕"/>
+          <w:sz w:val="21"/>
+        </w:rPr>
+        <w:t xml:space="preserve">EXPORT CONFIGURATION</w:t>
+      </w:r>
+      <w:r>
+        <w:rPr>
+          <w:rFonts w:ascii="맑은 고딕" w:hAnsi="맑은 고딕" w:eastAsia="맑은 고딕"/>
+          <w:sz w:val="21"/>
+        </w:rPr>
+        <w:t xml:space="preserve">은 </w:t>
+      </w:r>
+      <w:r>
+        <w:rPr>
+          <w:rFonts w:ascii="맑은 고딕" w:hAnsi="맑은 고딕" w:eastAsia="맑은 고딕"/>
+          <w:b/>
+          <w:sz w:val="21"/>
+        </w:rPr>
+        <w:t xml:space="preserve">트레이스 디렉터리</w:t>
+      </w:r>
+      <w:r>
+        <w:rPr>
+          <w:rFonts w:ascii="맑은 고딕" w:hAnsi="맑은 고딕" w:eastAsia="맑은 고딕"/>
+          <w:sz w:val="21"/>
+        </w:rPr>
+        <w:t xml:space="preserve">에 XML로 남는다(실측 4,295바이트). 인자는 경로가 아니라 파일 이름이며 경로를 주면 </w:t>
+      </w:r>
+      <w:r>
+        <w:rPr>
+          <w:rFonts w:ascii="맑은 고딕" w:hAnsi="맑은 고딕" w:eastAsia="맑은 고딕"/>
+          <w:b/>
+          <w:sz w:val="21"/>
+        </w:rPr>
+        <w:t xml:space="preserve">ORA-16540</w:t>
+      </w:r>
+      <w:r>
+        <w:rPr>
+          <w:rFonts w:ascii="맑은 고딕" w:hAnsi="맑은 고딕" w:eastAsia="맑은 고딕"/>
+          <w:sz w:val="21"/>
+        </w:rPr>
+        <w:t xml:space="preserve">.</w:t>
       </w:r>
     </w:p>
     <w:p>
@@ -9187,10 +13680,32 @@
       </w:pPr>
       <w:r>
         <w:rPr>
-          <w:rFonts w:ascii="맑은 고딕" w:hAnsi="맑은 고딕" w:eastAsia="맑은 고딕"/>
-          <w:sz w:val="21"/>
-        </w:rPr>
-        <w:t>`IMPORT CONFIGURATION`은 구성이 있으면 **ORA-16504로 거부**한다. 덮어쓰기가 아니다.</w:t>
+          <w:rFonts w:ascii="Consolas" w:hAnsi="Consolas" w:eastAsia="맑은 고딕"/>
+          <w:sz w:val="21"/>
+        </w:rPr>
+        <w:t xml:space="preserve">IMPORT CONFIGURATION</w:t>
+      </w:r>
+      <w:r>
+        <w:rPr>
+          <w:rFonts w:ascii="맑은 고딕" w:hAnsi="맑은 고딕" w:eastAsia="맑은 고딕"/>
+          <w:sz w:val="21"/>
+        </w:rPr>
+        <w:t xml:space="preserve">은 구성이 있으면 </w:t>
+      </w:r>
+      <w:r>
+        <w:rPr>
+          <w:rFonts w:ascii="맑은 고딕" w:hAnsi="맑은 고딕" w:eastAsia="맑은 고딕"/>
+          <w:b/>
+          <w:sz w:val="21"/>
+        </w:rPr>
+        <w:t xml:space="preserve">ORA-16504로 거부</w:t>
+      </w:r>
+      <w:r>
+        <w:rPr>
+          <w:rFonts w:ascii="맑은 고딕" w:hAnsi="맑은 고딕" w:eastAsia="맑은 고딕"/>
+          <w:sz w:val="21"/>
+        </w:rPr>
+        <w:t xml:space="preserve">한다. 덮어쓰기가 아니다.</w:t>
       </w:r>
     </w:p>
     <w:p>
@@ -9199,10 +13714,46 @@
       </w:pPr>
       <w:r>
         <w:rPr>
-          <w:rFonts w:ascii="맑은 고딕" w:hAnsi="맑은 고딕" w:eastAsia="맑은 고딕"/>
-          <w:sz w:val="21"/>
-        </w:rPr>
-        <w:t>`V$DATAGUARD_STATS`는 **Standby에서만** 값이 나온다. Primary에서는 `no rows`.</w:t>
+          <w:rFonts w:ascii="Consolas" w:hAnsi="Consolas" w:eastAsia="맑은 고딕"/>
+          <w:sz w:val="21"/>
+        </w:rPr>
+        <w:t xml:space="preserve">V$DATAGUARD_STATS</w:t>
+      </w:r>
+      <w:r>
+        <w:rPr>
+          <w:rFonts w:ascii="맑은 고딕" w:hAnsi="맑은 고딕" w:eastAsia="맑은 고딕"/>
+          <w:sz w:val="21"/>
+        </w:rPr>
+        <w:t xml:space="preserve">는 </w:t>
+      </w:r>
+      <w:r>
+        <w:rPr>
+          <w:rFonts w:ascii="맑은 고딕" w:hAnsi="맑은 고딕" w:eastAsia="맑은 고딕"/>
+          <w:b/>
+          <w:sz w:val="21"/>
+        </w:rPr>
+        <w:t xml:space="preserve">Standby에서만</w:t>
+      </w:r>
+      <w:r>
+        <w:rPr>
+          <w:rFonts w:ascii="맑은 고딕" w:hAnsi="맑은 고딕" w:eastAsia="맑은 고딕"/>
+          <w:sz w:val="21"/>
+        </w:rPr>
+        <w:t xml:space="preserve"> 값이 나온다. Primary에서는 </w:t>
+      </w:r>
+      <w:r>
+        <w:rPr>
+          <w:rFonts w:ascii="Consolas" w:hAnsi="Consolas" w:eastAsia="맑은 고딕"/>
+          <w:sz w:val="21"/>
+        </w:rPr>
+        <w:t xml:space="preserve">no rows</w:t>
+      </w:r>
+      <w:r>
+        <w:rPr>
+          <w:rFonts w:ascii="맑은 고딕" w:hAnsi="맑은 고딕" w:eastAsia="맑은 고딕"/>
+          <w:sz w:val="21"/>
+        </w:rPr>
+        <w:t xml:space="preserve">.</w:t>
       </w:r>
     </w:p>
     <w:p>
@@ -9214,7 +13765,37 @@
           <w:rFonts w:ascii="맑은 고딕" w:hAnsi="맑은 고딕" w:eastAsia="맑은 고딕"/>
           <w:sz w:val="21"/>
         </w:rPr>
-        <w:t>FSFO의 판단 주체는 **관측자**이며 제3의 호스트에 둔다(split brain 방지). 플래시백이 없어도 **경고만 하고 켜진다**(ORA-16827).</w:t>
+        <w:t xml:space="preserve">FSFO의 판단 주체는 </w:t>
+      </w:r>
+      <w:r>
+        <w:rPr>
+          <w:rFonts w:ascii="맑은 고딕" w:hAnsi="맑은 고딕" w:eastAsia="맑은 고딕"/>
+          <w:b/>
+          <w:sz w:val="21"/>
+        </w:rPr>
+        <w:t xml:space="preserve">관측자</w:t>
+      </w:r>
+      <w:r>
+        <w:rPr>
+          <w:rFonts w:ascii="맑은 고딕" w:hAnsi="맑은 고딕" w:eastAsia="맑은 고딕"/>
+          <w:sz w:val="21"/>
+        </w:rPr>
+        <w:t xml:space="preserve">이며 제3의 호스트에 둔다(split brain 방지). 플래시백이 없어도 </w:t>
+      </w:r>
+      <w:r>
+        <w:rPr>
+          <w:rFonts w:ascii="맑은 고딕" w:hAnsi="맑은 고딕" w:eastAsia="맑은 고딕"/>
+          <w:b/>
+          <w:sz w:val="21"/>
+        </w:rPr>
+        <w:t xml:space="preserve">경고만 하고 켜진다</w:t>
+      </w:r>
+      <w:r>
+        <w:rPr>
+          <w:rFonts w:ascii="맑은 고딕" w:hAnsi="맑은 고딕" w:eastAsia="맑은 고딕"/>
+          <w:sz w:val="21"/>
+        </w:rPr>
+        <w:t xml:space="preserve">(ORA-16827).</w:t>
       </w:r>
     </w:p>
     <w:p>
@@ -9226,7 +13807,51 @@
           <w:rFonts w:ascii="맑은 고딕" w:hAnsi="맑은 고딕" w:eastAsia="맑은 고딕"/>
           <w:sz w:val="21"/>
         </w:rPr>
-        <w:t>켜면 대상에 **`(*)`**가 붙고 관측자가 없으면 **ORA-16819**다. `OBSERVE ONLY`로 먼저 관찰하는 것이 안전하다.</w:t>
+        <w:t xml:space="preserve">켜면 대상에 </w:t>
+      </w:r>
+      <w:r>
+        <w:rPr>
+          <w:rFonts w:ascii="Consolas" w:hAnsi="Consolas" w:eastAsia="맑은 고딕"/>
+          <w:b/>
+          <w:sz w:val="21"/>
+        </w:rPr>
+        <w:t xml:space="preserve">(*)</w:t>
+      </w:r>
+      <w:r>
+        <w:rPr>
+          <w:rFonts w:ascii="맑은 고딕" w:hAnsi="맑은 고딕" w:eastAsia="맑은 고딕"/>
+          <w:sz w:val="21"/>
+        </w:rPr>
+        <w:t xml:space="preserve">가 붙고 관측자가 없으면 </w:t>
+      </w:r>
+      <w:r>
+        <w:rPr>
+          <w:rFonts w:ascii="맑은 고딕" w:hAnsi="맑은 고딕" w:eastAsia="맑은 고딕"/>
+          <w:b/>
+          <w:sz w:val="21"/>
+        </w:rPr>
+        <w:t xml:space="preserve">ORA-16819</w:t>
+      </w:r>
+      <w:r>
+        <w:rPr>
+          <w:rFonts w:ascii="맑은 고딕" w:hAnsi="맑은 고딕" w:eastAsia="맑은 고딕"/>
+          <w:sz w:val="21"/>
+        </w:rPr>
+        <w:t xml:space="preserve">다. </w:t>
+      </w:r>
+      <w:r>
+        <w:rPr>
+          <w:rFonts w:ascii="Consolas" w:hAnsi="Consolas" w:eastAsia="맑은 고딕"/>
+          <w:sz w:val="21"/>
+        </w:rPr>
+        <w:t xml:space="preserve">OBSERVE ONLY</w:t>
+      </w:r>
+      <w:r>
+        <w:rPr>
+          <w:rFonts w:ascii="맑은 고딕" w:hAnsi="맑은 고딕" w:eastAsia="맑은 고딕"/>
+          <w:sz w:val="21"/>
+        </w:rPr>
+        <w:t xml:space="preserve">로 먼저 관찰하는 것이 안전하다.</w:t>
       </w:r>
     </w:p>
     <w:p>
@@ -9238,7 +13863,30 @@
           <w:rFonts w:ascii="맑은 고딕" w:hAnsi="맑은 고딕" w:eastAsia="맑은 고딕"/>
           <w:sz w:val="21"/>
         </w:rPr>
-        <w:t>끌 때는 **`DISABLE FAST_START FAILOVER`가 먼저**다. 대상 속성만 지워서는 꺼지지 않는다.</w:t>
+        <w:t xml:space="preserve">끌 때는 </w:t>
+      </w:r>
+      <w:r>
+        <w:rPr>
+          <w:rFonts w:ascii="Consolas" w:hAnsi="Consolas" w:eastAsia="맑은 고딕"/>
+          <w:b/>
+          <w:sz w:val="21"/>
+        </w:rPr>
+        <w:t xml:space="preserve">DISABLE FAST_START FAILOVER</w:t>
+      </w:r>
+      <w:r>
+        <w:rPr>
+          <w:rFonts w:ascii="맑은 고딕" w:hAnsi="맑은 고딕" w:eastAsia="맑은 고딕"/>
+          <w:b/>
+          <w:sz w:val="21"/>
+        </w:rPr>
+        <w:t xml:space="preserve">가 먼저</w:t>
+      </w:r>
+      <w:r>
+        <w:rPr>
+          <w:rFonts w:ascii="맑은 고딕" w:hAnsi="맑은 고딕" w:eastAsia="맑은 고딕"/>
+          <w:sz w:val="21"/>
+        </w:rPr>
+        <w:t xml:space="preserve">다. 대상 속성만 지워서는 꺼지지 않는다.</w:t>
       </w:r>
     </w:p>
     <w:p>
@@ -9250,7 +13898,31 @@
           <w:rFonts w:ascii="맑은 고딕" w:hAnsi="맑은 고딕" w:eastAsia="맑은 고딕"/>
           <w:sz w:val="21"/>
         </w:rPr>
-        <w:t>감시는 다섯 층으로 짠다. **4층(`VALIDATE`)을 빠뜨리는 것이 가장 흔한 실수다.**</w:t>
+        <w:t xml:space="preserve">감시는 다섯 층으로 짠다. </w:t>
+      </w:r>
+      <w:r>
+        <w:rPr>
+          <w:rFonts w:ascii="맑은 고딕" w:hAnsi="맑은 고딕" w:eastAsia="맑은 고딕"/>
+          <w:b/>
+          <w:sz w:val="21"/>
+        </w:rPr>
+        <w:t xml:space="preserve">4층(</w:t>
+      </w:r>
+      <w:r>
+        <w:rPr>
+          <w:rFonts w:ascii="Consolas" w:hAnsi="Consolas" w:eastAsia="맑은 고딕"/>
+          <w:b/>
+          <w:sz w:val="21"/>
+        </w:rPr>
+        <w:t xml:space="preserve">VALIDATE</w:t>
+      </w:r>
+      <w:r>
+        <w:rPr>
+          <w:rFonts w:ascii="맑은 고딕" w:hAnsi="맑은 고딕" w:eastAsia="맑은 고딕"/>
+          <w:b/>
+          <w:sz w:val="21"/>
+        </w:rPr>
+        <w:t xml:space="preserve">)을 빠뜨리는 것이 가장 흔한 실수다.</w:t>
       </w:r>
     </w:p>
     <w:p>
@@ -9259,10 +13931,98 @@
       </w:pPr>
       <w:r>
         <w:rPr>
-          <w:rFonts w:ascii="맑은 고딕" w:hAnsi="맑은 고딕" w:eastAsia="맑은 고딕"/>
-          <w:sz w:val="21"/>
-        </w:rPr>
-        <w:t>`VALIDATE`는 여섯 구문이다. `DATAFILE`은 **`OUTPUT=` 필수**, 경로를 주면 **DGM-17138**, 결과물은 **대상 쪽 trace**에 생기며 내용은 5장의 `DBMS_DBCOMP` 비교다.</w:t>
+          <w:rFonts w:ascii="Consolas" w:hAnsi="Consolas" w:eastAsia="맑은 고딕"/>
+          <w:sz w:val="21"/>
+        </w:rPr>
+        <w:t xml:space="preserve">VALIDATE</w:t>
+      </w:r>
+      <w:r>
+        <w:rPr>
+          <w:rFonts w:ascii="맑은 고딕" w:hAnsi="맑은 고딕" w:eastAsia="맑은 고딕"/>
+          <w:sz w:val="21"/>
+        </w:rPr>
+        <w:t xml:space="preserve">는 여섯 구문이다. </w:t>
+      </w:r>
+      <w:r>
+        <w:rPr>
+          <w:rFonts w:ascii="Consolas" w:hAnsi="Consolas" w:eastAsia="맑은 고딕"/>
+          <w:sz w:val="21"/>
+        </w:rPr>
+        <w:t xml:space="preserve">DATAFILE</w:t>
+      </w:r>
+      <w:r>
+        <w:rPr>
+          <w:rFonts w:ascii="맑은 고딕" w:hAnsi="맑은 고딕" w:eastAsia="맑은 고딕"/>
+          <w:sz w:val="21"/>
+        </w:rPr>
+        <w:t xml:space="preserve">은 </w:t>
+      </w:r>
+      <w:r>
+        <w:rPr>
+          <w:rFonts w:ascii="Consolas" w:hAnsi="Consolas" w:eastAsia="맑은 고딕"/>
+          <w:b/>
+          <w:sz w:val="21"/>
+        </w:rPr>
+        <w:t xml:space="preserve">OUTPUT=</w:t>
+      </w:r>
+      <w:r>
+        <w:rPr>
+          <w:rFonts w:ascii="맑은 고딕" w:hAnsi="맑은 고딕" w:eastAsia="맑은 고딕"/>
+          <w:b/>
+          <w:sz w:val="21"/>
+        </w:rPr>
+        <w:t xml:space="preserve"> 필수</w:t>
+      </w:r>
+      <w:r>
+        <w:rPr>
+          <w:rFonts w:ascii="맑은 고딕" w:hAnsi="맑은 고딕" w:eastAsia="맑은 고딕"/>
+          <w:sz w:val="21"/>
+        </w:rPr>
+        <w:t xml:space="preserve">, 경로를 주면 </w:t>
+      </w:r>
+      <w:r>
+        <w:rPr>
+          <w:rFonts w:ascii="맑은 고딕" w:hAnsi="맑은 고딕" w:eastAsia="맑은 고딕"/>
+          <w:b/>
+          <w:sz w:val="21"/>
+        </w:rPr>
+        <w:t xml:space="preserve">DGM-17138</w:t>
+      </w:r>
+      <w:r>
+        <w:rPr>
+          <w:rFonts w:ascii="맑은 고딕" w:hAnsi="맑은 고딕" w:eastAsia="맑은 고딕"/>
+          <w:sz w:val="21"/>
+        </w:rPr>
+        <w:t xml:space="preserve">, 결과물은 </w:t>
+      </w:r>
+      <w:r>
+        <w:rPr>
+          <w:rFonts w:ascii="맑은 고딕" w:hAnsi="맑은 고딕" w:eastAsia="맑은 고딕"/>
+          <w:b/>
+          <w:sz w:val="21"/>
+        </w:rPr>
+        <w:t xml:space="preserve">대상 쪽 trace</w:t>
+      </w:r>
+      <w:r>
+        <w:rPr>
+          <w:rFonts w:ascii="맑은 고딕" w:hAnsi="맑은 고딕" w:eastAsia="맑은 고딕"/>
+          <w:sz w:val="21"/>
+        </w:rPr>
+        <w:t xml:space="preserve">에 생기며 내용은 5장의 </w:t>
+      </w:r>
+      <w:r>
+        <w:rPr>
+          <w:rFonts w:ascii="Consolas" w:hAnsi="Consolas" w:eastAsia="맑은 고딕"/>
+          <w:sz w:val="21"/>
+        </w:rPr>
+        <w:t xml:space="preserve">DBMS_DBCOMP</w:t>
+      </w:r>
+      <w:r>
+        <w:rPr>
+          <w:rFonts w:ascii="맑은 고딕" w:hAnsi="맑은 고딕" w:eastAsia="맑은 고딕"/>
+          <w:sz w:val="21"/>
+        </w:rPr>
+        <w:t xml:space="preserve"> 비교다.</w:t>
       </w:r>
     </w:p>
     <w:p>
@@ -9271,10 +14031,31 @@
       </w:pPr>
       <w:r>
         <w:rPr>
-          <w:rFonts w:ascii="맑은 고딕" w:hAnsi="맑은 고딕" w:eastAsia="맑은 고딕"/>
-          <w:sz w:val="21"/>
-        </w:rPr>
-        <w:t>`SPFILE`은 초기화 파라미터를 비교한다(실측 4개 차이. `diagnostic_dest`는 슬래시 하나).</w:t>
+          <w:rFonts w:ascii="Consolas" w:hAnsi="Consolas" w:eastAsia="맑은 고딕"/>
+          <w:sz w:val="21"/>
+        </w:rPr>
+        <w:t xml:space="preserve">SPFILE</w:t>
+      </w:r>
+      <w:r>
+        <w:rPr>
+          <w:rFonts w:ascii="맑은 고딕" w:hAnsi="맑은 고딕" w:eastAsia="맑은 고딕"/>
+          <w:sz w:val="21"/>
+        </w:rPr>
+        <w:t xml:space="preserve">은 초기화 파라미터를 비교한다(실측 4개 차이. </w:t>
+      </w:r>
+      <w:r>
+        <w:rPr>
+          <w:rFonts w:ascii="Consolas" w:hAnsi="Consolas" w:eastAsia="맑은 고딕"/>
+          <w:sz w:val="21"/>
+        </w:rPr>
+        <w:t xml:space="preserve">diagnostic_dest</w:t>
+      </w:r>
+      <w:r>
+        <w:rPr>
+          <w:rFonts w:ascii="맑은 고딕" w:hAnsi="맑은 고딕" w:eastAsia="맑은 고딕"/>
+          <w:sz w:val="21"/>
+        </w:rPr>
+        <w:t xml:space="preserve">는 슬래시 하나).</w:t>
       </w:r>
     </w:p>
     <w:p>
@@ -9284,9 +14065,47 @@
       <w:r>
         <w:rPr>
           <w:rFonts w:ascii="맑은 고딕" w:hAnsi="맑은 고딕" w:eastAsia="맑은 고딕"/>
-          <w:sz w:val="21"/>
-        </w:rPr>
-        <w:t>**★ `VALIDATE DATABASE`는 Primary의 정적 등록만 검사한다.** 대상 것이 없어도 `Yes`가 나온다.</w:t>
+          <w:b/>
+          <w:sz w:val="21"/>
+        </w:rPr>
+        <w:t xml:space="preserve">★ </w:t>
+      </w:r>
+      <w:r>
+        <w:rPr>
+          <w:rFonts w:ascii="Consolas" w:hAnsi="Consolas" w:eastAsia="맑은 고딕"/>
+          <w:b/>
+          <w:sz w:val="21"/>
+        </w:rPr>
+        <w:t xml:space="preserve">VALIDATE DATABASE</w:t>
+      </w:r>
+      <w:r>
+        <w:rPr>
+          <w:rFonts w:ascii="맑은 고딕" w:hAnsi="맑은 고딕" w:eastAsia="맑은 고딕"/>
+          <w:b/>
+          <w:sz w:val="21"/>
+        </w:rPr>
+        <w:t xml:space="preserve">는 Primary의 정적 등록만 검사한다.</w:t>
+      </w:r>
+      <w:r>
+        <w:rPr>
+          <w:rFonts w:ascii="맑은 고딕" w:hAnsi="맑은 고딕" w:eastAsia="맑은 고딕"/>
+          <w:sz w:val="21"/>
+        </w:rPr>
+        <w:t xml:space="preserve"> 대상 것이 없어도 </w:t>
+      </w:r>
+      <w:r>
+        <w:rPr>
+          <w:rFonts w:ascii="Consolas" w:hAnsi="Consolas" w:eastAsia="맑은 고딕"/>
+          <w:sz w:val="21"/>
+        </w:rPr>
+        <w:t xml:space="preserve">Yes</w:t>
+      </w:r>
+      <w:r>
+        <w:rPr>
+          <w:rFonts w:ascii="맑은 고딕" w:hAnsi="맑은 고딕" w:eastAsia="맑은 고딕"/>
+          <w:sz w:val="21"/>
+        </w:rPr>
+        <w:t xml:space="preserve">가 나온다.</w:t>
       </w:r>
     </w:p>
     <w:p>
@@ -9298,7 +14117,22 @@
           <w:rFonts w:ascii="맑은 고딕" w:hAnsi="맑은 고딕" w:eastAsia="맑은 고딕"/>
           <w:sz w:val="21"/>
         </w:rPr>
-        <w:t>그래서 점검표에 **`VALIDATE STATIC CONNECT IDENTIFIER FOR ALL`**을 따로 넣는다.</w:t>
+        <w:t xml:space="preserve">그래서 점검표에 </w:t>
+      </w:r>
+      <w:r>
+        <w:rPr>
+          <w:rFonts w:ascii="Consolas" w:hAnsi="Consolas" w:eastAsia="맑은 고딕"/>
+          <w:b/>
+          <w:sz w:val="21"/>
+        </w:rPr>
+        <w:t xml:space="preserve">VALIDATE STATIC CONNECT IDENTIFIER FOR ALL</w:t>
+      </w:r>
+      <w:r>
+        <w:rPr>
+          <w:rFonts w:ascii="맑은 고딕" w:hAnsi="맑은 고딕" w:eastAsia="맑은 고딕"/>
+          <w:sz w:val="21"/>
+        </w:rPr>
+        <w:t xml:space="preserve">을 따로 넣는다.</w:t>
       </w:r>
     </w:p>
     <w:p>
@@ -9307,10 +14141,61 @@
       </w:pPr>
       <w:r>
         <w:rPr>
-          <w:rFonts w:ascii="맑은 고딕" w:hAnsi="맑은 고딕" w:eastAsia="맑은 고딕"/>
-          <w:sz w:val="21"/>
-        </w:rPr>
-        <w:t>`drc&lt;DB_UNIQUE_NAME&gt;.log`에는 명령과 결과가 한 쌍으로 남고 **구성 수준 오류 번호**(ORA-16607·16608)가 있다. 정상은 **`ORA-0`**이며 Broker가 스스로 실행한 `IncarnationTable`도 남는다.</w:t>
+          <w:rFonts w:ascii="Consolas" w:hAnsi="Consolas" w:eastAsia="맑은 고딕"/>
+          <w:sz w:val="21"/>
+        </w:rPr>
+        <w:t xml:space="preserve">drc&lt;DB_UNIQUE_NAME&gt;.log</w:t>
+      </w:r>
+      <w:r>
+        <w:rPr>
+          <w:rFonts w:ascii="맑은 고딕" w:hAnsi="맑은 고딕" w:eastAsia="맑은 고딕"/>
+          <w:sz w:val="21"/>
+        </w:rPr>
+        <w:t xml:space="preserve">에는 명령과 결과가 한 쌍으로 남고 </w:t>
+      </w:r>
+      <w:r>
+        <w:rPr>
+          <w:rFonts w:ascii="맑은 고딕" w:hAnsi="맑은 고딕" w:eastAsia="맑은 고딕"/>
+          <w:b/>
+          <w:sz w:val="21"/>
+        </w:rPr>
+        <w:t xml:space="preserve">구성 수준 오류 번호</w:t>
+      </w:r>
+      <w:r>
+        <w:rPr>
+          <w:rFonts w:ascii="맑은 고딕" w:hAnsi="맑은 고딕" w:eastAsia="맑은 고딕"/>
+          <w:sz w:val="21"/>
+        </w:rPr>
+        <w:t xml:space="preserve">(ORA-16607·16608)가 있다. 정상은 </w:t>
+      </w:r>
+      <w:r>
+        <w:rPr>
+          <w:rFonts w:ascii="Consolas" w:hAnsi="Consolas" w:eastAsia="맑은 고딕"/>
+          <w:b/>
+          <w:sz w:val="21"/>
+        </w:rPr>
+        <w:t xml:space="preserve">ORA-0</w:t>
+      </w:r>
+      <w:r>
+        <w:rPr>
+          <w:rFonts w:ascii="맑은 고딕" w:hAnsi="맑은 고딕" w:eastAsia="맑은 고딕"/>
+          <w:sz w:val="21"/>
+        </w:rPr>
+        <w:t xml:space="preserve">이며 Broker가 스스로 실행한 </w:t>
+      </w:r>
+      <w:r>
+        <w:rPr>
+          <w:rFonts w:ascii="Consolas" w:hAnsi="Consolas" w:eastAsia="맑은 고딕"/>
+          <w:sz w:val="21"/>
+        </w:rPr>
+        <w:t xml:space="preserve">IncarnationTable</w:t>
+      </w:r>
+      <w:r>
+        <w:rPr>
+          <w:rFonts w:ascii="맑은 고딕" w:hAnsi="맑은 고딕" w:eastAsia="맑은 고딕"/>
+          <w:sz w:val="21"/>
+        </w:rPr>
+        <w:t xml:space="preserve">도 남는다.</w:t>
       </w:r>
     </w:p>
     <w:p>
@@ -9327,10 +14212,31 @@
       </w:pPr>
       <w:r>
         <w:rPr>
-          <w:rFonts w:ascii="맑은 고딕" w:hAnsi="맑은 고딕" w:eastAsia="맑은 고딕"/>
-          <w:sz w:val="21"/>
-        </w:rPr>
-        <w:t>`SHOW`와 `VALIDATE`가 같은 상황에서 다른 답을 낸 사례를 들고 그 이유를 설명하라.</w:t>
+          <w:rFonts w:ascii="Consolas" w:hAnsi="Consolas" w:eastAsia="맑은 고딕"/>
+          <w:sz w:val="21"/>
+        </w:rPr>
+        <w:t xml:space="preserve">SHOW</w:t>
+      </w:r>
+      <w:r>
+        <w:rPr>
+          <w:rFonts w:ascii="맑은 고딕" w:hAnsi="맑은 고딕" w:eastAsia="맑은 고딕"/>
+          <w:sz w:val="21"/>
+        </w:rPr>
+        <w:t xml:space="preserve">와 </w:t>
+      </w:r>
+      <w:r>
+        <w:rPr>
+          <w:rFonts w:ascii="Consolas" w:hAnsi="Consolas" w:eastAsia="맑은 고딕"/>
+          <w:sz w:val="21"/>
+        </w:rPr>
+        <w:t xml:space="preserve">VALIDATE</w:t>
+      </w:r>
+      <w:r>
+        <w:rPr>
+          <w:rFonts w:ascii="맑은 고딕" w:hAnsi="맑은 고딕" w:eastAsia="맑은 고딕"/>
+          <w:sz w:val="21"/>
+        </w:rPr>
+        <w:t xml:space="preserve">가 같은 상황에서 다른 답을 낸 사례를 들고 그 이유를 설명하라.</w:t>
       </w:r>
     </w:p>
     <w:p>
@@ -9339,10 +14245,31 @@
       </w:pPr>
       <w:r>
         <w:rPr>
-          <w:rFonts w:ascii="맑은 고딕" w:hAnsi="맑은 고딕" w:eastAsia="맑은 고딕"/>
-          <w:sz w:val="21"/>
-        </w:rPr>
-        <w:t>`VALIDATE DATABASE VERBOSE`의 `Future` 항목이 무엇을 계산하는지 설명하라.</w:t>
+          <w:rFonts w:ascii="Consolas" w:hAnsi="Consolas" w:eastAsia="맑은 고딕"/>
+          <w:sz w:val="21"/>
+        </w:rPr>
+        <w:t xml:space="preserve">VALIDATE DATABASE VERBOSE</w:t>
+      </w:r>
+      <w:r>
+        <w:rPr>
+          <w:rFonts w:ascii="맑은 고딕" w:hAnsi="맑은 고딕" w:eastAsia="맑은 고딕"/>
+          <w:sz w:val="21"/>
+        </w:rPr>
+        <w:t xml:space="preserve">의 </w:t>
+      </w:r>
+      <w:r>
+        <w:rPr>
+          <w:rFonts w:ascii="Consolas" w:hAnsi="Consolas" w:eastAsia="맑은 고딕"/>
+          <w:sz w:val="21"/>
+        </w:rPr>
+        <w:t xml:space="preserve">Future</w:t>
+      </w:r>
+      <w:r>
+        <w:rPr>
+          <w:rFonts w:ascii="맑은 고딕" w:hAnsi="맑은 고딕" w:eastAsia="맑은 고딕"/>
+          <w:sz w:val="21"/>
+        </w:rPr>
+        <w:t xml:space="preserve"> 항목이 무엇을 계산하는지 설명하라.</w:t>
       </w:r>
     </w:p>
     <w:p>
@@ -9351,10 +14278,31 @@
       </w:pPr>
       <w:r>
         <w:rPr>
-          <w:rFonts w:ascii="맑은 고딕" w:hAnsi="맑은 고딕" w:eastAsia="맑은 고딕"/>
-          <w:sz w:val="21"/>
-        </w:rPr>
-        <w:t>`SendQEntries`와 `RecvQEntries`의 조합으로 어떤 진단이 가능한지 표로 정리하라.</w:t>
+          <w:rFonts w:ascii="Consolas" w:hAnsi="Consolas" w:eastAsia="맑은 고딕"/>
+          <w:sz w:val="21"/>
+        </w:rPr>
+        <w:t xml:space="preserve">SendQEntries</w:t>
+      </w:r>
+      <w:r>
+        <w:rPr>
+          <w:rFonts w:ascii="맑은 고딕" w:hAnsi="맑은 고딕" w:eastAsia="맑은 고딕"/>
+          <w:sz w:val="21"/>
+        </w:rPr>
+        <w:t xml:space="preserve">와 </w:t>
+      </w:r>
+      <w:r>
+        <w:rPr>
+          <w:rFonts w:ascii="Consolas" w:hAnsi="Consolas" w:eastAsia="맑은 고딕"/>
+          <w:sz w:val="21"/>
+        </w:rPr>
+        <w:t xml:space="preserve">RecvQEntries</w:t>
+      </w:r>
+      <w:r>
+        <w:rPr>
+          <w:rFonts w:ascii="맑은 고딕" w:hAnsi="맑은 고딕" w:eastAsia="맑은 고딕"/>
+          <w:sz w:val="21"/>
+        </w:rPr>
+        <w:t xml:space="preserve">의 조합으로 어떤 진단이 가능한지 표로 정리하라.</w:t>
       </w:r>
     </w:p>
     <w:p>
@@ -9363,10 +14311,17 @@
       </w:pPr>
       <w:r>
         <w:rPr>
-          <w:rFonts w:ascii="맑은 고딕" w:hAnsi="맑은 고딕" w:eastAsia="맑은 고딕"/>
-          <w:sz w:val="21"/>
-        </w:rPr>
-        <w:t>`DelayMins`를 쓸 때의 대가를 세 가지 들라.</w:t>
+          <w:rFonts w:ascii="Consolas" w:hAnsi="Consolas" w:eastAsia="맑은 고딕"/>
+          <w:sz w:val="21"/>
+        </w:rPr>
+        <w:t xml:space="preserve">DelayMins</w:t>
+      </w:r>
+      <w:r>
+        <w:rPr>
+          <w:rFonts w:ascii="맑은 고딕" w:hAnsi="맑은 고딕" w:eastAsia="맑은 고딕"/>
+          <w:sz w:val="21"/>
+        </w:rPr>
+        <w:t xml:space="preserve">를 쓸 때의 대가를 세 가지 들라.</w:t>
       </w:r>
     </w:p>
     <w:p>
@@ -9411,10 +14366,31 @@
       </w:pPr>
       <w:r>
         <w:rPr>
-          <w:rFonts w:ascii="맑은 고딕" w:hAnsi="맑은 고딕" w:eastAsia="맑은 고딕"/>
-          <w:sz w:val="21"/>
-        </w:rPr>
-        <w:t>`VALIDATE DATABASE`가 `Yes`인데도 전환이 실패할 수 있는 경우를 실측으로 설명하라.</w:t>
+          <w:rFonts w:ascii="Consolas" w:hAnsi="Consolas" w:eastAsia="맑은 고딕"/>
+          <w:sz w:val="21"/>
+        </w:rPr>
+        <w:t xml:space="preserve">VALIDATE DATABASE</w:t>
+      </w:r>
+      <w:r>
+        <w:rPr>
+          <w:rFonts w:ascii="맑은 고딕" w:hAnsi="맑은 고딕" w:eastAsia="맑은 고딕"/>
+          <w:sz w:val="21"/>
+        </w:rPr>
+        <w:t xml:space="preserve">가 </w:t>
+      </w:r>
+      <w:r>
+        <w:rPr>
+          <w:rFonts w:ascii="Consolas" w:hAnsi="Consolas" w:eastAsia="맑은 고딕"/>
+          <w:sz w:val="21"/>
+        </w:rPr>
+        <w:t xml:space="preserve">Yes</w:t>
+      </w:r>
+      <w:r>
+        <w:rPr>
+          <w:rFonts w:ascii="맑은 고딕" w:hAnsi="맑은 고딕" w:eastAsia="맑은 고딕"/>
+          <w:sz w:val="21"/>
+        </w:rPr>
+        <w:t xml:space="preserve">인데도 전환이 실패할 수 있는 경우를 실측으로 설명하라.</w:t>
       </w:r>
     </w:p>
     <w:p>
@@ -9423,10 +14399,17 @@
       </w:pPr>
       <w:r>
         <w:rPr>
-          <w:rFonts w:ascii="맑은 고딕" w:hAnsi="맑은 고딕" w:eastAsia="맑은 고딕"/>
-          <w:sz w:val="21"/>
-        </w:rPr>
-        <w:t>`drc&lt;이름&gt;.log`에서만 얻을 수 있는 정보를 세 가지 들라.</w:t>
+          <w:rFonts w:ascii="Consolas" w:hAnsi="Consolas" w:eastAsia="맑은 고딕"/>
+          <w:sz w:val="21"/>
+        </w:rPr>
+        <w:t xml:space="preserve">drc&lt;이름&gt;.log</w:t>
+      </w:r>
+      <w:r>
+        <w:rPr>
+          <w:rFonts w:ascii="맑은 고딕" w:hAnsi="맑은 고딕" w:eastAsia="맑은 고딕"/>
+          <w:sz w:val="21"/>
+        </w:rPr>
+        <w:t xml:space="preserve">에서만 얻을 수 있는 정보를 세 가지 들라.</w:t>
       </w:r>
     </w:p>
     <w:p>
@@ -9458,7 +14441,21 @@
           <w:rFonts w:ascii="맑은 고딕" w:hAnsi="맑은 고딕" w:eastAsia="맑은 고딕"/>
           <w:sz w:val="21"/>
         </w:rPr>
-        <w:t>실습 03 — 모니터링 속성 / 실습 04 — 지연과 임계값: 큐·대기 이벤트를 읽고 `DelayMins`로 경고를 관찰한다.</w:t>
+        <w:t xml:space="preserve">실습 03 — 모니터링 속성 / 실습 04 — 지연과 임계값: 큐·대기 이벤트를 읽고 </w:t>
+      </w:r>
+      <w:r>
+        <w:rPr>
+          <w:rFonts w:ascii="Consolas" w:hAnsi="Consolas" w:eastAsia="맑은 고딕"/>
+          <w:sz w:val="21"/>
+        </w:rPr>
+        <w:t xml:space="preserve">DelayMins</w:t>
+      </w:r>
+      <w:r>
+        <w:rPr>
+          <w:rFonts w:ascii="맑은 고딕" w:hAnsi="맑은 고딕" w:eastAsia="맑은 고딕"/>
+          <w:sz w:val="21"/>
+        </w:rPr>
+        <w:t xml:space="preserve">로 경고를 관찰한다.</w:t>
       </w:r>
     </w:p>
     <w:p>
@@ -9506,7 +14503,21 @@
           <w:rFonts w:ascii="맑은 고딕" w:hAnsi="맑은 고딕" w:eastAsia="맑은 고딕"/>
           <w:sz w:val="21"/>
         </w:rPr>
-        <w:t>실습 09 — Broker 로그 판독: `drc&lt;이름&gt;.log`에서 명령 이력과 구성 수준 오류를 읽는다.</w:t>
+        <w:t xml:space="preserve">실습 09 — Broker 로그 판독: </w:t>
+      </w:r>
+      <w:r>
+        <w:rPr>
+          <w:rFonts w:ascii="Consolas" w:hAnsi="Consolas" w:eastAsia="맑은 고딕"/>
+          <w:sz w:val="21"/>
+        </w:rPr>
+        <w:t xml:space="preserve">drc&lt;이름&gt;.log</w:t>
+      </w:r>
+      <w:r>
+        <w:rPr>
+          <w:rFonts w:ascii="맑은 고딕" w:hAnsi="맑은 고딕" w:eastAsia="맑은 고딕"/>
+          <w:sz w:val="21"/>
+        </w:rPr>
+        <w:t xml:space="preserve">에서 명령 이력과 구성 수준 오류를 읽는다.</w:t>
       </w:r>
     </w:p>
     <w:p>
@@ -9515,10 +14526,41 @@
           <w:rFonts w:ascii="맑은 고딕" w:hAnsi="맑은 고딕" w:eastAsia="맑은 고딕"/>
           <w:sz w:val="21"/>
         </w:rPr>
-        <w:t>실습 07은 자동 전환을 **켜기만 하고 실제로 전환하지는 않는다.** 실제 전환은 16장 실습 08에서 관측자를 띄워 다룬다. 실습 마지막에 반드시 `DISABLE FAST_START FAILOVER`로 정리한다.</w:t>
+        <w:t xml:space="preserve">실습 07은 자동 전환을 </w:t>
+      </w:r>
+      <w:r>
+        <w:rPr>
+          <w:rFonts w:ascii="맑은 고딕" w:hAnsi="맑은 고딕" w:eastAsia="맑은 고딕"/>
+          <w:b/>
+          <w:sz w:val="21"/>
+        </w:rPr>
+        <w:t xml:space="preserve">켜기만 하고 실제로 전환하지는 않는다.</w:t>
+      </w:r>
+      <w:r>
+        <w:rPr>
+          <w:rFonts w:ascii="맑은 고딕" w:hAnsi="맑은 고딕" w:eastAsia="맑은 고딕"/>
+          <w:sz w:val="21"/>
+        </w:rPr>
+        <w:t xml:space="preserve"> 실제 전환은 16장 실습 08에서 관측자를 띄워 다룬다. 실습 마지막에 반드시 </w:t>
+      </w:r>
+      <w:r>
+        <w:rPr>
+          <w:rFonts w:ascii="Consolas" w:hAnsi="Consolas" w:eastAsia="맑은 고딕"/>
+          <w:sz w:val="21"/>
+        </w:rPr>
+        <w:t xml:space="preserve">DISABLE FAST_START FAILOVER</w:t>
+      </w:r>
+      <w:r>
+        <w:rPr>
+          <w:rFonts w:ascii="맑은 고딕" w:hAnsi="맑은 고딕" w:eastAsia="맑은 고딕"/>
+          <w:sz w:val="21"/>
+        </w:rPr>
+        <w:t xml:space="preserve">로 정리한다.</w:t>
       </w:r>
     </w:p>
     <w:sectPr>
+      <w:headerReference w:type="default" r:id="rId9"/>
+      <w:footerReference w:type="default" r:id="rId10"/>
       <w:pgSz w:w="12240" w:h="15840"/>
       <w:pgMar w:top="1440" w:right="1800" w:bottom="1440" w:left="1800" w:header="720" w:footer="720" w:gutter="0"/>
       <w:cols w:space="720"/>
@@ -9526,6 +14568,26 @@
     </w:sectPr>
   </w:body>
 </w:document>
+</file>
+
+<file path=word/footer1.xml><?xml version="1.0" encoding="utf-8"?>
+<w:ftr xmlns:m="http://schemas.openxmlformats.org/officeDocument/2006/math" xmlns:mc="http://schemas.openxmlformats.org/markup-compatibility/2006" xmlns:mo="http://schemas.microsoft.com/office/mac/office/2008/main" xmlns:mv="urn:schemas-microsoft-com:mac:vml" xmlns:o="urn:schemas-microsoft-com:office:office" xmlns:r="http://schemas.openxmlformats.org/officeDocument/2006/relationships" xmlns:v="urn:schemas-microsoft-com:vml" xmlns:w10="urn:schemas-microsoft-com:office:word" xmlns:w14="http://schemas.microsoft.com/office/word/2010/wordml" xmlns:w="http://schemas.openxmlformats.org/wordprocessingml/2006/main" xmlns:wne="http://schemas.microsoft.com/office/word/2006/wordml" xmlns:wp14="http://schemas.microsoft.com/office/word/2010/wordprocessingDrawing" xmlns:wp="http://schemas.openxmlformats.org/drawingml/2006/wordprocessingDrawing" xmlns:wpc="http://schemas.microsoft.com/office/word/2010/wordprocessingCanvas" xmlns:wpg="http://schemas.microsoft.com/office/word/2010/wordprocessingGroup" xmlns:wpi="http://schemas.microsoft.com/office/word/2010/wordprocessingInk" xmlns:wps="http://schemas.microsoft.com/office/word/2010/wordprocessingShape" mc:Ignorable="w14 wp14">
+  <w:p>
+    <w:pPr>
+      <w:pStyle w:val="Footer"/>
+    </w:pPr>
+  </w:p>
+</w:ftr>
+</file>
+
+<file path=word/header1.xml><?xml version="1.0" encoding="utf-8"?>
+<w:hdr xmlns:m="http://schemas.openxmlformats.org/officeDocument/2006/math" xmlns:mc="http://schemas.openxmlformats.org/markup-compatibility/2006" xmlns:mo="http://schemas.microsoft.com/office/mac/office/2008/main" xmlns:mv="urn:schemas-microsoft-com:mac:vml" xmlns:o="urn:schemas-microsoft-com:office:office" xmlns:r="http://schemas.openxmlformats.org/officeDocument/2006/relationships" xmlns:v="urn:schemas-microsoft-com:vml" xmlns:w10="urn:schemas-microsoft-com:office:word" xmlns:w14="http://schemas.microsoft.com/office/word/2010/wordml" xmlns:w="http://schemas.openxmlformats.org/wordprocessingml/2006/main" xmlns:wne="http://schemas.microsoft.com/office/word/2006/wordml" xmlns:wp14="http://schemas.microsoft.com/office/word/2010/wordprocessingDrawing" xmlns:wp="http://schemas.openxmlformats.org/drawingml/2006/wordprocessingDrawing" xmlns:wpc="http://schemas.microsoft.com/office/word/2010/wordprocessingCanvas" xmlns:wpg="http://schemas.microsoft.com/office/word/2010/wordprocessingGroup" xmlns:wpi="http://schemas.microsoft.com/office/word/2010/wordprocessingInk" xmlns:wps="http://schemas.microsoft.com/office/word/2010/wordprocessingShape" mc:Ignorable="w14 wp14">
+  <w:p>
+    <w:pPr>
+      <w:pStyle w:val="Header"/>
+    </w:pPr>
+  </w:p>
+</w:hdr>
 </file>
 
 <file path=word/numbering.xml><?xml version="1.0" encoding="utf-8"?>
